--- a/guide-coelia.docx
+++ b/guide-coelia.docx
@@ -5251,7 +5251,13 @@
       </w:r>
       <w:proofErr w:type="spellEnd"/>
       <w:r>
-        <w:t xml:space="preserve">, on travaille habituellement en investigation collective, c’est-à-dire à partir de questions complexes auxquelles le groupe n’a pas de réponse d’entrée de jeu. Cette notion de complexité est importante pour que le démarche prenne forme; une complexité qu’on adapte bien sûr au niveau des apprenants. </w:t>
+        <w:t>, on travaille habituellement en investigation collective, c’est-à-dire à partir de questions complexes auxquelles le groupe n’a pas de réponse d’entrée de jeu. Cette notion de complexité est importante pour que l</w:t>
+      </w:r>
+      <w:r>
+        <w:t>a</w:t>
+      </w:r>
+      <w:r>
+        <w:t xml:space="preserve"> démarche prenne forme; une complexité qu’on adapte bien sûr au niveau des apprenants. </w:t>
       </w:r>
     </w:p>
     <w:p>
@@ -5669,7 +5675,13 @@
         <w:t>lors de</w:t>
       </w:r>
       <w:r>
-        <w:t xml:space="preserve"> la communauté.</w:t>
+        <w:t xml:space="preserve"> la</w:t>
+      </w:r>
+      <w:r>
+        <w:t xml:space="preserve"> création de la</w:t>
+      </w:r>
+      <w:r>
+        <w:t xml:space="preserve"> communauté.</w:t>
       </w:r>
       <w:r>
         <w:t xml:space="preserve"> Le </w:t>
@@ -9859,7 +9871,10 @@
               <w:jc w:val="both"/>
             </w:pPr>
             <w:r>
-              <w:t>Élément distinctif : pico orange</w:t>
+              <w:t xml:space="preserve">Élément distinctif : pico </w:t>
+            </w:r>
+            <w:r>
+              <w:t>rouge</w:t>
             </w:r>
           </w:p>
         </w:tc>
@@ -10340,7 +10355,7 @@
           <w:noProof/>
         </w:rPr>
         <w:drawing>
-          <wp:inline distT="0" distB="0" distL="0" distR="0" wp14:anchorId="6A61E719" wp14:editId="252BD771">
+          <wp:inline distT="0" distB="0" distL="0" distR="0" wp14:anchorId="6A61E719" wp14:editId="0B1DA60B">
             <wp:extent cx="4431323" cy="5024218"/>
             <wp:effectExtent l="0" t="0" r="1270" b="5080"/>
             <wp:docPr id="137320496" name="Image 17"/>
@@ -10750,7 +10765,13 @@
         <w:jc w:val="both"/>
       </w:pPr>
       <w:r>
-        <w:t>L’annotation permet de laisser un commentaire plus personnel à l’intérieur de la contribution d’un membre de la communauté. Il peut s’agir d’un mot d’encouragement, de la manifestation d’un accord ou de tout autre commentaire qui ne contribue pas directement à l’approfondissement de la démarche d’investigation. L’annotation n’apparait pas sur la toile mais elle peut être lue par tout membre de la communauté ou ouvrant la contribution dans laquelle elle a été mise.</w:t>
+        <w:t xml:space="preserve">L’annotation permet de laisser un commentaire plus personnel à l’intérieur de la contribution d’un membre de la communauté. Il peut s’agir d’un mot d’encouragement, de la manifestation d’un accord ou de tout autre commentaire qui ne contribue pas directement à l’approfondissement de la démarche d’investigation. L’annotation n’apparait pas sur la toile mais elle peut être lue par tout membre de la communauté </w:t>
+      </w:r>
+      <w:r>
+        <w:t>en</w:t>
+      </w:r>
+      <w:r>
+        <w:t xml:space="preserve"> ouvrant la contribution dans laquelle elle a été mise.</w:t>
       </w:r>
     </w:p>
     <w:p>
@@ -10857,7 +10878,7 @@
           <w:noProof/>
         </w:rPr>
         <w:drawing>
-          <wp:inline distT="0" distB="0" distL="0" distR="0" wp14:anchorId="1FAB69A7" wp14:editId="56EB8A77">
+          <wp:inline distT="0" distB="0" distL="0" distR="0" wp14:anchorId="1FAB69A7" wp14:editId="2076DD89">
             <wp:extent cx="3132306" cy="1841185"/>
             <wp:effectExtent l="0" t="0" r="5080" b="635"/>
             <wp:docPr id="1199503458" name="Image 1"/>
@@ -15495,6 +15516,7 @@
               <w:jc w:val="both"/>
             </w:pPr>
             <w:r>
+              <w:lastRenderedPageBreak/>
               <w:t>Langue / version de l’interface</w:t>
             </w:r>
           </w:p>
@@ -16123,7 +16145,7 @@
           <w:noProof/>
         </w:rPr>
         <w:drawing>
-          <wp:inline distT="0" distB="0" distL="0" distR="0" wp14:anchorId="474FC2BC" wp14:editId="06CB9B3F">
+          <wp:inline distT="0" distB="0" distL="0" distR="0" wp14:anchorId="474FC2BC" wp14:editId="40F56029">
             <wp:extent cx="253283" cy="226337"/>
             <wp:effectExtent l="0" t="0" r="1270" b="2540"/>
             <wp:docPr id="1406448464" name="Image 10"/>
@@ -16504,31 +16526,7 @@
         <w:jc w:val="both"/>
       </w:pPr>
       <w:r>
-        <w:t>Il est aussi possible de recevoir un résumé des activités d’une communauté par</w:t>
-      </w:r>
-      <w:r>
-        <w:t xml:space="preserve"> </w:t>
-      </w:r>
-      <w:r>
-        <w:t>courriel. Trois fréquences</w:t>
-      </w:r>
-      <w:r>
-        <w:t xml:space="preserve"> </w:t>
-      </w:r>
-      <w:r>
-        <w:t>sont possibles (chaque jour, tous les deux jours ou tous les</w:t>
-      </w:r>
-      <w:r>
-        <w:t xml:space="preserve"> </w:t>
-      </w:r>
-      <w:r>
-        <w:t>cinq jours). Il est aussi possible d’indiquer une</w:t>
-      </w:r>
-      <w:r>
-        <w:t xml:space="preserve"> </w:t>
-      </w:r>
-      <w:r>
-        <w:t>date de fin de notification.</w:t>
+        <w:t>Il est aussi possible de recevoir un résumé des activités d’une communauté par courriel. Trois fréquences sont possibles (chaque jour, tous les deux jours ou tous les cinq jours). Il est aussi possible d’indiquer une date de fin de notification.</w:t>
       </w:r>
     </w:p>
     <w:p>

--- a/guide-coelia.docx
+++ b/guide-coelia.docx
@@ -10355,7 +10355,7 @@
           <w:noProof/>
         </w:rPr>
         <w:drawing>
-          <wp:inline distT="0" distB="0" distL="0" distR="0" wp14:anchorId="6A61E719" wp14:editId="0B1DA60B">
+          <wp:inline distT="0" distB="0" distL="0" distR="0" wp14:anchorId="6A61E719" wp14:editId="371E4089">
             <wp:extent cx="4431323" cy="5024218"/>
             <wp:effectExtent l="0" t="0" r="1270" b="5080"/>
             <wp:docPr id="137320496" name="Image 17"/>
@@ -10878,7 +10878,7 @@
           <w:noProof/>
         </w:rPr>
         <w:drawing>
-          <wp:inline distT="0" distB="0" distL="0" distR="0" wp14:anchorId="1FAB69A7" wp14:editId="2076DD89">
+          <wp:inline distT="0" distB="0" distL="0" distR="0" wp14:anchorId="1FAB69A7" wp14:editId="6FB969D7">
             <wp:extent cx="3132306" cy="1841185"/>
             <wp:effectExtent l="0" t="0" r="5080" b="635"/>
             <wp:docPr id="1199503458" name="Image 1"/>
@@ -15535,6 +15535,37 @@
           </w:p>
         </w:tc>
       </w:tr>
+      <w:tr>
+        <w:tc>
+          <w:tcPr>
+            <w:tcW w:w="4315" w:type="dxa"/>
+          </w:tcPr>
+          <w:p>
+            <w:pPr>
+              <w:jc w:val="both"/>
+            </w:pPr>
+            <w:r>
+              <w:t>Suppression de la communauté</w:t>
+            </w:r>
+          </w:p>
+        </w:tc>
+        <w:tc>
+          <w:tcPr>
+            <w:tcW w:w="4315" w:type="dxa"/>
+          </w:tcPr>
+          <w:p>
+            <w:pPr>
+              <w:jc w:val="both"/>
+            </w:pPr>
+            <w:r>
+              <w:t>Cette option permet de définir une date à laquelle les données de la communauté seront supprimées. Elle peut être utilisée, par exemple, pour répondre à certaines exigences de conservation des données dans un contexte de recherche</w:t>
+            </w:r>
+            <w:r>
+              <w:t xml:space="preserve"> avec des êtres humains.</w:t>
+            </w:r>
+          </w:p>
+        </w:tc>
+      </w:tr>
     </w:tbl>
     <w:p>
       <w:pPr>
@@ -16145,7 +16176,7 @@
           <w:noProof/>
         </w:rPr>
         <w:drawing>
-          <wp:inline distT="0" distB="0" distL="0" distR="0" wp14:anchorId="474FC2BC" wp14:editId="40F56029">
+          <wp:inline distT="0" distB="0" distL="0" distR="0" wp14:anchorId="474FC2BC" wp14:editId="7C1FEC4E">
             <wp:extent cx="253283" cy="226337"/>
             <wp:effectExtent l="0" t="0" r="1270" b="2540"/>
             <wp:docPr id="1406448464" name="Image 10"/>

--- a/guide-coelia.docx
+++ b/guide-coelia.docx
@@ -274,7 +274,7 @@
       <w:r>
         <w:fldChar w:fldCharType="separate"/>
       </w:r>
-      <w:hyperlink w:anchor="_Toc243030457" w:history="1">
+      <w:hyperlink w:anchor="_Toc244153091" w:history="1">
         <w:r>
           <w:rPr>
             <w:rStyle w:val="Hyperlien"/>
@@ -320,7 +320,7 @@
             <w:noProof/>
             <w:webHidden/>
           </w:rPr>
-          <w:instrText xml:space="preserve"> PAGEREF _Toc243030457 \h </w:instrText>
+          <w:instrText xml:space="preserve"> PAGEREF _Toc244153091 \h </w:instrText>
         </w:r>
         <w:r>
           <w:rPr>
@@ -367,7 +367,7 @@
           <w:lang w:eastAsia="fr-CA"/>
         </w:rPr>
       </w:pPr>
-      <w:hyperlink w:anchor="_Toc243030458" w:history="1">
+      <w:hyperlink w:anchor="_Toc244153092" w:history="1">
         <w:r>
           <w:rPr>
             <w:rStyle w:val="Hyperlien"/>
@@ -394,7 +394,7 @@
             <w:noProof/>
             <w:webHidden/>
           </w:rPr>
-          <w:instrText xml:space="preserve"> PAGEREF _Toc243030458 \h </w:instrText>
+          <w:instrText xml:space="preserve"> PAGEREF _Toc244153092 \h </w:instrText>
         </w:r>
         <w:r>
           <w:rPr>
@@ -441,7 +441,7 @@
           <w:lang w:eastAsia="fr-CA"/>
         </w:rPr>
       </w:pPr>
-      <w:hyperlink w:anchor="_Toc243030459" w:history="1">
+      <w:hyperlink w:anchor="_Toc244153093" w:history="1">
         <w:r>
           <w:rPr>
             <w:rStyle w:val="Hyperlien"/>
@@ -468,7 +468,7 @@
             <w:noProof/>
             <w:webHidden/>
           </w:rPr>
-          <w:instrText xml:space="preserve"> PAGEREF _Toc243030459 \h </w:instrText>
+          <w:instrText xml:space="preserve"> PAGEREF _Toc244153093 \h </w:instrText>
         </w:r>
         <w:r>
           <w:rPr>
@@ -515,7 +515,7 @@
           <w:lang w:eastAsia="fr-CA"/>
         </w:rPr>
       </w:pPr>
-      <w:hyperlink w:anchor="_Toc243030460" w:history="1">
+      <w:hyperlink w:anchor="_Toc244153094" w:history="1">
         <w:r>
           <w:rPr>
             <w:rStyle w:val="Hyperlien"/>
@@ -542,7 +542,7 @@
             <w:noProof/>
             <w:webHidden/>
           </w:rPr>
-          <w:instrText xml:space="preserve"> PAGEREF _Toc243030460 \h </w:instrText>
+          <w:instrText xml:space="preserve"> PAGEREF _Toc244153094 \h </w:instrText>
         </w:r>
         <w:r>
           <w:rPr>
@@ -589,7 +589,7 @@
           <w:lang w:eastAsia="fr-CA"/>
         </w:rPr>
       </w:pPr>
-      <w:hyperlink w:anchor="_Toc243030461" w:history="1">
+      <w:hyperlink w:anchor="_Toc244153095" w:history="1">
         <w:r>
           <w:rPr>
             <w:rStyle w:val="Hyperlien"/>
@@ -616,7 +616,7 @@
             <w:noProof/>
             <w:webHidden/>
           </w:rPr>
-          <w:instrText xml:space="preserve"> PAGEREF _Toc243030461 \h </w:instrText>
+          <w:instrText xml:space="preserve"> PAGEREF _Toc244153095 \h </w:instrText>
         </w:r>
         <w:r>
           <w:rPr>
@@ -663,7 +663,7 @@
           <w:lang w:eastAsia="fr-CA"/>
         </w:rPr>
       </w:pPr>
-      <w:hyperlink w:anchor="_Toc243030462" w:history="1">
+      <w:hyperlink w:anchor="_Toc244153096" w:history="1">
         <w:r>
           <w:rPr>
             <w:rStyle w:val="Hyperlien"/>
@@ -690,7 +690,7 @@
             <w:noProof/>
             <w:webHidden/>
           </w:rPr>
-          <w:instrText xml:space="preserve"> PAGEREF _Toc243030462 \h </w:instrText>
+          <w:instrText xml:space="preserve"> PAGEREF _Toc244153096 \h </w:instrText>
         </w:r>
         <w:r>
           <w:rPr>
@@ -738,7 +738,7 @@
           <w:lang w:eastAsia="fr-CA"/>
         </w:rPr>
       </w:pPr>
-      <w:hyperlink w:anchor="_Toc243030463" w:history="1">
+      <w:hyperlink w:anchor="_Toc244153097" w:history="1">
         <w:r>
           <w:rPr>
             <w:rStyle w:val="Hyperlien"/>
@@ -784,7 +784,7 @@
             <w:noProof/>
             <w:webHidden/>
           </w:rPr>
-          <w:instrText xml:space="preserve"> PAGEREF _Toc243030463 \h </w:instrText>
+          <w:instrText xml:space="preserve"> PAGEREF _Toc244153097 \h </w:instrText>
         </w:r>
         <w:r>
           <w:rPr>
@@ -831,7 +831,7 @@
           <w:lang w:eastAsia="fr-CA"/>
         </w:rPr>
       </w:pPr>
-      <w:hyperlink w:anchor="_Toc243030464" w:history="1">
+      <w:hyperlink w:anchor="_Toc244153098" w:history="1">
         <w:r>
           <w:rPr>
             <w:rStyle w:val="Hyperlien"/>
@@ -858,7 +858,7 @@
             <w:noProof/>
             <w:webHidden/>
           </w:rPr>
-          <w:instrText xml:space="preserve"> PAGEREF _Toc243030464 \h </w:instrText>
+          <w:instrText xml:space="preserve"> PAGEREF _Toc244153098 \h </w:instrText>
         </w:r>
         <w:r>
           <w:rPr>
@@ -905,7 +905,7 @@
           <w:lang w:eastAsia="fr-CA"/>
         </w:rPr>
       </w:pPr>
-      <w:hyperlink w:anchor="_Toc243030465" w:history="1">
+      <w:hyperlink w:anchor="_Toc244153099" w:history="1">
         <w:r>
           <w:rPr>
             <w:rStyle w:val="Hyperlien"/>
@@ -932,7 +932,7 @@
             <w:noProof/>
             <w:webHidden/>
           </w:rPr>
-          <w:instrText xml:space="preserve"> PAGEREF _Toc243030465 \h </w:instrText>
+          <w:instrText xml:space="preserve"> PAGEREF _Toc244153099 \h </w:instrText>
         </w:r>
         <w:r>
           <w:rPr>
@@ -979,7 +979,7 @@
           <w:lang w:eastAsia="fr-CA"/>
         </w:rPr>
       </w:pPr>
-      <w:hyperlink w:anchor="_Toc243030466" w:history="1">
+      <w:hyperlink w:anchor="_Toc244153100" w:history="1">
         <w:r>
           <w:rPr>
             <w:rStyle w:val="Hyperlien"/>
@@ -1006,7 +1006,7 @@
             <w:noProof/>
             <w:webHidden/>
           </w:rPr>
-          <w:instrText xml:space="preserve"> PAGEREF _Toc243030466 \h </w:instrText>
+          <w:instrText xml:space="preserve"> PAGEREF _Toc244153100 \h </w:instrText>
         </w:r>
         <w:r>
           <w:rPr>
@@ -1053,7 +1053,7 @@
           <w:lang w:eastAsia="fr-CA"/>
         </w:rPr>
       </w:pPr>
-      <w:hyperlink w:anchor="_Toc243030467" w:history="1">
+      <w:hyperlink w:anchor="_Toc244153101" w:history="1">
         <w:r>
           <w:rPr>
             <w:rStyle w:val="Hyperlien"/>
@@ -1080,7 +1080,7 @@
             <w:noProof/>
             <w:webHidden/>
           </w:rPr>
-          <w:instrText xml:space="preserve"> PAGEREF _Toc243030467 \h </w:instrText>
+          <w:instrText xml:space="preserve"> PAGEREF _Toc244153101 \h </w:instrText>
         </w:r>
         <w:r>
           <w:rPr>
@@ -1127,7 +1127,7 @@
           <w:lang w:eastAsia="fr-CA"/>
         </w:rPr>
       </w:pPr>
-      <w:hyperlink w:anchor="_Toc243030468" w:history="1">
+      <w:hyperlink w:anchor="_Toc244153102" w:history="1">
         <w:r>
           <w:rPr>
             <w:rStyle w:val="Hyperlien"/>
@@ -1154,7 +1154,7 @@
             <w:noProof/>
             <w:webHidden/>
           </w:rPr>
-          <w:instrText xml:space="preserve"> PAGEREF _Toc243030468 \h </w:instrText>
+          <w:instrText xml:space="preserve"> PAGEREF _Toc244153102 \h </w:instrText>
         </w:r>
         <w:r>
           <w:rPr>
@@ -1202,7 +1202,7 @@
           <w:lang w:eastAsia="fr-CA"/>
         </w:rPr>
       </w:pPr>
-      <w:hyperlink w:anchor="_Toc243030469" w:history="1">
+      <w:hyperlink w:anchor="_Toc244153103" w:history="1">
         <w:r>
           <w:rPr>
             <w:rStyle w:val="Hyperlien"/>
@@ -1248,7 +1248,7 @@
             <w:noProof/>
             <w:webHidden/>
           </w:rPr>
-          <w:instrText xml:space="preserve"> PAGEREF _Toc243030469 \h </w:instrText>
+          <w:instrText xml:space="preserve"> PAGEREF _Toc244153103 \h </w:instrText>
         </w:r>
         <w:r>
           <w:rPr>
@@ -1295,7 +1295,7 @@
           <w:lang w:eastAsia="fr-CA"/>
         </w:rPr>
       </w:pPr>
-      <w:hyperlink w:anchor="_Toc243030470" w:history="1">
+      <w:hyperlink w:anchor="_Toc244153104" w:history="1">
         <w:r>
           <w:rPr>
             <w:rStyle w:val="Hyperlien"/>
@@ -1322,7 +1322,7 @@
             <w:noProof/>
             <w:webHidden/>
           </w:rPr>
-          <w:instrText xml:space="preserve"> PAGEREF _Toc243030470 \h </w:instrText>
+          <w:instrText xml:space="preserve"> PAGEREF _Toc244153104 \h </w:instrText>
         </w:r>
         <w:r>
           <w:rPr>
@@ -1369,7 +1369,7 @@
           <w:lang w:eastAsia="fr-CA"/>
         </w:rPr>
       </w:pPr>
-      <w:hyperlink w:anchor="_Toc243030471" w:history="1">
+      <w:hyperlink w:anchor="_Toc244153105" w:history="1">
         <w:r>
           <w:rPr>
             <w:rStyle w:val="Hyperlien"/>
@@ -1396,7 +1396,7 @@
             <w:noProof/>
             <w:webHidden/>
           </w:rPr>
-          <w:instrText xml:space="preserve"> PAGEREF _Toc243030471 \h </w:instrText>
+          <w:instrText xml:space="preserve"> PAGEREF _Toc244153105 \h </w:instrText>
         </w:r>
         <w:r>
           <w:rPr>
@@ -1443,7 +1443,7 @@
           <w:lang w:eastAsia="fr-CA"/>
         </w:rPr>
       </w:pPr>
-      <w:hyperlink w:anchor="_Toc243030472" w:history="1">
+      <w:hyperlink w:anchor="_Toc244153106" w:history="1">
         <w:r>
           <w:rPr>
             <w:rStyle w:val="Hyperlien"/>
@@ -1470,7 +1470,7 @@
             <w:noProof/>
             <w:webHidden/>
           </w:rPr>
-          <w:instrText xml:space="preserve"> PAGEREF _Toc243030472 \h </w:instrText>
+          <w:instrText xml:space="preserve"> PAGEREF _Toc244153106 \h </w:instrText>
         </w:r>
         <w:r>
           <w:rPr>
@@ -1517,7 +1517,7 @@
           <w:lang w:eastAsia="fr-CA"/>
         </w:rPr>
       </w:pPr>
-      <w:hyperlink w:anchor="_Toc243030473" w:history="1">
+      <w:hyperlink w:anchor="_Toc244153107" w:history="1">
         <w:r>
           <w:rPr>
             <w:rStyle w:val="Hyperlien"/>
@@ -1544,7 +1544,7 @@
             <w:noProof/>
             <w:webHidden/>
           </w:rPr>
-          <w:instrText xml:space="preserve"> PAGEREF _Toc243030473 \h </w:instrText>
+          <w:instrText xml:space="preserve"> PAGEREF _Toc244153107 \h </w:instrText>
         </w:r>
         <w:r>
           <w:rPr>
@@ -1591,7 +1591,7 @@
           <w:lang w:eastAsia="fr-CA"/>
         </w:rPr>
       </w:pPr>
-      <w:hyperlink w:anchor="_Toc243030474" w:history="1">
+      <w:hyperlink w:anchor="_Toc244153108" w:history="1">
         <w:r>
           <w:rPr>
             <w:rStyle w:val="Hyperlien"/>
@@ -1618,7 +1618,7 @@
             <w:noProof/>
             <w:webHidden/>
           </w:rPr>
-          <w:instrText xml:space="preserve"> PAGEREF _Toc243030474 \h </w:instrText>
+          <w:instrText xml:space="preserve"> PAGEREF _Toc244153108 \h </w:instrText>
         </w:r>
         <w:r>
           <w:rPr>
@@ -1666,7 +1666,7 @@
           <w:lang w:eastAsia="fr-CA"/>
         </w:rPr>
       </w:pPr>
-      <w:hyperlink w:anchor="_Toc243030475" w:history="1">
+      <w:hyperlink w:anchor="_Toc244153109" w:history="1">
         <w:r>
           <w:rPr>
             <w:rStyle w:val="Hyperlien"/>
@@ -1712,7 +1712,7 @@
             <w:noProof/>
             <w:webHidden/>
           </w:rPr>
-          <w:instrText xml:space="preserve"> PAGEREF _Toc243030475 \h </w:instrText>
+          <w:instrText xml:space="preserve"> PAGEREF _Toc244153109 \h </w:instrText>
         </w:r>
         <w:r>
           <w:rPr>
@@ -1759,7 +1759,7 @@
           <w:lang w:eastAsia="fr-CA"/>
         </w:rPr>
       </w:pPr>
-      <w:hyperlink w:anchor="_Toc243030476" w:history="1">
+      <w:hyperlink w:anchor="_Toc244153110" w:history="1">
         <w:r>
           <w:rPr>
             <w:rStyle w:val="Hyperlien"/>
@@ -1786,7 +1786,7 @@
             <w:noProof/>
             <w:webHidden/>
           </w:rPr>
-          <w:instrText xml:space="preserve"> PAGEREF _Toc243030476 \h </w:instrText>
+          <w:instrText xml:space="preserve"> PAGEREF _Toc244153110 \h </w:instrText>
         </w:r>
         <w:r>
           <w:rPr>
@@ -1833,7 +1833,7 @@
           <w:lang w:eastAsia="fr-CA"/>
         </w:rPr>
       </w:pPr>
-      <w:hyperlink w:anchor="_Toc243030477" w:history="1">
+      <w:hyperlink w:anchor="_Toc244153111" w:history="1">
         <w:r>
           <w:rPr>
             <w:rStyle w:val="Hyperlien"/>
@@ -1860,7 +1860,7 @@
             <w:noProof/>
             <w:webHidden/>
           </w:rPr>
-          <w:instrText xml:space="preserve"> PAGEREF _Toc243030477 \h </w:instrText>
+          <w:instrText xml:space="preserve"> PAGEREF _Toc244153111 \h </w:instrText>
         </w:r>
         <w:r>
           <w:rPr>
@@ -1907,7 +1907,7 @@
           <w:lang w:eastAsia="fr-CA"/>
         </w:rPr>
       </w:pPr>
-      <w:hyperlink w:anchor="_Toc243030478" w:history="1">
+      <w:hyperlink w:anchor="_Toc244153112" w:history="1">
         <w:r>
           <w:rPr>
             <w:rStyle w:val="Hyperlien"/>
@@ -1934,7 +1934,7 @@
             <w:noProof/>
             <w:webHidden/>
           </w:rPr>
-          <w:instrText xml:space="preserve"> PAGEREF _Toc243030478 \h </w:instrText>
+          <w:instrText xml:space="preserve"> PAGEREF _Toc244153112 \h </w:instrText>
         </w:r>
         <w:r>
           <w:rPr>
@@ -1981,7 +1981,7 @@
           <w:lang w:eastAsia="fr-CA"/>
         </w:rPr>
       </w:pPr>
-      <w:hyperlink w:anchor="_Toc243030479" w:history="1">
+      <w:hyperlink w:anchor="_Toc244153113" w:history="1">
         <w:r>
           <w:rPr>
             <w:rStyle w:val="Hyperlien"/>
@@ -2008,7 +2008,7 @@
             <w:noProof/>
             <w:webHidden/>
           </w:rPr>
-          <w:instrText xml:space="preserve"> PAGEREF _Toc243030479 \h </w:instrText>
+          <w:instrText xml:space="preserve"> PAGEREF _Toc244153113 \h </w:instrText>
         </w:r>
         <w:r>
           <w:rPr>
@@ -2055,7 +2055,7 @@
           <w:lang w:eastAsia="fr-CA"/>
         </w:rPr>
       </w:pPr>
-      <w:hyperlink w:anchor="_Toc243030480" w:history="1">
+      <w:hyperlink w:anchor="_Toc244153114" w:history="1">
         <w:r>
           <w:rPr>
             <w:rStyle w:val="Hyperlien"/>
@@ -2082,7 +2082,7 @@
             <w:noProof/>
             <w:webHidden/>
           </w:rPr>
-          <w:instrText xml:space="preserve"> PAGEREF _Toc243030480 \h </w:instrText>
+          <w:instrText xml:space="preserve"> PAGEREF _Toc244153114 \h </w:instrText>
         </w:r>
         <w:r>
           <w:rPr>
@@ -2129,7 +2129,7 @@
           <w:lang w:eastAsia="fr-CA"/>
         </w:rPr>
       </w:pPr>
-      <w:hyperlink w:anchor="_Toc243030481" w:history="1">
+      <w:hyperlink w:anchor="_Toc244153115" w:history="1">
         <w:r>
           <w:rPr>
             <w:rStyle w:val="Hyperlien"/>
@@ -2156,7 +2156,7 @@
             <w:noProof/>
             <w:webHidden/>
           </w:rPr>
-          <w:instrText xml:space="preserve"> PAGEREF _Toc243030481 \h </w:instrText>
+          <w:instrText xml:space="preserve"> PAGEREF _Toc244153115 \h </w:instrText>
         </w:r>
         <w:r>
           <w:rPr>
@@ -2203,7 +2203,7 @@
           <w:lang w:eastAsia="fr-CA"/>
         </w:rPr>
       </w:pPr>
-      <w:hyperlink w:anchor="_Toc243030482" w:history="1">
+      <w:hyperlink w:anchor="_Toc244153116" w:history="1">
         <w:r>
           <w:rPr>
             <w:rStyle w:val="Hyperlien"/>
@@ -2230,7 +2230,7 @@
             <w:noProof/>
             <w:webHidden/>
           </w:rPr>
-          <w:instrText xml:space="preserve"> PAGEREF _Toc243030482 \h </w:instrText>
+          <w:instrText xml:space="preserve"> PAGEREF _Toc244153116 \h </w:instrText>
         </w:r>
         <w:r>
           <w:rPr>
@@ -2278,7 +2278,7 @@
           <w:lang w:eastAsia="fr-CA"/>
         </w:rPr>
       </w:pPr>
-      <w:hyperlink w:anchor="_Toc243030483" w:history="1">
+      <w:hyperlink w:anchor="_Toc244153117" w:history="1">
         <w:r>
           <w:rPr>
             <w:rStyle w:val="Hyperlien"/>
@@ -2324,7 +2324,7 @@
             <w:noProof/>
             <w:webHidden/>
           </w:rPr>
-          <w:instrText xml:space="preserve"> PAGEREF _Toc243030483 \h </w:instrText>
+          <w:instrText xml:space="preserve"> PAGEREF _Toc244153117 \h </w:instrText>
         </w:r>
         <w:r>
           <w:rPr>
@@ -2371,7 +2371,7 @@
           <w:lang w:eastAsia="fr-CA"/>
         </w:rPr>
       </w:pPr>
-      <w:hyperlink w:anchor="_Toc243030484" w:history="1">
+      <w:hyperlink w:anchor="_Toc244153118" w:history="1">
         <w:r>
           <w:rPr>
             <w:rStyle w:val="Hyperlien"/>
@@ -2398,7 +2398,7 @@
             <w:noProof/>
             <w:webHidden/>
           </w:rPr>
-          <w:instrText xml:space="preserve"> PAGEREF _Toc243030484 \h </w:instrText>
+          <w:instrText xml:space="preserve"> PAGEREF _Toc244153118 \h </w:instrText>
         </w:r>
         <w:r>
           <w:rPr>
@@ -2445,7 +2445,7 @@
           <w:lang w:eastAsia="fr-CA"/>
         </w:rPr>
       </w:pPr>
-      <w:hyperlink w:anchor="_Toc243030485" w:history="1">
+      <w:hyperlink w:anchor="_Toc244153119" w:history="1">
         <w:r>
           <w:rPr>
             <w:rStyle w:val="Hyperlien"/>
@@ -2472,7 +2472,7 @@
             <w:noProof/>
             <w:webHidden/>
           </w:rPr>
-          <w:instrText xml:space="preserve"> PAGEREF _Toc243030485 \h </w:instrText>
+          <w:instrText xml:space="preserve"> PAGEREF _Toc244153119 \h </w:instrText>
         </w:r>
         <w:r>
           <w:rPr>
@@ -2519,7 +2519,7 @@
           <w:lang w:eastAsia="fr-CA"/>
         </w:rPr>
       </w:pPr>
-      <w:hyperlink w:anchor="_Toc243030486" w:history="1">
+      <w:hyperlink w:anchor="_Toc244153120" w:history="1">
         <w:r>
           <w:rPr>
             <w:rStyle w:val="Hyperlien"/>
@@ -2546,7 +2546,7 @@
             <w:noProof/>
             <w:webHidden/>
           </w:rPr>
-          <w:instrText xml:space="preserve"> PAGEREF _Toc243030486 \h </w:instrText>
+          <w:instrText xml:space="preserve"> PAGEREF _Toc244153120 \h </w:instrText>
         </w:r>
         <w:r>
           <w:rPr>
@@ -2593,7 +2593,7 @@
           <w:lang w:eastAsia="fr-CA"/>
         </w:rPr>
       </w:pPr>
-      <w:hyperlink w:anchor="_Toc243030487" w:history="1">
+      <w:hyperlink w:anchor="_Toc244153121" w:history="1">
         <w:r>
           <w:rPr>
             <w:rStyle w:val="Hyperlien"/>
@@ -2620,7 +2620,7 @@
             <w:noProof/>
             <w:webHidden/>
           </w:rPr>
-          <w:instrText xml:space="preserve"> PAGEREF _Toc243030487 \h </w:instrText>
+          <w:instrText xml:space="preserve"> PAGEREF _Toc244153121 \h </w:instrText>
         </w:r>
         <w:r>
           <w:rPr>
@@ -2667,7 +2667,7 @@
           <w:lang w:eastAsia="fr-CA"/>
         </w:rPr>
       </w:pPr>
-      <w:hyperlink w:anchor="_Toc243030488" w:history="1">
+      <w:hyperlink w:anchor="_Toc244153122" w:history="1">
         <w:r>
           <w:rPr>
             <w:rStyle w:val="Hyperlien"/>
@@ -2694,7 +2694,7 @@
             <w:noProof/>
             <w:webHidden/>
           </w:rPr>
-          <w:instrText xml:space="preserve"> PAGEREF _Toc243030488 \h </w:instrText>
+          <w:instrText xml:space="preserve"> PAGEREF _Toc244153122 \h </w:instrText>
         </w:r>
         <w:r>
           <w:rPr>
@@ -2741,7 +2741,7 @@
           <w:lang w:eastAsia="fr-CA"/>
         </w:rPr>
       </w:pPr>
-      <w:hyperlink w:anchor="_Toc243030489" w:history="1">
+      <w:hyperlink w:anchor="_Toc244153123" w:history="1">
         <w:r>
           <w:rPr>
             <w:rStyle w:val="Hyperlien"/>
@@ -2768,7 +2768,7 @@
             <w:noProof/>
             <w:webHidden/>
           </w:rPr>
-          <w:instrText xml:space="preserve"> PAGEREF _Toc243030489 \h </w:instrText>
+          <w:instrText xml:space="preserve"> PAGEREF _Toc244153123 \h </w:instrText>
         </w:r>
         <w:r>
           <w:rPr>
@@ -2815,7 +2815,7 @@
           <w:lang w:eastAsia="fr-CA"/>
         </w:rPr>
       </w:pPr>
-      <w:hyperlink w:anchor="_Toc243030490" w:history="1">
+      <w:hyperlink w:anchor="_Toc244153124" w:history="1">
         <w:r>
           <w:rPr>
             <w:rStyle w:val="Hyperlien"/>
@@ -2842,7 +2842,7 @@
             <w:noProof/>
             <w:webHidden/>
           </w:rPr>
-          <w:instrText xml:space="preserve"> PAGEREF _Toc243030490 \h </w:instrText>
+          <w:instrText xml:space="preserve"> PAGEREF _Toc244153124 \h </w:instrText>
         </w:r>
         <w:r>
           <w:rPr>
@@ -2889,7 +2889,7 @@
           <w:lang w:eastAsia="fr-CA"/>
         </w:rPr>
       </w:pPr>
-      <w:hyperlink w:anchor="_Toc243030491" w:history="1">
+      <w:hyperlink w:anchor="_Toc244153125" w:history="1">
         <w:r>
           <w:rPr>
             <w:rStyle w:val="Hyperlien"/>
@@ -2916,7 +2916,7 @@
             <w:noProof/>
             <w:webHidden/>
           </w:rPr>
-          <w:instrText xml:space="preserve"> PAGEREF _Toc243030491 \h </w:instrText>
+          <w:instrText xml:space="preserve"> PAGEREF _Toc244153125 \h </w:instrText>
         </w:r>
         <w:r>
           <w:rPr>
@@ -2963,7 +2963,7 @@
           <w:lang w:eastAsia="fr-CA"/>
         </w:rPr>
       </w:pPr>
-      <w:hyperlink w:anchor="_Toc243030492" w:history="1">
+      <w:hyperlink w:anchor="_Toc244153126" w:history="1">
         <w:r>
           <w:rPr>
             <w:rStyle w:val="Hyperlien"/>
@@ -2990,7 +2990,7 @@
             <w:noProof/>
             <w:webHidden/>
           </w:rPr>
-          <w:instrText xml:space="preserve"> PAGEREF _Toc243030492 \h </w:instrText>
+          <w:instrText xml:space="preserve"> PAGEREF _Toc244153126 \h </w:instrText>
         </w:r>
         <w:r>
           <w:rPr>
@@ -3037,7 +3037,7 @@
           <w:lang w:eastAsia="fr-CA"/>
         </w:rPr>
       </w:pPr>
-      <w:hyperlink w:anchor="_Toc243030493" w:history="1">
+      <w:hyperlink w:anchor="_Toc244153127" w:history="1">
         <w:r>
           <w:rPr>
             <w:rStyle w:val="Hyperlien"/>
@@ -3064,7 +3064,7 @@
             <w:noProof/>
             <w:webHidden/>
           </w:rPr>
-          <w:instrText xml:space="preserve"> PAGEREF _Toc243030493 \h </w:instrText>
+          <w:instrText xml:space="preserve"> PAGEREF _Toc244153127 \h </w:instrText>
         </w:r>
         <w:r>
           <w:rPr>
@@ -3111,7 +3111,7 @@
           <w:lang w:eastAsia="fr-CA"/>
         </w:rPr>
       </w:pPr>
-      <w:hyperlink w:anchor="_Toc243030494" w:history="1">
+      <w:hyperlink w:anchor="_Toc244153128" w:history="1">
         <w:r>
           <w:rPr>
             <w:rStyle w:val="Hyperlien"/>
@@ -3138,7 +3138,7 @@
             <w:noProof/>
             <w:webHidden/>
           </w:rPr>
-          <w:instrText xml:space="preserve"> PAGEREF _Toc243030494 \h </w:instrText>
+          <w:instrText xml:space="preserve"> PAGEREF _Toc244153128 \h </w:instrText>
         </w:r>
         <w:r>
           <w:rPr>
@@ -3185,7 +3185,7 @@
           <w:lang w:eastAsia="fr-CA"/>
         </w:rPr>
       </w:pPr>
-      <w:hyperlink w:anchor="_Toc243030495" w:history="1">
+      <w:hyperlink w:anchor="_Toc244153129" w:history="1">
         <w:r>
           <w:rPr>
             <w:rStyle w:val="Hyperlien"/>
@@ -3212,7 +3212,7 @@
             <w:noProof/>
             <w:webHidden/>
           </w:rPr>
-          <w:instrText xml:space="preserve"> PAGEREF _Toc243030495 \h </w:instrText>
+          <w:instrText xml:space="preserve"> PAGEREF _Toc244153129 \h </w:instrText>
         </w:r>
         <w:r>
           <w:rPr>
@@ -3259,7 +3259,7 @@
           <w:lang w:eastAsia="fr-CA"/>
         </w:rPr>
       </w:pPr>
-      <w:hyperlink w:anchor="_Toc243030496" w:history="1">
+      <w:hyperlink w:anchor="_Toc244153130" w:history="1">
         <w:r>
           <w:rPr>
             <w:rStyle w:val="Hyperlien"/>
@@ -3286,7 +3286,81 @@
             <w:noProof/>
             <w:webHidden/>
           </w:rPr>
-          <w:instrText xml:space="preserve"> PAGEREF _Toc243030496 \h </w:instrText>
+          <w:instrText xml:space="preserve"> PAGEREF _Toc244153130 \h </w:instrText>
+        </w:r>
+        <w:r>
+          <w:rPr>
+            <w:noProof/>
+            <w:webHidden/>
+          </w:rPr>
+        </w:r>
+        <w:r>
+          <w:rPr>
+            <w:noProof/>
+            <w:webHidden/>
+          </w:rPr>
+          <w:fldChar w:fldCharType="separate"/>
+        </w:r>
+        <w:r>
+          <w:rPr>
+            <w:noProof/>
+            <w:webHidden/>
+          </w:rPr>
+          <w:t>31</w:t>
+        </w:r>
+        <w:r>
+          <w:rPr>
+            <w:noProof/>
+            <w:webHidden/>
+          </w:rPr>
+          <w:fldChar w:fldCharType="end"/>
+        </w:r>
+      </w:hyperlink>
+    </w:p>
+    <w:p>
+      <w:pPr>
+        <w:pStyle w:val="TM2"/>
+        <w:tabs>
+          <w:tab w:val="right" w:leader="underscore" w:pos="8630"/>
+        </w:tabs>
+        <w:rPr>
+          <w:rFonts w:eastAsiaTheme="minorEastAsia"/>
+          <w:b w:val="0"/>
+          <w:bCs w:val="0"/>
+          <w:noProof/>
+          <w:sz w:val="24"/>
+          <w:szCs w:val="24"/>
+          <w:lang w:eastAsia="fr-CA"/>
+        </w:rPr>
+      </w:pPr>
+      <w:hyperlink w:anchor="_Toc244153131" w:history="1">
+        <w:r>
+          <w:rPr>
+            <w:rStyle w:val="Hyperlien"/>
+            <w:noProof/>
+          </w:rPr>
+          <w:t>5.14 Lia Langue</w:t>
+        </w:r>
+        <w:r>
+          <w:rPr>
+            <w:noProof/>
+            <w:webHidden/>
+          </w:rPr>
+          <w:tab/>
+        </w:r>
+        <w:r>
+          <w:rPr>
+            <w:noProof/>
+            <w:webHidden/>
+          </w:rPr>
+          <w:fldChar w:fldCharType="begin"/>
+        </w:r>
+        <w:r>
+          <w:rPr>
+            <w:noProof/>
+            <w:webHidden/>
+          </w:rPr>
+          <w:instrText xml:space="preserve"> PAGEREF _Toc244153131 \h </w:instrText>
         </w:r>
         <w:r>
           <w:rPr>
@@ -3334,7 +3408,7 @@
           <w:lang w:eastAsia="fr-CA"/>
         </w:rPr>
       </w:pPr>
-      <w:hyperlink w:anchor="_Toc243030497" w:history="1">
+      <w:hyperlink w:anchor="_Toc244153132" w:history="1">
         <w:r>
           <w:rPr>
             <w:rStyle w:val="Hyperlien"/>
@@ -3380,7 +3454,7 @@
             <w:noProof/>
             <w:webHidden/>
           </w:rPr>
-          <w:instrText xml:space="preserve"> PAGEREF _Toc243030497 \h </w:instrText>
+          <w:instrText xml:space="preserve"> PAGEREF _Toc244153132 \h </w:instrText>
         </w:r>
         <w:r>
           <w:rPr>
@@ -3428,7 +3502,7 @@
           <w:lang w:eastAsia="fr-CA"/>
         </w:rPr>
       </w:pPr>
-      <w:hyperlink w:anchor="_Toc243030498" w:history="1">
+      <w:hyperlink w:anchor="_Toc244153133" w:history="1">
         <w:r>
           <w:rPr>
             <w:rStyle w:val="Hyperlien"/>
@@ -3474,7 +3548,7 @@
             <w:noProof/>
             <w:webHidden/>
           </w:rPr>
-          <w:instrText xml:space="preserve"> PAGEREF _Toc243030498 \h </w:instrText>
+          <w:instrText xml:space="preserve"> PAGEREF _Toc244153133 \h </w:instrText>
         </w:r>
         <w:r>
           <w:rPr>
@@ -3521,7 +3595,7 @@
           <w:lang w:eastAsia="fr-CA"/>
         </w:rPr>
       </w:pPr>
-      <w:hyperlink w:anchor="_Toc243030499" w:history="1">
+      <w:hyperlink w:anchor="_Toc244153134" w:history="1">
         <w:r>
           <w:rPr>
             <w:rStyle w:val="Hyperlien"/>
@@ -3548,7 +3622,7 @@
             <w:noProof/>
             <w:webHidden/>
           </w:rPr>
-          <w:instrText xml:space="preserve"> PAGEREF _Toc243030499 \h </w:instrText>
+          <w:instrText xml:space="preserve"> PAGEREF _Toc244153134 \h </w:instrText>
         </w:r>
         <w:r>
           <w:rPr>
@@ -3595,7 +3669,7 @@
           <w:lang w:eastAsia="fr-CA"/>
         </w:rPr>
       </w:pPr>
-      <w:hyperlink w:anchor="_Toc243030500" w:history="1">
+      <w:hyperlink w:anchor="_Toc244153135" w:history="1">
         <w:r>
           <w:rPr>
             <w:rStyle w:val="Hyperlien"/>
@@ -3622,7 +3696,7 @@
             <w:noProof/>
             <w:webHidden/>
           </w:rPr>
-          <w:instrText xml:space="preserve"> PAGEREF _Toc243030500 \h </w:instrText>
+          <w:instrText xml:space="preserve"> PAGEREF _Toc244153135 \h </w:instrText>
         </w:r>
         <w:r>
           <w:rPr>
@@ -3669,7 +3743,7 @@
           <w:lang w:eastAsia="fr-CA"/>
         </w:rPr>
       </w:pPr>
-      <w:hyperlink w:anchor="_Toc243030501" w:history="1">
+      <w:hyperlink w:anchor="_Toc244153136" w:history="1">
         <w:r>
           <w:rPr>
             <w:rStyle w:val="Hyperlien"/>
@@ -3696,7 +3770,7 @@
             <w:noProof/>
             <w:webHidden/>
           </w:rPr>
-          <w:instrText xml:space="preserve"> PAGEREF _Toc243030501 \h </w:instrText>
+          <w:instrText xml:space="preserve"> PAGEREF _Toc244153136 \h </w:instrText>
         </w:r>
         <w:r>
           <w:rPr>
@@ -3743,7 +3817,7 @@
           <w:lang w:eastAsia="fr-CA"/>
         </w:rPr>
       </w:pPr>
-      <w:hyperlink w:anchor="_Toc243030502" w:history="1">
+      <w:hyperlink w:anchor="_Toc244153137" w:history="1">
         <w:r>
           <w:rPr>
             <w:rStyle w:val="Hyperlien"/>
@@ -3770,7 +3844,7 @@
             <w:noProof/>
             <w:webHidden/>
           </w:rPr>
-          <w:instrText xml:space="preserve"> PAGEREF _Toc243030502 \h </w:instrText>
+          <w:instrText xml:space="preserve"> PAGEREF _Toc244153137 \h </w:instrText>
         </w:r>
         <w:r>
           <w:rPr>
@@ -3817,7 +3891,7 @@
           <w:lang w:eastAsia="fr-CA"/>
         </w:rPr>
       </w:pPr>
-      <w:hyperlink w:anchor="_Toc243030503" w:history="1">
+      <w:hyperlink w:anchor="_Toc244153138" w:history="1">
         <w:r>
           <w:rPr>
             <w:rStyle w:val="Hyperlien"/>
@@ -3844,7 +3918,7 @@
             <w:noProof/>
             <w:webHidden/>
           </w:rPr>
-          <w:instrText xml:space="preserve"> PAGEREF _Toc243030503 \h </w:instrText>
+          <w:instrText xml:space="preserve"> PAGEREF _Toc244153138 \h </w:instrText>
         </w:r>
         <w:r>
           <w:rPr>
@@ -3891,7 +3965,7 @@
           <w:lang w:eastAsia="fr-CA"/>
         </w:rPr>
       </w:pPr>
-      <w:hyperlink w:anchor="_Toc243030504" w:history="1">
+      <w:hyperlink w:anchor="_Toc244153139" w:history="1">
         <w:r>
           <w:rPr>
             <w:rStyle w:val="Hyperlien"/>
@@ -3918,7 +3992,7 @@
             <w:noProof/>
             <w:webHidden/>
           </w:rPr>
-          <w:instrText xml:space="preserve"> PAGEREF _Toc243030504 \h </w:instrText>
+          <w:instrText xml:space="preserve"> PAGEREF _Toc244153139 \h </w:instrText>
         </w:r>
         <w:r>
           <w:rPr>
@@ -3965,7 +4039,7 @@
           <w:lang w:eastAsia="fr-CA"/>
         </w:rPr>
       </w:pPr>
-      <w:hyperlink w:anchor="_Toc243030505" w:history="1">
+      <w:hyperlink w:anchor="_Toc244153140" w:history="1">
         <w:r>
           <w:rPr>
             <w:rStyle w:val="Hyperlien"/>
@@ -3992,7 +4066,7 @@
             <w:noProof/>
             <w:webHidden/>
           </w:rPr>
-          <w:instrText xml:space="preserve"> PAGEREF _Toc243030505 \h </w:instrText>
+          <w:instrText xml:space="preserve"> PAGEREF _Toc244153140 \h </w:instrText>
         </w:r>
         <w:r>
           <w:rPr>
@@ -4039,7 +4113,7 @@
           <w:lang w:eastAsia="fr-CA"/>
         </w:rPr>
       </w:pPr>
-      <w:hyperlink w:anchor="_Toc243030506" w:history="1">
+      <w:hyperlink w:anchor="_Toc244153141" w:history="1">
         <w:r>
           <w:rPr>
             <w:rStyle w:val="Hyperlien"/>
@@ -4066,7 +4140,7 @@
             <w:noProof/>
             <w:webHidden/>
           </w:rPr>
-          <w:instrText xml:space="preserve"> PAGEREF _Toc243030506 \h </w:instrText>
+          <w:instrText xml:space="preserve"> PAGEREF _Toc244153141 \h </w:instrText>
         </w:r>
         <w:r>
           <w:rPr>
@@ -4113,7 +4187,7 @@
           <w:lang w:eastAsia="fr-CA"/>
         </w:rPr>
       </w:pPr>
-      <w:hyperlink w:anchor="_Toc243030507" w:history="1">
+      <w:hyperlink w:anchor="_Toc244153142" w:history="1">
         <w:r>
           <w:rPr>
             <w:rStyle w:val="Hyperlien"/>
@@ -4140,7 +4214,7 @@
             <w:noProof/>
             <w:webHidden/>
           </w:rPr>
-          <w:instrText xml:space="preserve"> PAGEREF _Toc243030507 \h </w:instrText>
+          <w:instrText xml:space="preserve"> PAGEREF _Toc244153142 \h </w:instrText>
         </w:r>
         <w:r>
           <w:rPr>
@@ -4187,7 +4261,7 @@
           <w:lang w:eastAsia="fr-CA"/>
         </w:rPr>
       </w:pPr>
-      <w:hyperlink w:anchor="_Toc243030508" w:history="1">
+      <w:hyperlink w:anchor="_Toc244153143" w:history="1">
         <w:r>
           <w:rPr>
             <w:rStyle w:val="Hyperlien"/>
@@ -4214,7 +4288,7 @@
             <w:noProof/>
             <w:webHidden/>
           </w:rPr>
-          <w:instrText xml:space="preserve"> PAGEREF _Toc243030508 \h </w:instrText>
+          <w:instrText xml:space="preserve"> PAGEREF _Toc244153143 \h </w:instrText>
         </w:r>
         <w:r>
           <w:rPr>
@@ -4261,7 +4335,7 @@
           <w:lang w:eastAsia="fr-CA"/>
         </w:rPr>
       </w:pPr>
-      <w:hyperlink w:anchor="_Toc243030509" w:history="1">
+      <w:hyperlink w:anchor="_Toc244153144" w:history="1">
         <w:r>
           <w:rPr>
             <w:rStyle w:val="Hyperlien"/>
@@ -4288,7 +4362,7 @@
             <w:noProof/>
             <w:webHidden/>
           </w:rPr>
-          <w:instrText xml:space="preserve"> PAGEREF _Toc243030509 \h </w:instrText>
+          <w:instrText xml:space="preserve"> PAGEREF _Toc244153144 \h </w:instrText>
         </w:r>
         <w:r>
           <w:rPr>
@@ -4335,7 +4409,7 @@
           <w:lang w:eastAsia="fr-CA"/>
         </w:rPr>
       </w:pPr>
-      <w:hyperlink w:anchor="_Toc243030510" w:history="1">
+      <w:hyperlink w:anchor="_Toc244153145" w:history="1">
         <w:r>
           <w:rPr>
             <w:rStyle w:val="Hyperlien"/>
@@ -4362,7 +4436,7 @@
             <w:noProof/>
             <w:webHidden/>
           </w:rPr>
-          <w:instrText xml:space="preserve"> PAGEREF _Toc243030510 \h </w:instrText>
+          <w:instrText xml:space="preserve"> PAGEREF _Toc244153145 \h </w:instrText>
         </w:r>
         <w:r>
           <w:rPr>
@@ -4409,7 +4483,7 @@
           <w:lang w:eastAsia="fr-CA"/>
         </w:rPr>
       </w:pPr>
-      <w:hyperlink w:anchor="_Toc243030511" w:history="1">
+      <w:hyperlink w:anchor="_Toc244153146" w:history="1">
         <w:r>
           <w:rPr>
             <w:rStyle w:val="Hyperlien"/>
@@ -4436,7 +4510,7 @@
             <w:noProof/>
             <w:webHidden/>
           </w:rPr>
-          <w:instrText xml:space="preserve"> PAGEREF _Toc243030511 \h </w:instrText>
+          <w:instrText xml:space="preserve"> PAGEREF _Toc244153146 \h </w:instrText>
         </w:r>
         <w:r>
           <w:rPr>
@@ -4483,7 +4557,7 @@
           <w:lang w:eastAsia="fr-CA"/>
         </w:rPr>
       </w:pPr>
-      <w:hyperlink w:anchor="_Toc243030512" w:history="1">
+      <w:hyperlink w:anchor="_Toc244153147" w:history="1">
         <w:r>
           <w:rPr>
             <w:rStyle w:val="Hyperlien"/>
@@ -4510,7 +4584,7 @@
             <w:noProof/>
             <w:webHidden/>
           </w:rPr>
-          <w:instrText xml:space="preserve"> PAGEREF _Toc243030512 \h </w:instrText>
+          <w:instrText xml:space="preserve"> PAGEREF _Toc244153147 \h </w:instrText>
         </w:r>
         <w:r>
           <w:rPr>
@@ -4558,7 +4632,7 @@
           <w:lang w:eastAsia="fr-CA"/>
         </w:rPr>
       </w:pPr>
-      <w:hyperlink w:anchor="_Toc243030513" w:history="1">
+      <w:hyperlink w:anchor="_Toc244153148" w:history="1">
         <w:r>
           <w:rPr>
             <w:rStyle w:val="Hyperlien"/>
@@ -4604,7 +4678,7 @@
             <w:noProof/>
             <w:webHidden/>
           </w:rPr>
-          <w:instrText xml:space="preserve"> PAGEREF _Toc243030513 \h </w:instrText>
+          <w:instrText xml:space="preserve"> PAGEREF _Toc244153148 \h </w:instrText>
         </w:r>
         <w:r>
           <w:rPr>
@@ -4651,7 +4725,7 @@
           <w:lang w:eastAsia="fr-CA"/>
         </w:rPr>
       </w:pPr>
-      <w:hyperlink w:anchor="_Toc243030514" w:history="1">
+      <w:hyperlink w:anchor="_Toc244153149" w:history="1">
         <w:r>
           <w:rPr>
             <w:rStyle w:val="Hyperlien"/>
@@ -4678,7 +4752,7 @@
             <w:noProof/>
             <w:webHidden/>
           </w:rPr>
-          <w:instrText xml:space="preserve"> PAGEREF _Toc243030514 \h </w:instrText>
+          <w:instrText xml:space="preserve"> PAGEREF _Toc244153149 \h </w:instrText>
         </w:r>
         <w:r>
           <w:rPr>
@@ -4725,7 +4799,7 @@
           <w:lang w:eastAsia="fr-CA"/>
         </w:rPr>
       </w:pPr>
-      <w:hyperlink w:anchor="_Toc243030515" w:history="1">
+      <w:hyperlink w:anchor="_Toc244153150" w:history="1">
         <w:r>
           <w:rPr>
             <w:rStyle w:val="Hyperlien"/>
@@ -4752,7 +4826,7 @@
             <w:noProof/>
             <w:webHidden/>
           </w:rPr>
-          <w:instrText xml:space="preserve"> PAGEREF _Toc243030515 \h </w:instrText>
+          <w:instrText xml:space="preserve"> PAGEREF _Toc244153150 \h </w:instrText>
         </w:r>
         <w:r>
           <w:rPr>
@@ -4772,7 +4846,7 @@
             <w:noProof/>
             <w:webHidden/>
           </w:rPr>
-          <w:t>34</w:t>
+          <w:t>35</w:t>
         </w:r>
         <w:r>
           <w:rPr>
@@ -4800,7 +4874,7 @@
           <w:lang w:eastAsia="fr-CA"/>
         </w:rPr>
       </w:pPr>
-      <w:hyperlink w:anchor="_Toc243030516" w:history="1">
+      <w:hyperlink w:anchor="_Toc244153151" w:history="1">
         <w:r>
           <w:rPr>
             <w:rStyle w:val="Hyperlien"/>
@@ -4846,7 +4920,7 @@
             <w:noProof/>
             <w:webHidden/>
           </w:rPr>
-          <w:instrText xml:space="preserve"> PAGEREF _Toc243030516 \h </w:instrText>
+          <w:instrText xml:space="preserve"> PAGEREF _Toc244153151 \h </w:instrText>
         </w:r>
         <w:r>
           <w:rPr>
@@ -4866,7 +4940,7 @@
             <w:noProof/>
             <w:webHidden/>
           </w:rPr>
-          <w:t>35</w:t>
+          <w:t>36</w:t>
         </w:r>
         <w:r>
           <w:rPr>
@@ -4894,7 +4968,7 @@
           <w:lang w:eastAsia="fr-CA"/>
         </w:rPr>
       </w:pPr>
-      <w:hyperlink w:anchor="_Toc243030517" w:history="1">
+      <w:hyperlink w:anchor="_Toc244153152" w:history="1">
         <w:r>
           <w:rPr>
             <w:rStyle w:val="Hyperlien"/>
@@ -4940,7 +5014,7 @@
             <w:noProof/>
             <w:webHidden/>
           </w:rPr>
-          <w:instrText xml:space="preserve"> PAGEREF _Toc243030517 \h </w:instrText>
+          <w:instrText xml:space="preserve"> PAGEREF _Toc244153152 \h </w:instrText>
         </w:r>
         <w:r>
           <w:rPr>
@@ -4960,7 +5034,7 @@
             <w:noProof/>
             <w:webHidden/>
           </w:rPr>
-          <w:t>36</w:t>
+          <w:t>37</w:t>
         </w:r>
         <w:r>
           <w:rPr>
@@ -4988,7 +5062,7 @@
           <w:lang w:eastAsia="fr-CA"/>
         </w:rPr>
       </w:pPr>
-      <w:hyperlink w:anchor="_Toc243030518" w:history="1">
+      <w:hyperlink w:anchor="_Toc244153153" w:history="1">
         <w:r>
           <w:rPr>
             <w:rStyle w:val="Hyperlien"/>
@@ -5034,7 +5108,7 @@
             <w:noProof/>
             <w:webHidden/>
           </w:rPr>
-          <w:instrText xml:space="preserve"> PAGEREF _Toc243030518 \h </w:instrText>
+          <w:instrText xml:space="preserve"> PAGEREF _Toc244153153 \h </w:instrText>
         </w:r>
         <w:r>
           <w:rPr>
@@ -5054,7 +5128,7 @@
             <w:noProof/>
             <w:webHidden/>
           </w:rPr>
-          <w:t>37</w:t>
+          <w:t>38</w:t>
         </w:r>
         <w:r>
           <w:rPr>
@@ -5082,7 +5156,7 @@
           <w:lang w:eastAsia="fr-CA"/>
         </w:rPr>
       </w:pPr>
-      <w:hyperlink w:anchor="_Toc243030519" w:history="1">
+      <w:hyperlink w:anchor="_Toc244153154" w:history="1">
         <w:r>
           <w:rPr>
             <w:rStyle w:val="Hyperlien"/>
@@ -5128,7 +5202,7 @@
             <w:noProof/>
             <w:webHidden/>
           </w:rPr>
-          <w:instrText xml:space="preserve"> PAGEREF _Toc243030519 \h </w:instrText>
+          <w:instrText xml:space="preserve"> PAGEREF _Toc244153154 \h </w:instrText>
         </w:r>
         <w:r>
           <w:rPr>
@@ -5148,7 +5222,7 @@
             <w:noProof/>
             <w:webHidden/>
           </w:rPr>
-          <w:t>38</w:t>
+          <w:t>39</w:t>
         </w:r>
         <w:r>
           <w:rPr>
@@ -5161,6 +5235,7 @@
     </w:p>
     <w:p>
       <w:r>
+        <w:lastRenderedPageBreak/>
         <w:fldChar w:fldCharType="end"/>
       </w:r>
     </w:p>
@@ -5172,9 +5247,8 @@
           <w:numId w:val="3"/>
         </w:numPr>
       </w:pPr>
-      <w:bookmarkStart w:id="0" w:name="_Toc243030457"/>
-      <w:r>
-        <w:lastRenderedPageBreak/>
+      <w:bookmarkStart w:id="0" w:name="_Toc244153091"/>
+      <w:r>
         <w:t xml:space="preserve">Faire ses premiers pas dans </w:t>
       </w:r>
       <w:proofErr w:type="spellStart"/>
@@ -5188,7 +5262,7 @@
       <w:pPr>
         <w:pStyle w:val="Titre2"/>
       </w:pPr>
-      <w:bookmarkStart w:id="1" w:name="_Toc243030458"/>
+      <w:bookmarkStart w:id="1" w:name="_Toc244153092"/>
       <w:r>
         <w:t xml:space="preserve">1.1 </w:t>
       </w:r>
@@ -5337,7 +5411,7 @@
       <w:pPr>
         <w:pStyle w:val="Titre2"/>
       </w:pPr>
-      <w:bookmarkStart w:id="2" w:name="_Toc243030459"/>
+      <w:bookmarkStart w:id="2" w:name="_Toc244153093"/>
       <w:r>
         <w:t xml:space="preserve">1.2 </w:t>
       </w:r>
@@ -5416,7 +5490,7 @@
       <w:pPr>
         <w:pStyle w:val="Titre2"/>
       </w:pPr>
-      <w:bookmarkStart w:id="3" w:name="_Toc243030460"/>
+      <w:bookmarkStart w:id="3" w:name="_Toc244153094"/>
       <w:r>
         <w:lastRenderedPageBreak/>
         <w:t xml:space="preserve">1.3 </w:t>
@@ -5849,7 +5923,7 @@
       <w:pPr>
         <w:pStyle w:val="Titre2"/>
       </w:pPr>
-      <w:bookmarkStart w:id="4" w:name="_Toc243030461"/>
+      <w:bookmarkStart w:id="4" w:name="_Toc244153095"/>
       <w:r>
         <w:lastRenderedPageBreak/>
         <w:t xml:space="preserve">1.4 </w:t>
@@ -8649,7 +8723,7 @@
       <w:pPr>
         <w:pStyle w:val="Titre2"/>
       </w:pPr>
-      <w:bookmarkStart w:id="5" w:name="_Toc243030462"/>
+      <w:bookmarkStart w:id="5" w:name="_Toc244153096"/>
       <w:r>
         <w:lastRenderedPageBreak/>
         <w:t xml:space="preserve">1.5 </w:t>
@@ -9314,7 +9388,7 @@
           <w:numId w:val="3"/>
         </w:numPr>
       </w:pPr>
-      <w:bookmarkStart w:id="6" w:name="_Toc243030463"/>
+      <w:bookmarkStart w:id="6" w:name="_Toc244153097"/>
       <w:r>
         <w:lastRenderedPageBreak/>
         <w:t>Contribuer sur la toile</w:t>
@@ -10289,7 +10363,7 @@
       <w:pPr>
         <w:pStyle w:val="Titre2"/>
       </w:pPr>
-      <w:bookmarkStart w:id="7" w:name="_Toc243030464"/>
+      <w:bookmarkStart w:id="7" w:name="_Toc244153098"/>
       <w:r>
         <w:lastRenderedPageBreak/>
         <w:t xml:space="preserve">2.1 </w:t>
@@ -10355,7 +10429,7 @@
           <w:noProof/>
         </w:rPr>
         <w:drawing>
-          <wp:inline distT="0" distB="0" distL="0" distR="0" wp14:anchorId="6A61E719" wp14:editId="371E4089">
+          <wp:inline distT="0" distB="0" distL="0" distR="0" wp14:anchorId="6A61E719" wp14:editId="5182FA80">
             <wp:extent cx="4431323" cy="5024218"/>
             <wp:effectExtent l="0" t="0" r="1270" b="5080"/>
             <wp:docPr id="137320496" name="Image 17"/>
@@ -10496,7 +10570,7 @@
       <w:pPr>
         <w:pStyle w:val="Titre2"/>
       </w:pPr>
-      <w:bookmarkStart w:id="8" w:name="_Toc243030465"/>
+      <w:bookmarkStart w:id="8" w:name="_Toc244153099"/>
       <w:r>
         <w:lastRenderedPageBreak/>
         <w:t xml:space="preserve">2.2 </w:t>
@@ -10750,7 +10824,7 @@
       <w:pPr>
         <w:pStyle w:val="Titre2"/>
       </w:pPr>
-      <w:bookmarkStart w:id="9" w:name="_Toc243030466"/>
+      <w:bookmarkStart w:id="9" w:name="_Toc244153100"/>
       <w:r>
         <w:lastRenderedPageBreak/>
         <w:t xml:space="preserve">2.3 </w:t>
@@ -10878,7 +10952,7 @@
           <w:noProof/>
         </w:rPr>
         <w:drawing>
-          <wp:inline distT="0" distB="0" distL="0" distR="0" wp14:anchorId="1FAB69A7" wp14:editId="6FB969D7">
+          <wp:inline distT="0" distB="0" distL="0" distR="0" wp14:anchorId="1FAB69A7" wp14:editId="6A5171AD">
             <wp:extent cx="3132306" cy="1841185"/>
             <wp:effectExtent l="0" t="0" r="5080" b="635"/>
             <wp:docPr id="1199503458" name="Image 1"/>
@@ -11034,7 +11108,7 @@
       <w:pPr>
         <w:pStyle w:val="Titre2"/>
       </w:pPr>
-      <w:bookmarkStart w:id="10" w:name="_Toc243030467"/>
+      <w:bookmarkStart w:id="10" w:name="_Toc244153101"/>
       <w:r>
         <w:lastRenderedPageBreak/>
         <w:t xml:space="preserve">2.4 </w:t>
@@ -11289,7 +11363,7 @@
       <w:pPr>
         <w:pStyle w:val="Titre2"/>
       </w:pPr>
-      <w:bookmarkStart w:id="11" w:name="_Toc243030468"/>
+      <w:bookmarkStart w:id="11" w:name="_Toc244153102"/>
       <w:r>
         <w:lastRenderedPageBreak/>
         <w:t xml:space="preserve">2.5 </w:t>
@@ -11558,7 +11632,7 @@
           <w:numId w:val="3"/>
         </w:numPr>
       </w:pPr>
-      <w:bookmarkStart w:id="12" w:name="_Toc243030469"/>
+      <w:bookmarkStart w:id="12" w:name="_Toc244153103"/>
       <w:r>
         <w:lastRenderedPageBreak/>
         <w:t>Gérer les espaces d’investigation</w:t>
@@ -11577,7 +11651,7 @@
       <w:pPr>
         <w:pStyle w:val="Titre2"/>
       </w:pPr>
-      <w:bookmarkStart w:id="13" w:name="_Toc243030470"/>
+      <w:bookmarkStart w:id="13" w:name="_Toc244153104"/>
       <w:r>
         <w:t xml:space="preserve">3.1 </w:t>
       </w:r>
@@ -11863,7 +11937,7 @@
       <w:pPr>
         <w:pStyle w:val="Titre2"/>
       </w:pPr>
-      <w:bookmarkStart w:id="14" w:name="_Toc243030471"/>
+      <w:bookmarkStart w:id="14" w:name="_Toc244153105"/>
       <w:r>
         <w:lastRenderedPageBreak/>
         <w:t>3.2 Naviguer entre les espaces</w:t>
@@ -12207,7 +12281,7 @@
       <w:pPr>
         <w:pStyle w:val="Titre2"/>
       </w:pPr>
-      <w:bookmarkStart w:id="15" w:name="_Toc243030472"/>
+      <w:bookmarkStart w:id="15" w:name="_Toc244153106"/>
       <w:r>
         <w:lastRenderedPageBreak/>
         <w:t>3.</w:t>
@@ -12666,7 +12740,7 @@
       <w:pPr>
         <w:pStyle w:val="Titre2"/>
       </w:pPr>
-      <w:bookmarkStart w:id="16" w:name="_Toc243030473"/>
+      <w:bookmarkStart w:id="16" w:name="_Toc244153107"/>
       <w:r>
         <w:lastRenderedPageBreak/>
         <w:t>3.4 Supprimer ou modifier le nom d’un espace</w:t>
@@ -12908,7 +12982,7 @@
       <w:pPr>
         <w:pStyle w:val="Titre2"/>
       </w:pPr>
-      <w:bookmarkStart w:id="17" w:name="_Toc243030474"/>
+      <w:bookmarkStart w:id="17" w:name="_Toc244153108"/>
       <w:r>
         <w:lastRenderedPageBreak/>
         <w:t>3.</w:t>
@@ -13105,7 +13179,7 @@
           <w:numId w:val="3"/>
         </w:numPr>
       </w:pPr>
-      <w:bookmarkStart w:id="18" w:name="_Toc243030475"/>
+      <w:bookmarkStart w:id="18" w:name="_Toc244153109"/>
       <w:r>
         <w:lastRenderedPageBreak/>
         <w:t>Gérer une communauté</w:t>
@@ -13124,7 +13198,7 @@
       <w:pPr>
         <w:pStyle w:val="Titre2"/>
       </w:pPr>
-      <w:bookmarkStart w:id="19" w:name="_Toc243030476"/>
+      <w:bookmarkStart w:id="19" w:name="_Toc244153110"/>
       <w:r>
         <w:t>4.1 Configurer les échafaudages</w:t>
       </w:r>
@@ -13436,7 +13510,7 @@
       <w:pPr>
         <w:pStyle w:val="Titre2"/>
       </w:pPr>
-      <w:bookmarkStart w:id="20" w:name="_Toc243030477"/>
+      <w:bookmarkStart w:id="20" w:name="_Toc244153111"/>
       <w:r>
         <w:lastRenderedPageBreak/>
         <w:t xml:space="preserve">4.2 </w:t>
@@ -13983,7 +14057,7 @@
       <w:pPr>
         <w:pStyle w:val="Titre2"/>
       </w:pPr>
-      <w:bookmarkStart w:id="21" w:name="_Toc243030478"/>
+      <w:bookmarkStart w:id="21" w:name="_Toc244153112"/>
       <w:r>
         <w:lastRenderedPageBreak/>
         <w:t>4.3 Consulter le statut d’inactivité des membres</w:t>
@@ -14169,7 +14243,7 @@
       <w:pPr>
         <w:pStyle w:val="Titre2"/>
       </w:pPr>
-      <w:bookmarkStart w:id="22" w:name="_Toc243030479"/>
+      <w:bookmarkStart w:id="22" w:name="_Toc244153113"/>
       <w:r>
         <w:lastRenderedPageBreak/>
         <w:t>4.4 Ajouter des messages d’accueil</w:t>
@@ -14453,7 +14527,7 @@
       <w:pPr>
         <w:pStyle w:val="Titre2"/>
       </w:pPr>
-      <w:bookmarkStart w:id="23" w:name="_Toc243030480"/>
+      <w:bookmarkStart w:id="23" w:name="_Toc244153114"/>
       <w:r>
         <w:lastRenderedPageBreak/>
         <w:t>4.</w:t>
@@ -14635,7 +14709,7 @@
       <w:pPr>
         <w:pStyle w:val="Titre2"/>
       </w:pPr>
-      <w:bookmarkStart w:id="24" w:name="_Toc243030481"/>
+      <w:bookmarkStart w:id="24" w:name="_Toc244153115"/>
       <w:r>
         <w:lastRenderedPageBreak/>
         <w:t>4.</w:t>
@@ -15059,7 +15133,7 @@
       <w:pPr>
         <w:pStyle w:val="Titre2"/>
       </w:pPr>
-      <w:bookmarkStart w:id="25" w:name="_Toc243030482"/>
+      <w:bookmarkStart w:id="25" w:name="_Toc244153116"/>
       <w:r>
         <w:lastRenderedPageBreak/>
         <w:t>4.</w:t>
@@ -15593,7 +15667,7 @@
           <w:numId w:val="3"/>
         </w:numPr>
       </w:pPr>
-      <w:bookmarkStart w:id="26" w:name="_Toc243030483"/>
+      <w:bookmarkStart w:id="26" w:name="_Toc244153117"/>
       <w:r>
         <w:lastRenderedPageBreak/>
         <w:t>Utiliser l’assistant Lia</w:t>
@@ -15604,7 +15678,7 @@
       <w:pPr>
         <w:pStyle w:val="Titre2"/>
       </w:pPr>
-      <w:bookmarkStart w:id="27" w:name="_Toc243030484"/>
+      <w:bookmarkStart w:id="27" w:name="_Toc244153118"/>
       <w:r>
         <w:t xml:space="preserve">5.1 </w:t>
       </w:r>
@@ -15617,7 +15691,7 @@
       <w:pPr>
         <w:pStyle w:val="Titre2"/>
       </w:pPr>
-      <w:bookmarkStart w:id="28" w:name="_Toc243030485"/>
+      <w:bookmarkStart w:id="28" w:name="_Toc244153119"/>
       <w:r>
         <w:t xml:space="preserve">5.2 </w:t>
       </w:r>
@@ -15630,7 +15704,7 @@
       <w:pPr>
         <w:pStyle w:val="Titre2"/>
       </w:pPr>
-      <w:bookmarkStart w:id="29" w:name="_Toc243030486"/>
+      <w:bookmarkStart w:id="29" w:name="_Toc244153120"/>
       <w:r>
         <w:t xml:space="preserve">5.3 </w:t>
       </w:r>
@@ -15643,7 +15717,7 @@
       <w:pPr>
         <w:pStyle w:val="Titre2"/>
       </w:pPr>
-      <w:bookmarkStart w:id="30" w:name="_Toc243030487"/>
+      <w:bookmarkStart w:id="30" w:name="_Toc244153121"/>
       <w:r>
         <w:t xml:space="preserve">5.4 </w:t>
       </w:r>
@@ -15656,7 +15730,7 @@
       <w:pPr>
         <w:pStyle w:val="Titre2"/>
       </w:pPr>
-      <w:bookmarkStart w:id="31" w:name="_Toc243030488"/>
+      <w:bookmarkStart w:id="31" w:name="_Toc244153122"/>
       <w:r>
         <w:t xml:space="preserve">5.5 </w:t>
       </w:r>
@@ -15669,7 +15743,7 @@
       <w:pPr>
         <w:pStyle w:val="Titre2"/>
       </w:pPr>
-      <w:bookmarkStart w:id="32" w:name="_Toc243030489"/>
+      <w:bookmarkStart w:id="32" w:name="_Toc244153123"/>
       <w:r>
         <w:t xml:space="preserve">5.6 </w:t>
       </w:r>
@@ -15682,7 +15756,7 @@
       <w:pPr>
         <w:pStyle w:val="Titre2"/>
       </w:pPr>
-      <w:bookmarkStart w:id="33" w:name="_Toc243030490"/>
+      <w:bookmarkStart w:id="33" w:name="_Toc244153124"/>
       <w:r>
         <w:t xml:space="preserve">5.7 </w:t>
       </w:r>
@@ -15695,7 +15769,7 @@
       <w:pPr>
         <w:pStyle w:val="Titre2"/>
       </w:pPr>
-      <w:bookmarkStart w:id="34" w:name="_Toc243030491"/>
+      <w:bookmarkStart w:id="34" w:name="_Toc244153125"/>
       <w:r>
         <w:t xml:space="preserve">5.8 </w:t>
       </w:r>
@@ -15708,7 +15782,7 @@
       <w:pPr>
         <w:pStyle w:val="Titre2"/>
       </w:pPr>
-      <w:bookmarkStart w:id="35" w:name="_Toc243030492"/>
+      <w:bookmarkStart w:id="35" w:name="_Toc244153126"/>
       <w:r>
         <w:t xml:space="preserve">5.9 </w:t>
       </w:r>
@@ -15721,7 +15795,7 @@
       <w:pPr>
         <w:pStyle w:val="Titre2"/>
       </w:pPr>
-      <w:bookmarkStart w:id="36" w:name="_Toc243030493"/>
+      <w:bookmarkStart w:id="36" w:name="_Toc244153127"/>
       <w:r>
         <w:t xml:space="preserve">5.10 </w:t>
       </w:r>
@@ -15734,7 +15808,7 @@
       <w:pPr>
         <w:pStyle w:val="Titre2"/>
       </w:pPr>
-      <w:bookmarkStart w:id="37" w:name="_Toc243030494"/>
+      <w:bookmarkStart w:id="37" w:name="_Toc244153128"/>
       <w:r>
         <w:t xml:space="preserve">5.11 </w:t>
       </w:r>
@@ -15747,7 +15821,7 @@
       <w:pPr>
         <w:pStyle w:val="Titre2"/>
       </w:pPr>
-      <w:bookmarkStart w:id="38" w:name="_Toc243030495"/>
+      <w:bookmarkStart w:id="38" w:name="_Toc244153129"/>
       <w:r>
         <w:t xml:space="preserve">5.12 </w:t>
       </w:r>
@@ -15760,7 +15834,7 @@
       <w:pPr>
         <w:pStyle w:val="Titre2"/>
       </w:pPr>
-      <w:bookmarkStart w:id="39" w:name="_Toc243030496"/>
+      <w:bookmarkStart w:id="39" w:name="_Toc244153130"/>
       <w:r>
         <w:t xml:space="preserve">5.13 </w:t>
       </w:r>
@@ -15768,6 +15842,16 @@
         <w:t>Lia Ma Place</w:t>
       </w:r>
       <w:bookmarkEnd w:id="39"/>
+    </w:p>
+    <w:p>
+      <w:pPr>
+        <w:pStyle w:val="Titre2"/>
+      </w:pPr>
+      <w:bookmarkStart w:id="40" w:name="_Toc244153131"/>
+      <w:r>
+        <w:t>5.14 Lia Langue</w:t>
+      </w:r>
+      <w:bookmarkEnd w:id="40"/>
     </w:p>
     <w:p/>
     <w:p/>
@@ -15793,7 +15877,7 @@
           <w:numId w:val="3"/>
         </w:numPr>
       </w:pPr>
-      <w:bookmarkStart w:id="40" w:name="_Toc243030497"/>
+      <w:bookmarkStart w:id="41" w:name="_Toc244153132"/>
       <w:r>
         <w:lastRenderedPageBreak/>
         <w:t xml:space="preserve">Concevoir un assistant IA dans l’atelier </w:t>
@@ -15802,7 +15886,7 @@
       <w:r>
         <w:t>FabLia</w:t>
       </w:r>
-      <w:bookmarkEnd w:id="40"/>
+      <w:bookmarkEnd w:id="41"/>
       <w:proofErr w:type="spellEnd"/>
     </w:p>
     <w:p/>
@@ -15828,194 +15912,194 @@
           <w:numId w:val="3"/>
         </w:numPr>
       </w:pPr>
-      <w:bookmarkStart w:id="41" w:name="_Toc243030498"/>
+      <w:bookmarkStart w:id="42" w:name="_Toc244153133"/>
       <w:r>
         <w:lastRenderedPageBreak/>
         <w:t>Utiliser le tableau de bord</w:t>
       </w:r>
-      <w:bookmarkEnd w:id="41"/>
+      <w:bookmarkEnd w:id="42"/>
     </w:p>
     <w:p>
       <w:pPr>
         <w:pStyle w:val="Titre2"/>
       </w:pPr>
-      <w:bookmarkStart w:id="42" w:name="_Toc243030499"/>
+      <w:bookmarkStart w:id="43" w:name="_Toc244153134"/>
       <w:r>
         <w:t xml:space="preserve">7.1 </w:t>
       </w:r>
       <w:r>
         <w:t>Vue d’ensemble du tableau de bord</w:t>
       </w:r>
-      <w:bookmarkEnd w:id="42"/>
+      <w:bookmarkEnd w:id="43"/>
     </w:p>
     <w:p>
       <w:pPr>
         <w:pStyle w:val="Titre2"/>
       </w:pPr>
-      <w:bookmarkStart w:id="43" w:name="_Toc243030500"/>
+      <w:bookmarkStart w:id="44" w:name="_Toc244153135"/>
       <w:r>
         <w:t xml:space="preserve">7.2 </w:t>
       </w:r>
       <w:r>
         <w:t>Activité collective</w:t>
       </w:r>
-      <w:bookmarkEnd w:id="43"/>
+      <w:bookmarkEnd w:id="44"/>
     </w:p>
     <w:p>
       <w:pPr>
         <w:pStyle w:val="Titre2"/>
       </w:pPr>
-      <w:bookmarkStart w:id="44" w:name="_Toc243030501"/>
+      <w:bookmarkStart w:id="45" w:name="_Toc244153136"/>
       <w:r>
         <w:t xml:space="preserve">7.3 </w:t>
       </w:r>
       <w:r>
         <w:t>Échafaudages</w:t>
       </w:r>
-      <w:bookmarkEnd w:id="44"/>
+      <w:bookmarkEnd w:id="45"/>
     </w:p>
     <w:p>
       <w:pPr>
         <w:pStyle w:val="Titre2"/>
       </w:pPr>
-      <w:bookmarkStart w:id="45" w:name="_Toc243030502"/>
+      <w:bookmarkStart w:id="46" w:name="_Toc244153137"/>
       <w:r>
         <w:t xml:space="preserve">7.4 </w:t>
       </w:r>
       <w:r>
         <w:t>Indicateurs de base de coélaboration de connaissances</w:t>
       </w:r>
-      <w:bookmarkEnd w:id="45"/>
+      <w:bookmarkEnd w:id="46"/>
     </w:p>
     <w:p>
       <w:pPr>
         <w:pStyle w:val="Titre2"/>
       </w:pPr>
-      <w:bookmarkStart w:id="46" w:name="_Toc243030503"/>
+      <w:bookmarkStart w:id="47" w:name="_Toc244153138"/>
       <w:r>
         <w:t xml:space="preserve">7.5 </w:t>
       </w:r>
       <w:r>
         <w:t>Portrait de participation</w:t>
       </w:r>
-      <w:bookmarkEnd w:id="46"/>
+      <w:bookmarkEnd w:id="47"/>
     </w:p>
     <w:p>
       <w:pPr>
         <w:pStyle w:val="Titre2"/>
       </w:pPr>
-      <w:bookmarkStart w:id="47" w:name="_Toc243030504"/>
+      <w:bookmarkStart w:id="48" w:name="_Toc244153139"/>
       <w:r>
         <w:t xml:space="preserve">7.6 </w:t>
       </w:r>
       <w:r>
         <w:t>Analyse du vocabulaire</w:t>
       </w:r>
-      <w:bookmarkEnd w:id="47"/>
+      <w:bookmarkEnd w:id="48"/>
     </w:p>
     <w:p>
       <w:pPr>
         <w:pStyle w:val="Titre2"/>
       </w:pPr>
-      <w:bookmarkStart w:id="48" w:name="_Toc243030505"/>
+      <w:bookmarkStart w:id="49" w:name="_Toc244153140"/>
       <w:r>
         <w:t xml:space="preserve">7.7 </w:t>
       </w:r>
       <w:r>
         <w:t>Nuage de mots</w:t>
       </w:r>
-      <w:bookmarkEnd w:id="48"/>
+      <w:bookmarkEnd w:id="49"/>
     </w:p>
     <w:p>
       <w:pPr>
         <w:pStyle w:val="Titre2"/>
       </w:pPr>
-      <w:bookmarkStart w:id="49" w:name="_Toc243030506"/>
+      <w:bookmarkStart w:id="50" w:name="_Toc244153141"/>
       <w:r>
         <w:t xml:space="preserve">7.8 </w:t>
       </w:r>
       <w:r>
         <w:t>Réseau d’interactions</w:t>
       </w:r>
-      <w:bookmarkEnd w:id="49"/>
+      <w:bookmarkEnd w:id="50"/>
     </w:p>
     <w:p>
       <w:pPr>
         <w:pStyle w:val="Titre2"/>
       </w:pPr>
-      <w:bookmarkStart w:id="50" w:name="_Toc243030507"/>
+      <w:bookmarkStart w:id="51" w:name="_Toc244153142"/>
       <w:r>
         <w:t xml:space="preserve">7.9 </w:t>
       </w:r>
       <w:r>
         <w:t>Autoévaluation</w:t>
       </w:r>
-      <w:bookmarkEnd w:id="50"/>
+      <w:bookmarkEnd w:id="51"/>
     </w:p>
     <w:p>
       <w:pPr>
         <w:pStyle w:val="Titre2"/>
       </w:pPr>
-      <w:bookmarkStart w:id="51" w:name="_Toc243030508"/>
+      <w:bookmarkStart w:id="52" w:name="_Toc244153143"/>
       <w:r>
         <w:t xml:space="preserve">7.10 </w:t>
       </w:r>
       <w:r>
         <w:t>Évaluation</w:t>
       </w:r>
-      <w:bookmarkEnd w:id="51"/>
+      <w:bookmarkEnd w:id="52"/>
     </w:p>
     <w:p>
       <w:pPr>
         <w:pStyle w:val="Titre2"/>
       </w:pPr>
-      <w:bookmarkStart w:id="52" w:name="_Toc243030509"/>
+      <w:bookmarkStart w:id="53" w:name="_Toc244153144"/>
       <w:r>
         <w:t xml:space="preserve">7.11 </w:t>
       </w:r>
       <w:r>
         <w:t>Idées prometteuses</w:t>
       </w:r>
-      <w:bookmarkEnd w:id="52"/>
+      <w:bookmarkEnd w:id="53"/>
     </w:p>
     <w:p>
       <w:pPr>
         <w:pStyle w:val="Titre2"/>
       </w:pPr>
-      <w:bookmarkStart w:id="53" w:name="_Toc243030510"/>
+      <w:bookmarkStart w:id="54" w:name="_Toc244153145"/>
       <w:r>
         <w:t xml:space="preserve">7.12 </w:t>
       </w:r>
       <w:r>
         <w:t>Exportation de contributions</w:t>
       </w:r>
-      <w:bookmarkEnd w:id="53"/>
+      <w:bookmarkEnd w:id="54"/>
     </w:p>
     <w:p>
       <w:pPr>
         <w:pStyle w:val="Titre2"/>
       </w:pPr>
-      <w:bookmarkStart w:id="54" w:name="_Toc243030511"/>
+      <w:bookmarkStart w:id="55" w:name="_Toc244153146"/>
       <w:r>
         <w:t xml:space="preserve">7.13 </w:t>
       </w:r>
       <w:r>
         <w:t>Processus d’écriture</w:t>
       </w:r>
-      <w:bookmarkEnd w:id="54"/>
+      <w:bookmarkEnd w:id="55"/>
     </w:p>
     <w:p>
       <w:pPr>
         <w:pStyle w:val="Titre2"/>
       </w:pPr>
-      <w:bookmarkStart w:id="55" w:name="_Toc243030512"/>
+      <w:bookmarkStart w:id="56" w:name="_Toc244153147"/>
       <w:r>
         <w:t xml:space="preserve">7.14 </w:t>
       </w:r>
       <w:r>
         <w:t>Révisions du texte</w:t>
       </w:r>
-      <w:bookmarkEnd w:id="55"/>
+      <w:bookmarkEnd w:id="56"/>
     </w:p>
     <w:p/>
     <w:p>
@@ -16039,38 +16123,199 @@
           <w:numId w:val="3"/>
         </w:numPr>
       </w:pPr>
-      <w:bookmarkStart w:id="56" w:name="_Toc243030513"/>
+      <w:bookmarkStart w:id="57" w:name="_Toc244153148"/>
       <w:r>
         <w:lastRenderedPageBreak/>
         <w:t>Rechercher</w:t>
       </w:r>
-      <w:bookmarkEnd w:id="56"/>
+      <w:bookmarkEnd w:id="57"/>
     </w:p>
     <w:p>
       <w:pPr>
         <w:pStyle w:val="Titre2"/>
       </w:pPr>
-      <w:bookmarkStart w:id="57" w:name="_Toc243030514"/>
+      <w:bookmarkStart w:id="58" w:name="_Toc244153149"/>
       <w:r>
         <w:t xml:space="preserve">8.1 </w:t>
       </w:r>
       <w:r>
         <w:t>Rechercher dans le corpus de la communauté</w:t>
       </w:r>
-      <w:bookmarkEnd w:id="57"/>
+      <w:bookmarkEnd w:id="58"/>
+    </w:p>
+    <w:p>
+      <w:pPr>
+        <w:jc w:val="both"/>
+      </w:pPr>
+      <w:r>
+        <w:t>Cette fonctionnalité permet de rechercher des contributions dans le contenu de la communauté à partir de plusieurs critères. Elle peut être utilisée, par exemple, à des fins d’évaluation des apprenants.</w:t>
+      </w:r>
+    </w:p>
+    <w:p>
+      <w:pPr>
+        <w:jc w:val="both"/>
+      </w:pPr>
+    </w:p>
+    <w:p>
+      <w:pPr>
+        <w:pStyle w:val="Paragraphedeliste"/>
+        <w:numPr>
+          <w:ilvl w:val="0"/>
+          <w:numId w:val="22"/>
+        </w:numPr>
+        <w:jc w:val="both"/>
+      </w:pPr>
+      <w:r>
+        <w:t xml:space="preserve">Cliquez sur </w:t>
+      </w:r>
+      <w:r>
+        <w:rPr>
+          <w:noProof/>
+        </w:rPr>
+        <w:drawing>
+          <wp:inline distT="0" distB="0" distL="0" distR="0" wp14:anchorId="43661D39" wp14:editId="109422B0">
+            <wp:extent cx="177800" cy="177800"/>
+            <wp:effectExtent l="0" t="0" r="0" b="0"/>
+            <wp:docPr id="784185575" name="Image 2"/>
+            <wp:cNvGraphicFramePr>
+              <a:graphicFrameLocks xmlns:a="http://schemas.openxmlformats.org/drawingml/2006/main" noChangeAspect="1"/>
+            </wp:cNvGraphicFramePr>
+            <a:graphic xmlns:a="http://schemas.openxmlformats.org/drawingml/2006/main">
+              <a:graphicData uri="http://schemas.openxmlformats.org/drawingml/2006/picture">
+                <pic:pic xmlns:pic="http://schemas.openxmlformats.org/drawingml/2006/picture">
+                  <pic:nvPicPr>
+                    <pic:cNvPr id="784185575" name="Image 784185575"/>
+                    <pic:cNvPicPr/>
+                  </pic:nvPicPr>
+                  <pic:blipFill>
+                    <a:blip r:embed="rId53">
+                      <a:extLst>
+                        <a:ext uri="{28A0092B-C50C-407E-A947-70E740481C1C}">
+                          <a14:useLocalDpi xmlns:a14="http://schemas.microsoft.com/office/drawing/2010/main" val="0"/>
+                        </a:ext>
+                      </a:extLst>
+                    </a:blip>
+                    <a:stretch>
+                      <a:fillRect/>
+                    </a:stretch>
+                  </pic:blipFill>
+                  <pic:spPr>
+                    <a:xfrm>
+                      <a:off x="0" y="0"/>
+                      <a:ext cx="177800" cy="177800"/>
+                    </a:xfrm>
+                    <a:prstGeom prst="rect">
+                      <a:avLst/>
+                    </a:prstGeom>
+                  </pic:spPr>
+                </pic:pic>
+              </a:graphicData>
+            </a:graphic>
+          </wp:inline>
+        </w:drawing>
+      </w:r>
+      <w:r>
+        <w:t xml:space="preserve"> dans le menu à gauche.</w:t>
+      </w:r>
+    </w:p>
+    <w:p>
+      <w:pPr>
+        <w:pStyle w:val="Paragraphedeliste"/>
+        <w:numPr>
+          <w:ilvl w:val="0"/>
+          <w:numId w:val="22"/>
+        </w:numPr>
+        <w:jc w:val="both"/>
+      </w:pPr>
+      <w:r>
+        <w:t>Il est possible d’effectuer une recherche en sélectionnant un ou plusieurs critères parmi les suivants : mot-clé; espace d’investigation; type de contribution; auteur; groupe. Il est aussi possible de spécifier une plage temporelle.</w:t>
+      </w:r>
+    </w:p>
+    <w:p>
+      <w:pPr>
+        <w:pStyle w:val="Paragraphedeliste"/>
+        <w:numPr>
+          <w:ilvl w:val="0"/>
+          <w:numId w:val="22"/>
+        </w:numPr>
+        <w:jc w:val="both"/>
+      </w:pPr>
+      <w:r>
+        <w:t>Lorsque le ou les critères de recherche désirés sont choisi</w:t>
+      </w:r>
+      <w:r>
+        <w:t xml:space="preserve">s, cliquez </w:t>
+      </w:r>
+      <w:r>
+        <w:rPr>
+          <w:b/>
+          <w:bCs/>
+        </w:rPr>
+        <w:t>Rechercher</w:t>
+      </w:r>
+      <w:r>
+        <w:t xml:space="preserve"> pour lancer la requête.</w:t>
+      </w:r>
+    </w:p>
+    <w:p>
+      <w:pPr>
+        <w:pStyle w:val="Paragraphedeliste"/>
+        <w:numPr>
+          <w:ilvl w:val="0"/>
+          <w:numId w:val="22"/>
+        </w:numPr>
+        <w:jc w:val="both"/>
+      </w:pPr>
+      <w:r>
+        <w:t xml:space="preserve">Les résultats peuvent être filtrés par </w:t>
+      </w:r>
+      <w:r>
+        <w:rPr>
+          <w:b/>
+          <w:bCs/>
+        </w:rPr>
+        <w:t>Pertinence</w:t>
+      </w:r>
+      <w:r>
+        <w:t xml:space="preserve"> ou </w:t>
+      </w:r>
+      <w:r>
+        <w:rPr>
+          <w:b/>
+          <w:bCs/>
+        </w:rPr>
+        <w:t>Date</w:t>
+      </w:r>
+      <w:r>
+        <w:t xml:space="preserve"> en cliquant sur le bouton approprié en haut à droite.</w:t>
+      </w:r>
+    </w:p>
+    <w:p>
+      <w:pPr>
+        <w:rPr>
+          <w:rFonts w:asciiTheme="majorHAnsi" w:eastAsiaTheme="majorEastAsia" w:hAnsiTheme="majorHAnsi" w:cstheme="majorBidi"/>
+          <w:color w:val="0F4761" w:themeColor="accent1" w:themeShade="BF"/>
+          <w:sz w:val="32"/>
+          <w:szCs w:val="32"/>
+        </w:rPr>
+      </w:pPr>
+      <w:r>
+        <w:br w:type="page"/>
+      </w:r>
     </w:p>
     <w:p>
       <w:pPr>
         <w:pStyle w:val="Titre2"/>
       </w:pPr>
-      <w:bookmarkStart w:id="58" w:name="_Toc243030515"/>
-      <w:r>
+      <w:bookmarkStart w:id="59" w:name="_Toc244153150"/>
+      <w:r>
+        <w:lastRenderedPageBreak/>
         <w:t xml:space="preserve">8.2 </w:t>
       </w:r>
       <w:r>
         <w:t>Rechercher dans la littérature scientifique</w:t>
       </w:r>
-      <w:bookmarkEnd w:id="58"/>
+      <w:bookmarkEnd w:id="59"/>
     </w:p>
     <w:p/>
     <w:p/>
@@ -16095,12 +16340,12 @@
           <w:numId w:val="3"/>
         </w:numPr>
       </w:pPr>
-      <w:bookmarkStart w:id="59" w:name="_Toc243030516"/>
+      <w:bookmarkStart w:id="60" w:name="_Toc244153151"/>
       <w:r>
         <w:lastRenderedPageBreak/>
         <w:t>Utiliser le bloc-notes personnel</w:t>
       </w:r>
-      <w:bookmarkEnd w:id="59"/>
+      <w:bookmarkEnd w:id="60"/>
     </w:p>
     <w:p>
       <w:pPr>
@@ -16142,7 +16387,7 @@
                     <pic:cNvPicPr/>
                   </pic:nvPicPr>
                   <pic:blipFill>
-                    <a:blip r:embed="rId53">
+                    <a:blip r:embed="rId54">
                       <a:extLst>
                         <a:ext uri="{28A0092B-C50C-407E-A947-70E740481C1C}">
                           <a14:useLocalDpi xmlns:a14="http://schemas.microsoft.com/office/drawing/2010/main" val="0"/>
@@ -16176,7 +16421,7 @@
           <w:noProof/>
         </w:rPr>
         <w:drawing>
-          <wp:inline distT="0" distB="0" distL="0" distR="0" wp14:anchorId="474FC2BC" wp14:editId="7C1FEC4E">
+          <wp:inline distT="0" distB="0" distL="0" distR="0" wp14:anchorId="474FC2BC" wp14:editId="0888271E">
             <wp:extent cx="253283" cy="226337"/>
             <wp:effectExtent l="0" t="0" r="1270" b="2540"/>
             <wp:docPr id="1406448464" name="Image 10"/>
@@ -16191,7 +16436,7 @@
                     <pic:cNvPicPr/>
                   </pic:nvPicPr>
                   <pic:blipFill>
-                    <a:blip r:embed="rId54" cstate="print">
+                    <a:blip r:embed="rId55" cstate="print">
                       <a:extLst>
                         <a:ext uri="{28A0092B-C50C-407E-A947-70E740481C1C}">
                           <a14:useLocalDpi xmlns:a14="http://schemas.microsoft.com/office/drawing/2010/main" val="0"/>
@@ -16244,12 +16489,12 @@
           <w:numId w:val="3"/>
         </w:numPr>
       </w:pPr>
-      <w:bookmarkStart w:id="60" w:name="_Toc243030517"/>
+      <w:bookmarkStart w:id="61" w:name="_Toc244153152"/>
       <w:r>
         <w:lastRenderedPageBreak/>
         <w:t>Utiliser les ressources documentaires</w:t>
       </w:r>
-      <w:bookmarkEnd w:id="60"/>
+      <w:bookmarkEnd w:id="61"/>
     </w:p>
     <w:p>
       <w:pPr>
@@ -16296,7 +16541,7 @@
                     <pic:cNvPicPr/>
                   </pic:nvPicPr>
                   <pic:blipFill>
-                    <a:blip r:embed="rId55">
+                    <a:blip r:embed="rId56">
                       <a:extLst>
                         <a:ext uri="{28A0092B-C50C-407E-A947-70E740481C1C}">
                           <a14:useLocalDpi xmlns:a14="http://schemas.microsoft.com/office/drawing/2010/main" val="0"/>
@@ -16397,12 +16642,12 @@
           <w:numId w:val="3"/>
         </w:numPr>
       </w:pPr>
-      <w:bookmarkStart w:id="61" w:name="_Toc243030518"/>
+      <w:bookmarkStart w:id="62" w:name="_Toc244153153"/>
       <w:r>
         <w:lastRenderedPageBreak/>
         <w:t>Configurer Mon profil</w:t>
       </w:r>
-      <w:bookmarkEnd w:id="61"/>
+      <w:bookmarkEnd w:id="62"/>
     </w:p>
     <w:p>
       <w:pPr>
@@ -16434,7 +16679,7 @@
                     <pic:cNvPicPr/>
                   </pic:nvPicPr>
                   <pic:blipFill>
-                    <a:blip r:embed="rId56">
+                    <a:blip r:embed="rId57">
                       <a:extLst>
                         <a:ext uri="{28A0092B-C50C-407E-A947-70E740481C1C}">
                           <a14:useLocalDpi xmlns:a14="http://schemas.microsoft.com/office/drawing/2010/main" val="0"/>
@@ -16599,12 +16844,12 @@
           <w:numId w:val="3"/>
         </w:numPr>
       </w:pPr>
-      <w:bookmarkStart w:id="62" w:name="_Toc243030519"/>
+      <w:bookmarkStart w:id="63" w:name="_Toc244153154"/>
       <w:r>
         <w:lastRenderedPageBreak/>
         <w:t>Données et confidentialité</w:t>
       </w:r>
-      <w:bookmarkEnd w:id="62"/>
+      <w:bookmarkEnd w:id="63"/>
     </w:p>
     <w:p>
       <w:pPr>
@@ -16677,8 +16922,8 @@
     <w:p/>
     <w:p/>
     <w:sectPr>
-      <w:footerReference w:type="even" r:id="rId57"/>
-      <w:footerReference w:type="default" r:id="rId58"/>
+      <w:footerReference w:type="even" r:id="rId58"/>
+      <w:footerReference w:type="default" r:id="rId59"/>
       <w:pgSz w:w="12240" w:h="15840"/>
       <w:pgMar w:top="1440" w:right="1800" w:bottom="1440" w:left="1800" w:header="708" w:footer="708" w:gutter="0"/>
       <w:cols w:space="708"/>
@@ -18559,9 +18804,9 @@
     </w:lvl>
   </w:abstractNum>
   <w:abstractNum w:abstractNumId="15" w15:restartNumberingAfterBreak="0">
-    <w:nsid w:val="68DD2ECC"/>
+    <w:nsid w:val="65D8608E"/>
     <w:multiLevelType w:val="hybridMultilevel"/>
-    <w:tmpl w:val="09986610"/>
+    <w:tmpl w:val="D6A05E94"/>
     <w:lvl w:ilvl="0" w:tplc="0C0C0001">
       <w:start w:val="1"/>
       <w:numFmt w:val="bullet"/>
@@ -18583,7 +18828,7 @@
         <w:ind w:left="1440" w:hanging="360"/>
       </w:pPr>
       <w:rPr>
-        <w:rFonts w:ascii="Courier New" w:hAnsi="Courier New" w:cs="Courier New" w:hint="default"/>
+        <w:rFonts w:ascii="Courier New" w:hAnsi="Courier New" w:hint="default"/>
       </w:rPr>
     </w:lvl>
     <w:lvl w:ilvl="2" w:tplc="0C0C0005" w:tentative="1">
@@ -18619,7 +18864,7 @@
         <w:ind w:left="3600" w:hanging="360"/>
       </w:pPr>
       <w:rPr>
-        <w:rFonts w:ascii="Courier New" w:hAnsi="Courier New" w:cs="Courier New" w:hint="default"/>
+        <w:rFonts w:ascii="Courier New" w:hAnsi="Courier New" w:hint="default"/>
       </w:rPr>
     </w:lvl>
     <w:lvl w:ilvl="5" w:tplc="0C0C0005" w:tentative="1">
@@ -18655,7 +18900,7 @@
         <w:ind w:left="5760" w:hanging="360"/>
       </w:pPr>
       <w:rPr>
-        <w:rFonts w:ascii="Courier New" w:hAnsi="Courier New" w:cs="Courier New" w:hint="default"/>
+        <w:rFonts w:ascii="Courier New" w:hAnsi="Courier New" w:hint="default"/>
       </w:rPr>
     </w:lvl>
     <w:lvl w:ilvl="8" w:tplc="0C0C0005" w:tentative="1">
@@ -18672,9 +18917,9 @@
     </w:lvl>
   </w:abstractNum>
   <w:abstractNum w:abstractNumId="16" w15:restartNumberingAfterBreak="0">
-    <w:nsid w:val="6AB31D14"/>
+    <w:nsid w:val="68DD2ECC"/>
     <w:multiLevelType w:val="hybridMultilevel"/>
-    <w:tmpl w:val="80B66308"/>
+    <w:tmpl w:val="09986610"/>
     <w:lvl w:ilvl="0" w:tplc="0C0C0001">
       <w:start w:val="1"/>
       <w:numFmt w:val="bullet"/>
@@ -18785,9 +19030,9 @@
     </w:lvl>
   </w:abstractNum>
   <w:abstractNum w:abstractNumId="17" w15:restartNumberingAfterBreak="0">
-    <w:nsid w:val="6EB15937"/>
+    <w:nsid w:val="6AB31D14"/>
     <w:multiLevelType w:val="hybridMultilevel"/>
-    <w:tmpl w:val="43FA29B4"/>
+    <w:tmpl w:val="80B66308"/>
     <w:lvl w:ilvl="0" w:tplc="0C0C0001">
       <w:start w:val="1"/>
       <w:numFmt w:val="bullet"/>
@@ -18898,9 +19143,9 @@
     </w:lvl>
   </w:abstractNum>
   <w:abstractNum w:abstractNumId="18" w15:restartNumberingAfterBreak="0">
-    <w:nsid w:val="70C2196A"/>
+    <w:nsid w:val="6EB15937"/>
     <w:multiLevelType w:val="hybridMultilevel"/>
-    <w:tmpl w:val="578CE848"/>
+    <w:tmpl w:val="43FA29B4"/>
     <w:lvl w:ilvl="0" w:tplc="0C0C0001">
       <w:start w:val="1"/>
       <w:numFmt w:val="bullet"/>
@@ -19011,6 +19256,119 @@
     </w:lvl>
   </w:abstractNum>
   <w:abstractNum w:abstractNumId="19" w15:restartNumberingAfterBreak="0">
+    <w:nsid w:val="70C2196A"/>
+    <w:multiLevelType w:val="hybridMultilevel"/>
+    <w:tmpl w:val="578CE848"/>
+    <w:lvl w:ilvl="0" w:tplc="0C0C0001">
+      <w:start w:val="1"/>
+      <w:numFmt w:val="bullet"/>
+      <w:lvlText w:val=""/>
+      <w:lvlJc w:val="left"/>
+      <w:pPr>
+        <w:ind w:left="720" w:hanging="360"/>
+      </w:pPr>
+      <w:rPr>
+        <w:rFonts w:ascii="Symbol" w:hAnsi="Symbol" w:hint="default"/>
+      </w:rPr>
+    </w:lvl>
+    <w:lvl w:ilvl="1" w:tplc="0C0C0003" w:tentative="1">
+      <w:start w:val="1"/>
+      <w:numFmt w:val="bullet"/>
+      <w:lvlText w:val="o"/>
+      <w:lvlJc w:val="left"/>
+      <w:pPr>
+        <w:ind w:left="1440" w:hanging="360"/>
+      </w:pPr>
+      <w:rPr>
+        <w:rFonts w:ascii="Courier New" w:hAnsi="Courier New" w:cs="Courier New" w:hint="default"/>
+      </w:rPr>
+    </w:lvl>
+    <w:lvl w:ilvl="2" w:tplc="0C0C0005" w:tentative="1">
+      <w:start w:val="1"/>
+      <w:numFmt w:val="bullet"/>
+      <w:lvlText w:val=""/>
+      <w:lvlJc w:val="left"/>
+      <w:pPr>
+        <w:ind w:left="2160" w:hanging="360"/>
+      </w:pPr>
+      <w:rPr>
+        <w:rFonts w:ascii="Wingdings" w:hAnsi="Wingdings" w:hint="default"/>
+      </w:rPr>
+    </w:lvl>
+    <w:lvl w:ilvl="3" w:tplc="0C0C0001" w:tentative="1">
+      <w:start w:val="1"/>
+      <w:numFmt w:val="bullet"/>
+      <w:lvlText w:val=""/>
+      <w:lvlJc w:val="left"/>
+      <w:pPr>
+        <w:ind w:left="2880" w:hanging="360"/>
+      </w:pPr>
+      <w:rPr>
+        <w:rFonts w:ascii="Symbol" w:hAnsi="Symbol" w:hint="default"/>
+      </w:rPr>
+    </w:lvl>
+    <w:lvl w:ilvl="4" w:tplc="0C0C0003" w:tentative="1">
+      <w:start w:val="1"/>
+      <w:numFmt w:val="bullet"/>
+      <w:lvlText w:val="o"/>
+      <w:lvlJc w:val="left"/>
+      <w:pPr>
+        <w:ind w:left="3600" w:hanging="360"/>
+      </w:pPr>
+      <w:rPr>
+        <w:rFonts w:ascii="Courier New" w:hAnsi="Courier New" w:cs="Courier New" w:hint="default"/>
+      </w:rPr>
+    </w:lvl>
+    <w:lvl w:ilvl="5" w:tplc="0C0C0005" w:tentative="1">
+      <w:start w:val="1"/>
+      <w:numFmt w:val="bullet"/>
+      <w:lvlText w:val=""/>
+      <w:lvlJc w:val="left"/>
+      <w:pPr>
+        <w:ind w:left="4320" w:hanging="360"/>
+      </w:pPr>
+      <w:rPr>
+        <w:rFonts w:ascii="Wingdings" w:hAnsi="Wingdings" w:hint="default"/>
+      </w:rPr>
+    </w:lvl>
+    <w:lvl w:ilvl="6" w:tplc="0C0C0001" w:tentative="1">
+      <w:start w:val="1"/>
+      <w:numFmt w:val="bullet"/>
+      <w:lvlText w:val=""/>
+      <w:lvlJc w:val="left"/>
+      <w:pPr>
+        <w:ind w:left="5040" w:hanging="360"/>
+      </w:pPr>
+      <w:rPr>
+        <w:rFonts w:ascii="Symbol" w:hAnsi="Symbol" w:hint="default"/>
+      </w:rPr>
+    </w:lvl>
+    <w:lvl w:ilvl="7" w:tplc="0C0C0003" w:tentative="1">
+      <w:start w:val="1"/>
+      <w:numFmt w:val="bullet"/>
+      <w:lvlText w:val="o"/>
+      <w:lvlJc w:val="left"/>
+      <w:pPr>
+        <w:ind w:left="5760" w:hanging="360"/>
+      </w:pPr>
+      <w:rPr>
+        <w:rFonts w:ascii="Courier New" w:hAnsi="Courier New" w:cs="Courier New" w:hint="default"/>
+      </w:rPr>
+    </w:lvl>
+    <w:lvl w:ilvl="8" w:tplc="0C0C0005" w:tentative="1">
+      <w:start w:val="1"/>
+      <w:numFmt w:val="bullet"/>
+      <w:lvlText w:val=""/>
+      <w:lvlJc w:val="left"/>
+      <w:pPr>
+        <w:ind w:left="6480" w:hanging="360"/>
+      </w:pPr>
+      <w:rPr>
+        <w:rFonts w:ascii="Wingdings" w:hAnsi="Wingdings" w:hint="default"/>
+      </w:rPr>
+    </w:lvl>
+  </w:abstractNum>
+  <w:abstractNum w:abstractNumId="20" w15:restartNumberingAfterBreak="0">
     <w:nsid w:val="74E00E45"/>
     <w:multiLevelType w:val="hybridMultilevel"/>
     <w:tmpl w:val="368E6B26"/>
@@ -19099,7 +19457,7 @@
       </w:pPr>
     </w:lvl>
   </w:abstractNum>
-  <w:abstractNum w:abstractNumId="20" w15:restartNumberingAfterBreak="0">
+  <w:abstractNum w:abstractNumId="21" w15:restartNumberingAfterBreak="0">
     <w:nsid w:val="7F7744F9"/>
     <w:multiLevelType w:val="hybridMultilevel"/>
     <w:tmpl w:val="7DFEF714"/>
@@ -19219,7 +19577,7 @@
     <w:abstractNumId w:val="14"/>
   </w:num>
   <w:num w:numId="3" w16cid:durableId="804003311">
-    <w:abstractNumId w:val="19"/>
+    <w:abstractNumId w:val="20"/>
   </w:num>
   <w:num w:numId="4" w16cid:durableId="2016180753">
     <w:abstractNumId w:val="5"/>
@@ -19234,7 +19592,7 @@
     <w:abstractNumId w:val="12"/>
   </w:num>
   <w:num w:numId="8" w16cid:durableId="1370033198">
-    <w:abstractNumId w:val="16"/>
+    <w:abstractNumId w:val="17"/>
   </w:num>
   <w:num w:numId="9" w16cid:durableId="1049763020">
     <w:abstractNumId w:val="1"/>
@@ -19246,13 +19604,13 @@
     <w:abstractNumId w:val="6"/>
   </w:num>
   <w:num w:numId="12" w16cid:durableId="497234139">
-    <w:abstractNumId w:val="20"/>
+    <w:abstractNumId w:val="21"/>
   </w:num>
   <w:num w:numId="13" w16cid:durableId="2053340878">
-    <w:abstractNumId w:val="15"/>
+    <w:abstractNumId w:val="16"/>
   </w:num>
   <w:num w:numId="14" w16cid:durableId="494497118">
-    <w:abstractNumId w:val="17"/>
+    <w:abstractNumId w:val="18"/>
   </w:num>
   <w:num w:numId="15" w16cid:durableId="1253706216">
     <w:abstractNumId w:val="7"/>
@@ -19261,7 +19619,7 @@
     <w:abstractNumId w:val="3"/>
   </w:num>
   <w:num w:numId="17" w16cid:durableId="1453405683">
-    <w:abstractNumId w:val="18"/>
+    <w:abstractNumId w:val="19"/>
   </w:num>
   <w:num w:numId="18" w16cid:durableId="812064695">
     <w:abstractNumId w:val="13"/>
@@ -19274,6 +19632,9 @@
   </w:num>
   <w:num w:numId="21" w16cid:durableId="1408072003">
     <w:abstractNumId w:val="11"/>
+  </w:num>
+  <w:num w:numId="22" w16cid:durableId="35592208">
+    <w:abstractNumId w:val="15"/>
   </w:num>
 </w:numbering>
 </file>

--- a/guide-coelia.docx
+++ b/guide-coelia.docx
@@ -274,7 +274,7 @@
       <w:r>
         <w:fldChar w:fldCharType="separate"/>
       </w:r>
-      <w:hyperlink w:anchor="_Toc244153091" w:history="1">
+      <w:hyperlink w:anchor="_Toc244157179" w:history="1">
         <w:r>
           <w:rPr>
             <w:rStyle w:val="Hyperlien"/>
@@ -320,7 +320,7 @@
             <w:noProof/>
             <w:webHidden/>
           </w:rPr>
-          <w:instrText xml:space="preserve"> PAGEREF _Toc244153091 \h </w:instrText>
+          <w:instrText xml:space="preserve"> PAGEREF _Toc244157179 \h </w:instrText>
         </w:r>
         <w:r>
           <w:rPr>
@@ -367,7 +367,7 @@
           <w:lang w:eastAsia="fr-CA"/>
         </w:rPr>
       </w:pPr>
-      <w:hyperlink w:anchor="_Toc244153092" w:history="1">
+      <w:hyperlink w:anchor="_Toc244157180" w:history="1">
         <w:r>
           <w:rPr>
             <w:rStyle w:val="Hyperlien"/>
@@ -394,7 +394,7 @@
             <w:noProof/>
             <w:webHidden/>
           </w:rPr>
-          <w:instrText xml:space="preserve"> PAGEREF _Toc244153092 \h </w:instrText>
+          <w:instrText xml:space="preserve"> PAGEREF _Toc244157180 \h </w:instrText>
         </w:r>
         <w:r>
           <w:rPr>
@@ -441,7 +441,7 @@
           <w:lang w:eastAsia="fr-CA"/>
         </w:rPr>
       </w:pPr>
-      <w:hyperlink w:anchor="_Toc244153093" w:history="1">
+      <w:hyperlink w:anchor="_Toc244157181" w:history="1">
         <w:r>
           <w:rPr>
             <w:rStyle w:val="Hyperlien"/>
@@ -468,7 +468,7 @@
             <w:noProof/>
             <w:webHidden/>
           </w:rPr>
-          <w:instrText xml:space="preserve"> PAGEREF _Toc244153093 \h </w:instrText>
+          <w:instrText xml:space="preserve"> PAGEREF _Toc244157181 \h </w:instrText>
         </w:r>
         <w:r>
           <w:rPr>
@@ -515,7 +515,7 @@
           <w:lang w:eastAsia="fr-CA"/>
         </w:rPr>
       </w:pPr>
-      <w:hyperlink w:anchor="_Toc244153094" w:history="1">
+      <w:hyperlink w:anchor="_Toc244157182" w:history="1">
         <w:r>
           <w:rPr>
             <w:rStyle w:val="Hyperlien"/>
@@ -542,7 +542,7 @@
             <w:noProof/>
             <w:webHidden/>
           </w:rPr>
-          <w:instrText xml:space="preserve"> PAGEREF _Toc244153094 \h </w:instrText>
+          <w:instrText xml:space="preserve"> PAGEREF _Toc244157182 \h </w:instrText>
         </w:r>
         <w:r>
           <w:rPr>
@@ -589,7 +589,7 @@
           <w:lang w:eastAsia="fr-CA"/>
         </w:rPr>
       </w:pPr>
-      <w:hyperlink w:anchor="_Toc244153095" w:history="1">
+      <w:hyperlink w:anchor="_Toc244157183" w:history="1">
         <w:r>
           <w:rPr>
             <w:rStyle w:val="Hyperlien"/>
@@ -616,7 +616,7 @@
             <w:noProof/>
             <w:webHidden/>
           </w:rPr>
-          <w:instrText xml:space="preserve"> PAGEREF _Toc244153095 \h </w:instrText>
+          <w:instrText xml:space="preserve"> PAGEREF _Toc244157183 \h </w:instrText>
         </w:r>
         <w:r>
           <w:rPr>
@@ -663,7 +663,7 @@
           <w:lang w:eastAsia="fr-CA"/>
         </w:rPr>
       </w:pPr>
-      <w:hyperlink w:anchor="_Toc244153096" w:history="1">
+      <w:hyperlink w:anchor="_Toc244157184" w:history="1">
         <w:r>
           <w:rPr>
             <w:rStyle w:val="Hyperlien"/>
@@ -690,7 +690,7 @@
             <w:noProof/>
             <w:webHidden/>
           </w:rPr>
-          <w:instrText xml:space="preserve"> PAGEREF _Toc244153096 \h </w:instrText>
+          <w:instrText xml:space="preserve"> PAGEREF _Toc244157184 \h </w:instrText>
         </w:r>
         <w:r>
           <w:rPr>
@@ -738,7 +738,7 @@
           <w:lang w:eastAsia="fr-CA"/>
         </w:rPr>
       </w:pPr>
-      <w:hyperlink w:anchor="_Toc244153097" w:history="1">
+      <w:hyperlink w:anchor="_Toc244157185" w:history="1">
         <w:r>
           <w:rPr>
             <w:rStyle w:val="Hyperlien"/>
@@ -784,7 +784,7 @@
             <w:noProof/>
             <w:webHidden/>
           </w:rPr>
-          <w:instrText xml:space="preserve"> PAGEREF _Toc244153097 \h </w:instrText>
+          <w:instrText xml:space="preserve"> PAGEREF _Toc244157185 \h </w:instrText>
         </w:r>
         <w:r>
           <w:rPr>
@@ -831,7 +831,7 @@
           <w:lang w:eastAsia="fr-CA"/>
         </w:rPr>
       </w:pPr>
-      <w:hyperlink w:anchor="_Toc244153098" w:history="1">
+      <w:hyperlink w:anchor="_Toc244157186" w:history="1">
         <w:r>
           <w:rPr>
             <w:rStyle w:val="Hyperlien"/>
@@ -858,7 +858,7 @@
             <w:noProof/>
             <w:webHidden/>
           </w:rPr>
-          <w:instrText xml:space="preserve"> PAGEREF _Toc244153098 \h </w:instrText>
+          <w:instrText xml:space="preserve"> PAGEREF _Toc244157186 \h </w:instrText>
         </w:r>
         <w:r>
           <w:rPr>
@@ -905,7 +905,7 @@
           <w:lang w:eastAsia="fr-CA"/>
         </w:rPr>
       </w:pPr>
-      <w:hyperlink w:anchor="_Toc244153099" w:history="1">
+      <w:hyperlink w:anchor="_Toc244157187" w:history="1">
         <w:r>
           <w:rPr>
             <w:rStyle w:val="Hyperlien"/>
@@ -932,7 +932,7 @@
             <w:noProof/>
             <w:webHidden/>
           </w:rPr>
-          <w:instrText xml:space="preserve"> PAGEREF _Toc244153099 \h </w:instrText>
+          <w:instrText xml:space="preserve"> PAGEREF _Toc244157187 \h </w:instrText>
         </w:r>
         <w:r>
           <w:rPr>
@@ -979,7 +979,7 @@
           <w:lang w:eastAsia="fr-CA"/>
         </w:rPr>
       </w:pPr>
-      <w:hyperlink w:anchor="_Toc244153100" w:history="1">
+      <w:hyperlink w:anchor="_Toc244157188" w:history="1">
         <w:r>
           <w:rPr>
             <w:rStyle w:val="Hyperlien"/>
@@ -1006,7 +1006,7 @@
             <w:noProof/>
             <w:webHidden/>
           </w:rPr>
-          <w:instrText xml:space="preserve"> PAGEREF _Toc244153100 \h </w:instrText>
+          <w:instrText xml:space="preserve"> PAGEREF _Toc244157188 \h </w:instrText>
         </w:r>
         <w:r>
           <w:rPr>
@@ -1053,7 +1053,7 @@
           <w:lang w:eastAsia="fr-CA"/>
         </w:rPr>
       </w:pPr>
-      <w:hyperlink w:anchor="_Toc244153101" w:history="1">
+      <w:hyperlink w:anchor="_Toc244157189" w:history="1">
         <w:r>
           <w:rPr>
             <w:rStyle w:val="Hyperlien"/>
@@ -1080,7 +1080,7 @@
             <w:noProof/>
             <w:webHidden/>
           </w:rPr>
-          <w:instrText xml:space="preserve"> PAGEREF _Toc244153101 \h </w:instrText>
+          <w:instrText xml:space="preserve"> PAGEREF _Toc244157189 \h </w:instrText>
         </w:r>
         <w:r>
           <w:rPr>
@@ -1127,7 +1127,7 @@
           <w:lang w:eastAsia="fr-CA"/>
         </w:rPr>
       </w:pPr>
-      <w:hyperlink w:anchor="_Toc244153102" w:history="1">
+      <w:hyperlink w:anchor="_Toc244157190" w:history="1">
         <w:r>
           <w:rPr>
             <w:rStyle w:val="Hyperlien"/>
@@ -1154,7 +1154,7 @@
             <w:noProof/>
             <w:webHidden/>
           </w:rPr>
-          <w:instrText xml:space="preserve"> PAGEREF _Toc244153102 \h </w:instrText>
+          <w:instrText xml:space="preserve"> PAGEREF _Toc244157190 \h </w:instrText>
         </w:r>
         <w:r>
           <w:rPr>
@@ -1202,7 +1202,7 @@
           <w:lang w:eastAsia="fr-CA"/>
         </w:rPr>
       </w:pPr>
-      <w:hyperlink w:anchor="_Toc244153103" w:history="1">
+      <w:hyperlink w:anchor="_Toc244157191" w:history="1">
         <w:r>
           <w:rPr>
             <w:rStyle w:val="Hyperlien"/>
@@ -1248,7 +1248,7 @@
             <w:noProof/>
             <w:webHidden/>
           </w:rPr>
-          <w:instrText xml:space="preserve"> PAGEREF _Toc244153103 \h </w:instrText>
+          <w:instrText xml:space="preserve"> PAGEREF _Toc244157191 \h </w:instrText>
         </w:r>
         <w:r>
           <w:rPr>
@@ -1295,7 +1295,7 @@
           <w:lang w:eastAsia="fr-CA"/>
         </w:rPr>
       </w:pPr>
-      <w:hyperlink w:anchor="_Toc244153104" w:history="1">
+      <w:hyperlink w:anchor="_Toc244157192" w:history="1">
         <w:r>
           <w:rPr>
             <w:rStyle w:val="Hyperlien"/>
@@ -1322,7 +1322,7 @@
             <w:noProof/>
             <w:webHidden/>
           </w:rPr>
-          <w:instrText xml:space="preserve"> PAGEREF _Toc244153104 \h </w:instrText>
+          <w:instrText xml:space="preserve"> PAGEREF _Toc244157192 \h </w:instrText>
         </w:r>
         <w:r>
           <w:rPr>
@@ -1369,7 +1369,7 @@
           <w:lang w:eastAsia="fr-CA"/>
         </w:rPr>
       </w:pPr>
-      <w:hyperlink w:anchor="_Toc244153105" w:history="1">
+      <w:hyperlink w:anchor="_Toc244157193" w:history="1">
         <w:r>
           <w:rPr>
             <w:rStyle w:val="Hyperlien"/>
@@ -1396,7 +1396,7 @@
             <w:noProof/>
             <w:webHidden/>
           </w:rPr>
-          <w:instrText xml:space="preserve"> PAGEREF _Toc244153105 \h </w:instrText>
+          <w:instrText xml:space="preserve"> PAGEREF _Toc244157193 \h </w:instrText>
         </w:r>
         <w:r>
           <w:rPr>
@@ -1443,7 +1443,7 @@
           <w:lang w:eastAsia="fr-CA"/>
         </w:rPr>
       </w:pPr>
-      <w:hyperlink w:anchor="_Toc244153106" w:history="1">
+      <w:hyperlink w:anchor="_Toc244157194" w:history="1">
         <w:r>
           <w:rPr>
             <w:rStyle w:val="Hyperlien"/>
@@ -1470,7 +1470,7 @@
             <w:noProof/>
             <w:webHidden/>
           </w:rPr>
-          <w:instrText xml:space="preserve"> PAGEREF _Toc244153106 \h </w:instrText>
+          <w:instrText xml:space="preserve"> PAGEREF _Toc244157194 \h </w:instrText>
         </w:r>
         <w:r>
           <w:rPr>
@@ -1517,7 +1517,7 @@
           <w:lang w:eastAsia="fr-CA"/>
         </w:rPr>
       </w:pPr>
-      <w:hyperlink w:anchor="_Toc244153107" w:history="1">
+      <w:hyperlink w:anchor="_Toc244157195" w:history="1">
         <w:r>
           <w:rPr>
             <w:rStyle w:val="Hyperlien"/>
@@ -1544,7 +1544,7 @@
             <w:noProof/>
             <w:webHidden/>
           </w:rPr>
-          <w:instrText xml:space="preserve"> PAGEREF _Toc244153107 \h </w:instrText>
+          <w:instrText xml:space="preserve"> PAGEREF _Toc244157195 \h </w:instrText>
         </w:r>
         <w:r>
           <w:rPr>
@@ -1591,7 +1591,7 @@
           <w:lang w:eastAsia="fr-CA"/>
         </w:rPr>
       </w:pPr>
-      <w:hyperlink w:anchor="_Toc244153108" w:history="1">
+      <w:hyperlink w:anchor="_Toc244157196" w:history="1">
         <w:r>
           <w:rPr>
             <w:rStyle w:val="Hyperlien"/>
@@ -1618,7 +1618,7 @@
             <w:noProof/>
             <w:webHidden/>
           </w:rPr>
-          <w:instrText xml:space="preserve"> PAGEREF _Toc244153108 \h </w:instrText>
+          <w:instrText xml:space="preserve"> PAGEREF _Toc244157196 \h </w:instrText>
         </w:r>
         <w:r>
           <w:rPr>
@@ -1666,7 +1666,7 @@
           <w:lang w:eastAsia="fr-CA"/>
         </w:rPr>
       </w:pPr>
-      <w:hyperlink w:anchor="_Toc244153109" w:history="1">
+      <w:hyperlink w:anchor="_Toc244157197" w:history="1">
         <w:r>
           <w:rPr>
             <w:rStyle w:val="Hyperlien"/>
@@ -1712,7 +1712,7 @@
             <w:noProof/>
             <w:webHidden/>
           </w:rPr>
-          <w:instrText xml:space="preserve"> PAGEREF _Toc244153109 \h </w:instrText>
+          <w:instrText xml:space="preserve"> PAGEREF _Toc244157197 \h </w:instrText>
         </w:r>
         <w:r>
           <w:rPr>
@@ -1759,7 +1759,7 @@
           <w:lang w:eastAsia="fr-CA"/>
         </w:rPr>
       </w:pPr>
-      <w:hyperlink w:anchor="_Toc244153110" w:history="1">
+      <w:hyperlink w:anchor="_Toc244157198" w:history="1">
         <w:r>
           <w:rPr>
             <w:rStyle w:val="Hyperlien"/>
@@ -1786,7 +1786,7 @@
             <w:noProof/>
             <w:webHidden/>
           </w:rPr>
-          <w:instrText xml:space="preserve"> PAGEREF _Toc244153110 \h </w:instrText>
+          <w:instrText xml:space="preserve"> PAGEREF _Toc244157198 \h </w:instrText>
         </w:r>
         <w:r>
           <w:rPr>
@@ -1833,7 +1833,7 @@
           <w:lang w:eastAsia="fr-CA"/>
         </w:rPr>
       </w:pPr>
-      <w:hyperlink w:anchor="_Toc244153111" w:history="1">
+      <w:hyperlink w:anchor="_Toc244157199" w:history="1">
         <w:r>
           <w:rPr>
             <w:rStyle w:val="Hyperlien"/>
@@ -1860,7 +1860,7 @@
             <w:noProof/>
             <w:webHidden/>
           </w:rPr>
-          <w:instrText xml:space="preserve"> PAGEREF _Toc244153111 \h </w:instrText>
+          <w:instrText xml:space="preserve"> PAGEREF _Toc244157199 \h </w:instrText>
         </w:r>
         <w:r>
           <w:rPr>
@@ -1907,7 +1907,7 @@
           <w:lang w:eastAsia="fr-CA"/>
         </w:rPr>
       </w:pPr>
-      <w:hyperlink w:anchor="_Toc244153112" w:history="1">
+      <w:hyperlink w:anchor="_Toc244157200" w:history="1">
         <w:r>
           <w:rPr>
             <w:rStyle w:val="Hyperlien"/>
@@ -1934,7 +1934,7 @@
             <w:noProof/>
             <w:webHidden/>
           </w:rPr>
-          <w:instrText xml:space="preserve"> PAGEREF _Toc244153112 \h </w:instrText>
+          <w:instrText xml:space="preserve"> PAGEREF _Toc244157200 \h </w:instrText>
         </w:r>
         <w:r>
           <w:rPr>
@@ -1981,7 +1981,7 @@
           <w:lang w:eastAsia="fr-CA"/>
         </w:rPr>
       </w:pPr>
-      <w:hyperlink w:anchor="_Toc244153113" w:history="1">
+      <w:hyperlink w:anchor="_Toc244157201" w:history="1">
         <w:r>
           <w:rPr>
             <w:rStyle w:val="Hyperlien"/>
@@ -2008,7 +2008,7 @@
             <w:noProof/>
             <w:webHidden/>
           </w:rPr>
-          <w:instrText xml:space="preserve"> PAGEREF _Toc244153113 \h </w:instrText>
+          <w:instrText xml:space="preserve"> PAGEREF _Toc244157201 \h </w:instrText>
         </w:r>
         <w:r>
           <w:rPr>
@@ -2055,7 +2055,7 @@
           <w:lang w:eastAsia="fr-CA"/>
         </w:rPr>
       </w:pPr>
-      <w:hyperlink w:anchor="_Toc244153114" w:history="1">
+      <w:hyperlink w:anchor="_Toc244157202" w:history="1">
         <w:r>
           <w:rPr>
             <w:rStyle w:val="Hyperlien"/>
@@ -2082,7 +2082,7 @@
             <w:noProof/>
             <w:webHidden/>
           </w:rPr>
-          <w:instrText xml:space="preserve"> PAGEREF _Toc244153114 \h </w:instrText>
+          <w:instrText xml:space="preserve"> PAGEREF _Toc244157202 \h </w:instrText>
         </w:r>
         <w:r>
           <w:rPr>
@@ -2129,7 +2129,7 @@
           <w:lang w:eastAsia="fr-CA"/>
         </w:rPr>
       </w:pPr>
-      <w:hyperlink w:anchor="_Toc244153115" w:history="1">
+      <w:hyperlink w:anchor="_Toc244157203" w:history="1">
         <w:r>
           <w:rPr>
             <w:rStyle w:val="Hyperlien"/>
@@ -2156,7 +2156,7 @@
             <w:noProof/>
             <w:webHidden/>
           </w:rPr>
-          <w:instrText xml:space="preserve"> PAGEREF _Toc244153115 \h </w:instrText>
+          <w:instrText xml:space="preserve"> PAGEREF _Toc244157203 \h </w:instrText>
         </w:r>
         <w:r>
           <w:rPr>
@@ -2203,7 +2203,7 @@
           <w:lang w:eastAsia="fr-CA"/>
         </w:rPr>
       </w:pPr>
-      <w:hyperlink w:anchor="_Toc244153116" w:history="1">
+      <w:hyperlink w:anchor="_Toc244157204" w:history="1">
         <w:r>
           <w:rPr>
             <w:rStyle w:val="Hyperlien"/>
@@ -2230,7 +2230,7 @@
             <w:noProof/>
             <w:webHidden/>
           </w:rPr>
-          <w:instrText xml:space="preserve"> PAGEREF _Toc244153116 \h </w:instrText>
+          <w:instrText xml:space="preserve"> PAGEREF _Toc244157204 \h </w:instrText>
         </w:r>
         <w:r>
           <w:rPr>
@@ -2278,7 +2278,7 @@
           <w:lang w:eastAsia="fr-CA"/>
         </w:rPr>
       </w:pPr>
-      <w:hyperlink w:anchor="_Toc244153117" w:history="1">
+      <w:hyperlink w:anchor="_Toc244157205" w:history="1">
         <w:r>
           <w:rPr>
             <w:rStyle w:val="Hyperlien"/>
@@ -2324,7 +2324,7 @@
             <w:noProof/>
             <w:webHidden/>
           </w:rPr>
-          <w:instrText xml:space="preserve"> PAGEREF _Toc244153117 \h </w:instrText>
+          <w:instrText xml:space="preserve"> PAGEREF _Toc244157205 \h </w:instrText>
         </w:r>
         <w:r>
           <w:rPr>
@@ -2371,7 +2371,7 @@
           <w:lang w:eastAsia="fr-CA"/>
         </w:rPr>
       </w:pPr>
-      <w:hyperlink w:anchor="_Toc244153118" w:history="1">
+      <w:hyperlink w:anchor="_Toc244157206" w:history="1">
         <w:r>
           <w:rPr>
             <w:rStyle w:val="Hyperlien"/>
@@ -2398,7 +2398,7 @@
             <w:noProof/>
             <w:webHidden/>
           </w:rPr>
-          <w:instrText xml:space="preserve"> PAGEREF _Toc244153118 \h </w:instrText>
+          <w:instrText xml:space="preserve"> PAGEREF _Toc244157206 \h </w:instrText>
         </w:r>
         <w:r>
           <w:rPr>
@@ -2445,7 +2445,7 @@
           <w:lang w:eastAsia="fr-CA"/>
         </w:rPr>
       </w:pPr>
-      <w:hyperlink w:anchor="_Toc244153119" w:history="1">
+      <w:hyperlink w:anchor="_Toc244157207" w:history="1">
         <w:r>
           <w:rPr>
             <w:rStyle w:val="Hyperlien"/>
@@ -2472,7 +2472,7 @@
             <w:noProof/>
             <w:webHidden/>
           </w:rPr>
-          <w:instrText xml:space="preserve"> PAGEREF _Toc244153119 \h </w:instrText>
+          <w:instrText xml:space="preserve"> PAGEREF _Toc244157207 \h </w:instrText>
         </w:r>
         <w:r>
           <w:rPr>
@@ -2519,7 +2519,7 @@
           <w:lang w:eastAsia="fr-CA"/>
         </w:rPr>
       </w:pPr>
-      <w:hyperlink w:anchor="_Toc244153120" w:history="1">
+      <w:hyperlink w:anchor="_Toc244157208" w:history="1">
         <w:r>
           <w:rPr>
             <w:rStyle w:val="Hyperlien"/>
@@ -2546,7 +2546,7 @@
             <w:noProof/>
             <w:webHidden/>
           </w:rPr>
-          <w:instrText xml:space="preserve"> PAGEREF _Toc244153120 \h </w:instrText>
+          <w:instrText xml:space="preserve"> PAGEREF _Toc244157208 \h </w:instrText>
         </w:r>
         <w:r>
           <w:rPr>
@@ -2593,7 +2593,7 @@
           <w:lang w:eastAsia="fr-CA"/>
         </w:rPr>
       </w:pPr>
-      <w:hyperlink w:anchor="_Toc244153121" w:history="1">
+      <w:hyperlink w:anchor="_Toc244157209" w:history="1">
         <w:r>
           <w:rPr>
             <w:rStyle w:val="Hyperlien"/>
@@ -2620,7 +2620,7 @@
             <w:noProof/>
             <w:webHidden/>
           </w:rPr>
-          <w:instrText xml:space="preserve"> PAGEREF _Toc244153121 \h </w:instrText>
+          <w:instrText xml:space="preserve"> PAGEREF _Toc244157209 \h </w:instrText>
         </w:r>
         <w:r>
           <w:rPr>
@@ -2667,7 +2667,7 @@
           <w:lang w:eastAsia="fr-CA"/>
         </w:rPr>
       </w:pPr>
-      <w:hyperlink w:anchor="_Toc244153122" w:history="1">
+      <w:hyperlink w:anchor="_Toc244157210" w:history="1">
         <w:r>
           <w:rPr>
             <w:rStyle w:val="Hyperlien"/>
@@ -2694,7 +2694,7 @@
             <w:noProof/>
             <w:webHidden/>
           </w:rPr>
-          <w:instrText xml:space="preserve"> PAGEREF _Toc244153122 \h </w:instrText>
+          <w:instrText xml:space="preserve"> PAGEREF _Toc244157210 \h </w:instrText>
         </w:r>
         <w:r>
           <w:rPr>
@@ -2741,7 +2741,7 @@
           <w:lang w:eastAsia="fr-CA"/>
         </w:rPr>
       </w:pPr>
-      <w:hyperlink w:anchor="_Toc244153123" w:history="1">
+      <w:hyperlink w:anchor="_Toc244157211" w:history="1">
         <w:r>
           <w:rPr>
             <w:rStyle w:val="Hyperlien"/>
@@ -2768,7 +2768,7 @@
             <w:noProof/>
             <w:webHidden/>
           </w:rPr>
-          <w:instrText xml:space="preserve"> PAGEREF _Toc244153123 \h </w:instrText>
+          <w:instrText xml:space="preserve"> PAGEREF _Toc244157211 \h </w:instrText>
         </w:r>
         <w:r>
           <w:rPr>
@@ -2815,7 +2815,7 @@
           <w:lang w:eastAsia="fr-CA"/>
         </w:rPr>
       </w:pPr>
-      <w:hyperlink w:anchor="_Toc244153124" w:history="1">
+      <w:hyperlink w:anchor="_Toc244157212" w:history="1">
         <w:r>
           <w:rPr>
             <w:rStyle w:val="Hyperlien"/>
@@ -2842,7 +2842,7 @@
             <w:noProof/>
             <w:webHidden/>
           </w:rPr>
-          <w:instrText xml:space="preserve"> PAGEREF _Toc244153124 \h </w:instrText>
+          <w:instrText xml:space="preserve"> PAGEREF _Toc244157212 \h </w:instrText>
         </w:r>
         <w:r>
           <w:rPr>
@@ -2889,7 +2889,7 @@
           <w:lang w:eastAsia="fr-CA"/>
         </w:rPr>
       </w:pPr>
-      <w:hyperlink w:anchor="_Toc244153125" w:history="1">
+      <w:hyperlink w:anchor="_Toc244157213" w:history="1">
         <w:r>
           <w:rPr>
             <w:rStyle w:val="Hyperlien"/>
@@ -2916,7 +2916,7 @@
             <w:noProof/>
             <w:webHidden/>
           </w:rPr>
-          <w:instrText xml:space="preserve"> PAGEREF _Toc244153125 \h </w:instrText>
+          <w:instrText xml:space="preserve"> PAGEREF _Toc244157213 \h </w:instrText>
         </w:r>
         <w:r>
           <w:rPr>
@@ -2963,7 +2963,7 @@
           <w:lang w:eastAsia="fr-CA"/>
         </w:rPr>
       </w:pPr>
-      <w:hyperlink w:anchor="_Toc244153126" w:history="1">
+      <w:hyperlink w:anchor="_Toc244157214" w:history="1">
         <w:r>
           <w:rPr>
             <w:rStyle w:val="Hyperlien"/>
@@ -2990,7 +2990,7 @@
             <w:noProof/>
             <w:webHidden/>
           </w:rPr>
-          <w:instrText xml:space="preserve"> PAGEREF _Toc244153126 \h </w:instrText>
+          <w:instrText xml:space="preserve"> PAGEREF _Toc244157214 \h </w:instrText>
         </w:r>
         <w:r>
           <w:rPr>
@@ -3037,7 +3037,7 @@
           <w:lang w:eastAsia="fr-CA"/>
         </w:rPr>
       </w:pPr>
-      <w:hyperlink w:anchor="_Toc244153127" w:history="1">
+      <w:hyperlink w:anchor="_Toc244157215" w:history="1">
         <w:r>
           <w:rPr>
             <w:rStyle w:val="Hyperlien"/>
@@ -3064,7 +3064,7 @@
             <w:noProof/>
             <w:webHidden/>
           </w:rPr>
-          <w:instrText xml:space="preserve"> PAGEREF _Toc244153127 \h </w:instrText>
+          <w:instrText xml:space="preserve"> PAGEREF _Toc244157215 \h </w:instrText>
         </w:r>
         <w:r>
           <w:rPr>
@@ -3111,7 +3111,7 @@
           <w:lang w:eastAsia="fr-CA"/>
         </w:rPr>
       </w:pPr>
-      <w:hyperlink w:anchor="_Toc244153128" w:history="1">
+      <w:hyperlink w:anchor="_Toc244157216" w:history="1">
         <w:r>
           <w:rPr>
             <w:rStyle w:val="Hyperlien"/>
@@ -3138,7 +3138,7 @@
             <w:noProof/>
             <w:webHidden/>
           </w:rPr>
-          <w:instrText xml:space="preserve"> PAGEREF _Toc244153128 \h </w:instrText>
+          <w:instrText xml:space="preserve"> PAGEREF _Toc244157216 \h </w:instrText>
         </w:r>
         <w:r>
           <w:rPr>
@@ -3185,7 +3185,7 @@
           <w:lang w:eastAsia="fr-CA"/>
         </w:rPr>
       </w:pPr>
-      <w:hyperlink w:anchor="_Toc244153129" w:history="1">
+      <w:hyperlink w:anchor="_Toc244157217" w:history="1">
         <w:r>
           <w:rPr>
             <w:rStyle w:val="Hyperlien"/>
@@ -3212,7 +3212,7 @@
             <w:noProof/>
             <w:webHidden/>
           </w:rPr>
-          <w:instrText xml:space="preserve"> PAGEREF _Toc244153129 \h </w:instrText>
+          <w:instrText xml:space="preserve"> PAGEREF _Toc244157217 \h </w:instrText>
         </w:r>
         <w:r>
           <w:rPr>
@@ -3259,7 +3259,7 @@
           <w:lang w:eastAsia="fr-CA"/>
         </w:rPr>
       </w:pPr>
-      <w:hyperlink w:anchor="_Toc244153130" w:history="1">
+      <w:hyperlink w:anchor="_Toc244157218" w:history="1">
         <w:r>
           <w:rPr>
             <w:rStyle w:val="Hyperlien"/>
@@ -3286,7 +3286,7 @@
             <w:noProof/>
             <w:webHidden/>
           </w:rPr>
-          <w:instrText xml:space="preserve"> PAGEREF _Toc244153130 \h </w:instrText>
+          <w:instrText xml:space="preserve"> PAGEREF _Toc244157218 \h </w:instrText>
         </w:r>
         <w:r>
           <w:rPr>
@@ -3333,7 +3333,7 @@
           <w:lang w:eastAsia="fr-CA"/>
         </w:rPr>
       </w:pPr>
-      <w:hyperlink w:anchor="_Toc244153131" w:history="1">
+      <w:hyperlink w:anchor="_Toc244157219" w:history="1">
         <w:r>
           <w:rPr>
             <w:rStyle w:val="Hyperlien"/>
@@ -3360,7 +3360,7 @@
             <w:noProof/>
             <w:webHidden/>
           </w:rPr>
-          <w:instrText xml:space="preserve"> PAGEREF _Toc244153131 \h </w:instrText>
+          <w:instrText xml:space="preserve"> PAGEREF _Toc244157219 \h </w:instrText>
         </w:r>
         <w:r>
           <w:rPr>
@@ -3408,7 +3408,7 @@
           <w:lang w:eastAsia="fr-CA"/>
         </w:rPr>
       </w:pPr>
-      <w:hyperlink w:anchor="_Toc244153132" w:history="1">
+      <w:hyperlink w:anchor="_Toc244157220" w:history="1">
         <w:r>
           <w:rPr>
             <w:rStyle w:val="Hyperlien"/>
@@ -3454,7 +3454,7 @@
             <w:noProof/>
             <w:webHidden/>
           </w:rPr>
-          <w:instrText xml:space="preserve"> PAGEREF _Toc244153132 \h </w:instrText>
+          <w:instrText xml:space="preserve"> PAGEREF _Toc244157220 \h </w:instrText>
         </w:r>
         <w:r>
           <w:rPr>
@@ -3502,7 +3502,7 @@
           <w:lang w:eastAsia="fr-CA"/>
         </w:rPr>
       </w:pPr>
-      <w:hyperlink w:anchor="_Toc244153133" w:history="1">
+      <w:hyperlink w:anchor="_Toc244157221" w:history="1">
         <w:r>
           <w:rPr>
             <w:rStyle w:val="Hyperlien"/>
@@ -3548,7 +3548,7 @@
             <w:noProof/>
             <w:webHidden/>
           </w:rPr>
-          <w:instrText xml:space="preserve"> PAGEREF _Toc244153133 \h </w:instrText>
+          <w:instrText xml:space="preserve"> PAGEREF _Toc244157221 \h </w:instrText>
         </w:r>
         <w:r>
           <w:rPr>
@@ -3595,7 +3595,7 @@
           <w:lang w:eastAsia="fr-CA"/>
         </w:rPr>
       </w:pPr>
-      <w:hyperlink w:anchor="_Toc244153134" w:history="1">
+      <w:hyperlink w:anchor="_Toc244157222" w:history="1">
         <w:r>
           <w:rPr>
             <w:rStyle w:val="Hyperlien"/>
@@ -3622,7 +3622,7 @@
             <w:noProof/>
             <w:webHidden/>
           </w:rPr>
-          <w:instrText xml:space="preserve"> PAGEREF _Toc244153134 \h </w:instrText>
+          <w:instrText xml:space="preserve"> PAGEREF _Toc244157222 \h </w:instrText>
         </w:r>
         <w:r>
           <w:rPr>
@@ -3669,7 +3669,7 @@
           <w:lang w:eastAsia="fr-CA"/>
         </w:rPr>
       </w:pPr>
-      <w:hyperlink w:anchor="_Toc244153135" w:history="1">
+      <w:hyperlink w:anchor="_Toc244157223" w:history="1">
         <w:r>
           <w:rPr>
             <w:rStyle w:val="Hyperlien"/>
@@ -3696,7 +3696,7 @@
             <w:noProof/>
             <w:webHidden/>
           </w:rPr>
-          <w:instrText xml:space="preserve"> PAGEREF _Toc244153135 \h </w:instrText>
+          <w:instrText xml:space="preserve"> PAGEREF _Toc244157223 \h </w:instrText>
         </w:r>
         <w:r>
           <w:rPr>
@@ -3743,7 +3743,7 @@
           <w:lang w:eastAsia="fr-CA"/>
         </w:rPr>
       </w:pPr>
-      <w:hyperlink w:anchor="_Toc244153136" w:history="1">
+      <w:hyperlink w:anchor="_Toc244157224" w:history="1">
         <w:r>
           <w:rPr>
             <w:rStyle w:val="Hyperlien"/>
@@ -3770,7 +3770,7 @@
             <w:noProof/>
             <w:webHidden/>
           </w:rPr>
-          <w:instrText xml:space="preserve"> PAGEREF _Toc244153136 \h </w:instrText>
+          <w:instrText xml:space="preserve"> PAGEREF _Toc244157224 \h </w:instrText>
         </w:r>
         <w:r>
           <w:rPr>
@@ -3817,7 +3817,7 @@
           <w:lang w:eastAsia="fr-CA"/>
         </w:rPr>
       </w:pPr>
-      <w:hyperlink w:anchor="_Toc244153137" w:history="1">
+      <w:hyperlink w:anchor="_Toc244157225" w:history="1">
         <w:r>
           <w:rPr>
             <w:rStyle w:val="Hyperlien"/>
@@ -3844,7 +3844,7 @@
             <w:noProof/>
             <w:webHidden/>
           </w:rPr>
-          <w:instrText xml:space="preserve"> PAGEREF _Toc244153137 \h </w:instrText>
+          <w:instrText xml:space="preserve"> PAGEREF _Toc244157225 \h </w:instrText>
         </w:r>
         <w:r>
           <w:rPr>
@@ -3891,7 +3891,7 @@
           <w:lang w:eastAsia="fr-CA"/>
         </w:rPr>
       </w:pPr>
-      <w:hyperlink w:anchor="_Toc244153138" w:history="1">
+      <w:hyperlink w:anchor="_Toc244157226" w:history="1">
         <w:r>
           <w:rPr>
             <w:rStyle w:val="Hyperlien"/>
@@ -3918,7 +3918,7 @@
             <w:noProof/>
             <w:webHidden/>
           </w:rPr>
-          <w:instrText xml:space="preserve"> PAGEREF _Toc244153138 \h </w:instrText>
+          <w:instrText xml:space="preserve"> PAGEREF _Toc244157226 \h </w:instrText>
         </w:r>
         <w:r>
           <w:rPr>
@@ -3965,7 +3965,7 @@
           <w:lang w:eastAsia="fr-CA"/>
         </w:rPr>
       </w:pPr>
-      <w:hyperlink w:anchor="_Toc244153139" w:history="1">
+      <w:hyperlink w:anchor="_Toc244157227" w:history="1">
         <w:r>
           <w:rPr>
             <w:rStyle w:val="Hyperlien"/>
@@ -3992,7 +3992,7 @@
             <w:noProof/>
             <w:webHidden/>
           </w:rPr>
-          <w:instrText xml:space="preserve"> PAGEREF _Toc244153139 \h </w:instrText>
+          <w:instrText xml:space="preserve"> PAGEREF _Toc244157227 \h </w:instrText>
         </w:r>
         <w:r>
           <w:rPr>
@@ -4039,7 +4039,7 @@
           <w:lang w:eastAsia="fr-CA"/>
         </w:rPr>
       </w:pPr>
-      <w:hyperlink w:anchor="_Toc244153140" w:history="1">
+      <w:hyperlink w:anchor="_Toc244157228" w:history="1">
         <w:r>
           <w:rPr>
             <w:rStyle w:val="Hyperlien"/>
@@ -4066,7 +4066,7 @@
             <w:noProof/>
             <w:webHidden/>
           </w:rPr>
-          <w:instrText xml:space="preserve"> PAGEREF _Toc244153140 \h </w:instrText>
+          <w:instrText xml:space="preserve"> PAGEREF _Toc244157228 \h </w:instrText>
         </w:r>
         <w:r>
           <w:rPr>
@@ -4113,7 +4113,7 @@
           <w:lang w:eastAsia="fr-CA"/>
         </w:rPr>
       </w:pPr>
-      <w:hyperlink w:anchor="_Toc244153141" w:history="1">
+      <w:hyperlink w:anchor="_Toc244157229" w:history="1">
         <w:r>
           <w:rPr>
             <w:rStyle w:val="Hyperlien"/>
@@ -4140,7 +4140,7 @@
             <w:noProof/>
             <w:webHidden/>
           </w:rPr>
-          <w:instrText xml:space="preserve"> PAGEREF _Toc244153141 \h </w:instrText>
+          <w:instrText xml:space="preserve"> PAGEREF _Toc244157229 \h </w:instrText>
         </w:r>
         <w:r>
           <w:rPr>
@@ -4187,7 +4187,7 @@
           <w:lang w:eastAsia="fr-CA"/>
         </w:rPr>
       </w:pPr>
-      <w:hyperlink w:anchor="_Toc244153142" w:history="1">
+      <w:hyperlink w:anchor="_Toc244157230" w:history="1">
         <w:r>
           <w:rPr>
             <w:rStyle w:val="Hyperlien"/>
@@ -4214,7 +4214,7 @@
             <w:noProof/>
             <w:webHidden/>
           </w:rPr>
-          <w:instrText xml:space="preserve"> PAGEREF _Toc244153142 \h </w:instrText>
+          <w:instrText xml:space="preserve"> PAGEREF _Toc244157230 \h </w:instrText>
         </w:r>
         <w:r>
           <w:rPr>
@@ -4261,7 +4261,7 @@
           <w:lang w:eastAsia="fr-CA"/>
         </w:rPr>
       </w:pPr>
-      <w:hyperlink w:anchor="_Toc244153143" w:history="1">
+      <w:hyperlink w:anchor="_Toc244157231" w:history="1">
         <w:r>
           <w:rPr>
             <w:rStyle w:val="Hyperlien"/>
@@ -4288,7 +4288,7 @@
             <w:noProof/>
             <w:webHidden/>
           </w:rPr>
-          <w:instrText xml:space="preserve"> PAGEREF _Toc244153143 \h </w:instrText>
+          <w:instrText xml:space="preserve"> PAGEREF _Toc244157231 \h </w:instrText>
         </w:r>
         <w:r>
           <w:rPr>
@@ -4335,7 +4335,7 @@
           <w:lang w:eastAsia="fr-CA"/>
         </w:rPr>
       </w:pPr>
-      <w:hyperlink w:anchor="_Toc244153144" w:history="1">
+      <w:hyperlink w:anchor="_Toc244157232" w:history="1">
         <w:r>
           <w:rPr>
             <w:rStyle w:val="Hyperlien"/>
@@ -4362,7 +4362,7 @@
             <w:noProof/>
             <w:webHidden/>
           </w:rPr>
-          <w:instrText xml:space="preserve"> PAGEREF _Toc244153144 \h </w:instrText>
+          <w:instrText xml:space="preserve"> PAGEREF _Toc244157232 \h </w:instrText>
         </w:r>
         <w:r>
           <w:rPr>
@@ -4409,7 +4409,7 @@
           <w:lang w:eastAsia="fr-CA"/>
         </w:rPr>
       </w:pPr>
-      <w:hyperlink w:anchor="_Toc244153145" w:history="1">
+      <w:hyperlink w:anchor="_Toc244157233" w:history="1">
         <w:r>
           <w:rPr>
             <w:rStyle w:val="Hyperlien"/>
@@ -4436,7 +4436,7 @@
             <w:noProof/>
             <w:webHidden/>
           </w:rPr>
-          <w:instrText xml:space="preserve"> PAGEREF _Toc244153145 \h </w:instrText>
+          <w:instrText xml:space="preserve"> PAGEREF _Toc244157233 \h </w:instrText>
         </w:r>
         <w:r>
           <w:rPr>
@@ -4483,7 +4483,7 @@
           <w:lang w:eastAsia="fr-CA"/>
         </w:rPr>
       </w:pPr>
-      <w:hyperlink w:anchor="_Toc244153146" w:history="1">
+      <w:hyperlink w:anchor="_Toc244157234" w:history="1">
         <w:r>
           <w:rPr>
             <w:rStyle w:val="Hyperlien"/>
@@ -4510,7 +4510,7 @@
             <w:noProof/>
             <w:webHidden/>
           </w:rPr>
-          <w:instrText xml:space="preserve"> PAGEREF _Toc244153146 \h </w:instrText>
+          <w:instrText xml:space="preserve"> PAGEREF _Toc244157234 \h </w:instrText>
         </w:r>
         <w:r>
           <w:rPr>
@@ -4557,7 +4557,7 @@
           <w:lang w:eastAsia="fr-CA"/>
         </w:rPr>
       </w:pPr>
-      <w:hyperlink w:anchor="_Toc244153147" w:history="1">
+      <w:hyperlink w:anchor="_Toc244157235" w:history="1">
         <w:r>
           <w:rPr>
             <w:rStyle w:val="Hyperlien"/>
@@ -4584,7 +4584,7 @@
             <w:noProof/>
             <w:webHidden/>
           </w:rPr>
-          <w:instrText xml:space="preserve"> PAGEREF _Toc244153147 \h </w:instrText>
+          <w:instrText xml:space="preserve"> PAGEREF _Toc244157235 \h </w:instrText>
         </w:r>
         <w:r>
           <w:rPr>
@@ -4632,7 +4632,7 @@
           <w:lang w:eastAsia="fr-CA"/>
         </w:rPr>
       </w:pPr>
-      <w:hyperlink w:anchor="_Toc244153148" w:history="1">
+      <w:hyperlink w:anchor="_Toc244157236" w:history="1">
         <w:r>
           <w:rPr>
             <w:rStyle w:val="Hyperlien"/>
@@ -4678,7 +4678,7 @@
             <w:noProof/>
             <w:webHidden/>
           </w:rPr>
-          <w:instrText xml:space="preserve"> PAGEREF _Toc244153148 \h </w:instrText>
+          <w:instrText xml:space="preserve"> PAGEREF _Toc244157236 \h </w:instrText>
         </w:r>
         <w:r>
           <w:rPr>
@@ -4725,7 +4725,7 @@
           <w:lang w:eastAsia="fr-CA"/>
         </w:rPr>
       </w:pPr>
-      <w:hyperlink w:anchor="_Toc244153149" w:history="1">
+      <w:hyperlink w:anchor="_Toc244157237" w:history="1">
         <w:r>
           <w:rPr>
             <w:rStyle w:val="Hyperlien"/>
@@ -4752,7 +4752,7 @@
             <w:noProof/>
             <w:webHidden/>
           </w:rPr>
-          <w:instrText xml:space="preserve"> PAGEREF _Toc244153149 \h </w:instrText>
+          <w:instrText xml:space="preserve"> PAGEREF _Toc244157237 \h </w:instrText>
         </w:r>
         <w:r>
           <w:rPr>
@@ -4799,7 +4799,7 @@
           <w:lang w:eastAsia="fr-CA"/>
         </w:rPr>
       </w:pPr>
-      <w:hyperlink w:anchor="_Toc244153150" w:history="1">
+      <w:hyperlink w:anchor="_Toc244157238" w:history="1">
         <w:r>
           <w:rPr>
             <w:rStyle w:val="Hyperlien"/>
@@ -4826,7 +4826,7 @@
             <w:noProof/>
             <w:webHidden/>
           </w:rPr>
-          <w:instrText xml:space="preserve"> PAGEREF _Toc244153150 \h </w:instrText>
+          <w:instrText xml:space="preserve"> PAGEREF _Toc244157238 \h </w:instrText>
         </w:r>
         <w:r>
           <w:rPr>
@@ -4874,7 +4874,7 @@
           <w:lang w:eastAsia="fr-CA"/>
         </w:rPr>
       </w:pPr>
-      <w:hyperlink w:anchor="_Toc244153151" w:history="1">
+      <w:hyperlink w:anchor="_Toc244157239" w:history="1">
         <w:r>
           <w:rPr>
             <w:rStyle w:val="Hyperlien"/>
@@ -4920,7 +4920,7 @@
             <w:noProof/>
             <w:webHidden/>
           </w:rPr>
-          <w:instrText xml:space="preserve"> PAGEREF _Toc244153151 \h </w:instrText>
+          <w:instrText xml:space="preserve"> PAGEREF _Toc244157239 \h </w:instrText>
         </w:r>
         <w:r>
           <w:rPr>
@@ -4968,7 +4968,7 @@
           <w:lang w:eastAsia="fr-CA"/>
         </w:rPr>
       </w:pPr>
-      <w:hyperlink w:anchor="_Toc244153152" w:history="1">
+      <w:hyperlink w:anchor="_Toc244157240" w:history="1">
         <w:r>
           <w:rPr>
             <w:rStyle w:val="Hyperlien"/>
@@ -5014,7 +5014,7 @@
             <w:noProof/>
             <w:webHidden/>
           </w:rPr>
-          <w:instrText xml:space="preserve"> PAGEREF _Toc244153152 \h </w:instrText>
+          <w:instrText xml:space="preserve"> PAGEREF _Toc244157240 \h </w:instrText>
         </w:r>
         <w:r>
           <w:rPr>
@@ -5062,7 +5062,7 @@
           <w:lang w:eastAsia="fr-CA"/>
         </w:rPr>
       </w:pPr>
-      <w:hyperlink w:anchor="_Toc244153153" w:history="1">
+      <w:hyperlink w:anchor="_Toc244157241" w:history="1">
         <w:r>
           <w:rPr>
             <w:rStyle w:val="Hyperlien"/>
@@ -5108,7 +5108,7 @@
             <w:noProof/>
             <w:webHidden/>
           </w:rPr>
-          <w:instrText xml:space="preserve"> PAGEREF _Toc244153153 \h </w:instrText>
+          <w:instrText xml:space="preserve"> PAGEREF _Toc244157241 \h </w:instrText>
         </w:r>
         <w:r>
           <w:rPr>
@@ -5156,7 +5156,7 @@
           <w:lang w:eastAsia="fr-CA"/>
         </w:rPr>
       </w:pPr>
-      <w:hyperlink w:anchor="_Toc244153154" w:history="1">
+      <w:hyperlink w:anchor="_Toc244157242" w:history="1">
         <w:r>
           <w:rPr>
             <w:rStyle w:val="Hyperlien"/>
@@ -5202,7 +5202,7 @@
             <w:noProof/>
             <w:webHidden/>
           </w:rPr>
-          <w:instrText xml:space="preserve"> PAGEREF _Toc244153154 \h </w:instrText>
+          <w:instrText xml:space="preserve"> PAGEREF _Toc244157242 \h </w:instrText>
         </w:r>
         <w:r>
           <w:rPr>
@@ -5247,7 +5247,7 @@
           <w:numId w:val="3"/>
         </w:numPr>
       </w:pPr>
-      <w:bookmarkStart w:id="0" w:name="_Toc244153091"/>
+      <w:bookmarkStart w:id="0" w:name="_Toc244157179"/>
       <w:r>
         <w:t xml:space="preserve">Faire ses premiers pas dans </w:t>
       </w:r>
@@ -5262,7 +5262,7 @@
       <w:pPr>
         <w:pStyle w:val="Titre2"/>
       </w:pPr>
-      <w:bookmarkStart w:id="1" w:name="_Toc244153092"/>
+      <w:bookmarkStart w:id="1" w:name="_Toc244157180"/>
       <w:r>
         <w:t xml:space="preserve">1.1 </w:t>
       </w:r>
@@ -5411,7 +5411,7 @@
       <w:pPr>
         <w:pStyle w:val="Titre2"/>
       </w:pPr>
-      <w:bookmarkStart w:id="2" w:name="_Toc244153093"/>
+      <w:bookmarkStart w:id="2" w:name="_Toc244157181"/>
       <w:r>
         <w:t xml:space="preserve">1.2 </w:t>
       </w:r>
@@ -5490,7 +5490,7 @@
       <w:pPr>
         <w:pStyle w:val="Titre2"/>
       </w:pPr>
-      <w:bookmarkStart w:id="3" w:name="_Toc244153094"/>
+      <w:bookmarkStart w:id="3" w:name="_Toc244157182"/>
       <w:r>
         <w:lastRenderedPageBreak/>
         <w:t xml:space="preserve">1.3 </w:t>
@@ -5923,7 +5923,7 @@
       <w:pPr>
         <w:pStyle w:val="Titre2"/>
       </w:pPr>
-      <w:bookmarkStart w:id="4" w:name="_Toc244153095"/>
+      <w:bookmarkStart w:id="4" w:name="_Toc244157183"/>
       <w:r>
         <w:lastRenderedPageBreak/>
         <w:t xml:space="preserve">1.4 </w:t>
@@ -8723,7 +8723,7 @@
       <w:pPr>
         <w:pStyle w:val="Titre2"/>
       </w:pPr>
-      <w:bookmarkStart w:id="5" w:name="_Toc244153096"/>
+      <w:bookmarkStart w:id="5" w:name="_Toc244157184"/>
       <w:r>
         <w:lastRenderedPageBreak/>
         <w:t xml:space="preserve">1.5 </w:t>
@@ -9388,7 +9388,7 @@
           <w:numId w:val="3"/>
         </w:numPr>
       </w:pPr>
-      <w:bookmarkStart w:id="6" w:name="_Toc244153097"/>
+      <w:bookmarkStart w:id="6" w:name="_Toc244157185"/>
       <w:r>
         <w:lastRenderedPageBreak/>
         <w:t>Contribuer sur la toile</w:t>
@@ -10363,7 +10363,7 @@
       <w:pPr>
         <w:pStyle w:val="Titre2"/>
       </w:pPr>
-      <w:bookmarkStart w:id="7" w:name="_Toc244153098"/>
+      <w:bookmarkStart w:id="7" w:name="_Toc244157186"/>
       <w:r>
         <w:lastRenderedPageBreak/>
         <w:t xml:space="preserve">2.1 </w:t>
@@ -10570,7 +10570,7 @@
       <w:pPr>
         <w:pStyle w:val="Titre2"/>
       </w:pPr>
-      <w:bookmarkStart w:id="8" w:name="_Toc244153099"/>
+      <w:bookmarkStart w:id="8" w:name="_Toc244157187"/>
       <w:r>
         <w:lastRenderedPageBreak/>
         <w:t xml:space="preserve">2.2 </w:t>
@@ -10824,7 +10824,7 @@
       <w:pPr>
         <w:pStyle w:val="Titre2"/>
       </w:pPr>
-      <w:bookmarkStart w:id="9" w:name="_Toc244153100"/>
+      <w:bookmarkStart w:id="9" w:name="_Toc244157188"/>
       <w:r>
         <w:lastRenderedPageBreak/>
         <w:t xml:space="preserve">2.3 </w:t>
@@ -11108,7 +11108,7 @@
       <w:pPr>
         <w:pStyle w:val="Titre2"/>
       </w:pPr>
-      <w:bookmarkStart w:id="10" w:name="_Toc244153101"/>
+      <w:bookmarkStart w:id="10" w:name="_Toc244157189"/>
       <w:r>
         <w:lastRenderedPageBreak/>
         <w:t xml:space="preserve">2.4 </w:t>
@@ -11363,7 +11363,7 @@
       <w:pPr>
         <w:pStyle w:val="Titre2"/>
       </w:pPr>
-      <w:bookmarkStart w:id="11" w:name="_Toc244153102"/>
+      <w:bookmarkStart w:id="11" w:name="_Toc244157190"/>
       <w:r>
         <w:lastRenderedPageBreak/>
         <w:t xml:space="preserve">2.5 </w:t>
@@ -11632,7 +11632,7 @@
           <w:numId w:val="3"/>
         </w:numPr>
       </w:pPr>
-      <w:bookmarkStart w:id="12" w:name="_Toc244153103"/>
+      <w:bookmarkStart w:id="12" w:name="_Toc244157191"/>
       <w:r>
         <w:lastRenderedPageBreak/>
         <w:t>Gérer les espaces d’investigation</w:t>
@@ -11651,7 +11651,7 @@
       <w:pPr>
         <w:pStyle w:val="Titre2"/>
       </w:pPr>
-      <w:bookmarkStart w:id="13" w:name="_Toc244153104"/>
+      <w:bookmarkStart w:id="13" w:name="_Toc244157192"/>
       <w:r>
         <w:t xml:space="preserve">3.1 </w:t>
       </w:r>
@@ -11937,7 +11937,7 @@
       <w:pPr>
         <w:pStyle w:val="Titre2"/>
       </w:pPr>
-      <w:bookmarkStart w:id="14" w:name="_Toc244153105"/>
+      <w:bookmarkStart w:id="14" w:name="_Toc244157193"/>
       <w:r>
         <w:lastRenderedPageBreak/>
         <w:t>3.2 Naviguer entre les espaces</w:t>
@@ -12281,7 +12281,7 @@
       <w:pPr>
         <w:pStyle w:val="Titre2"/>
       </w:pPr>
-      <w:bookmarkStart w:id="15" w:name="_Toc244153106"/>
+      <w:bookmarkStart w:id="15" w:name="_Toc244157194"/>
       <w:r>
         <w:lastRenderedPageBreak/>
         <w:t>3.</w:t>
@@ -12740,7 +12740,7 @@
       <w:pPr>
         <w:pStyle w:val="Titre2"/>
       </w:pPr>
-      <w:bookmarkStart w:id="16" w:name="_Toc244153107"/>
+      <w:bookmarkStart w:id="16" w:name="_Toc244157195"/>
       <w:r>
         <w:lastRenderedPageBreak/>
         <w:t>3.4 Supprimer ou modifier le nom d’un espace</w:t>
@@ -12982,7 +12982,7 @@
       <w:pPr>
         <w:pStyle w:val="Titre2"/>
       </w:pPr>
-      <w:bookmarkStart w:id="17" w:name="_Toc244153108"/>
+      <w:bookmarkStart w:id="17" w:name="_Toc244157196"/>
       <w:r>
         <w:lastRenderedPageBreak/>
         <w:t>3.</w:t>
@@ -13179,7 +13179,7 @@
           <w:numId w:val="3"/>
         </w:numPr>
       </w:pPr>
-      <w:bookmarkStart w:id="18" w:name="_Toc244153109"/>
+      <w:bookmarkStart w:id="18" w:name="_Toc244157197"/>
       <w:r>
         <w:lastRenderedPageBreak/>
         <w:t>Gérer une communauté</w:t>
@@ -13198,7 +13198,7 @@
       <w:pPr>
         <w:pStyle w:val="Titre2"/>
       </w:pPr>
-      <w:bookmarkStart w:id="19" w:name="_Toc244153110"/>
+      <w:bookmarkStart w:id="19" w:name="_Toc244157198"/>
       <w:r>
         <w:t>4.1 Configurer les échafaudages</w:t>
       </w:r>
@@ -13510,7 +13510,7 @@
       <w:pPr>
         <w:pStyle w:val="Titre2"/>
       </w:pPr>
-      <w:bookmarkStart w:id="20" w:name="_Toc244153111"/>
+      <w:bookmarkStart w:id="20" w:name="_Toc244157199"/>
       <w:r>
         <w:lastRenderedPageBreak/>
         <w:t xml:space="preserve">4.2 </w:t>
@@ -14057,7 +14057,7 @@
       <w:pPr>
         <w:pStyle w:val="Titre2"/>
       </w:pPr>
-      <w:bookmarkStart w:id="21" w:name="_Toc244153112"/>
+      <w:bookmarkStart w:id="21" w:name="_Toc244157200"/>
       <w:r>
         <w:lastRenderedPageBreak/>
         <w:t>4.3 Consulter le statut d’inactivité des membres</w:t>
@@ -14243,7 +14243,7 @@
       <w:pPr>
         <w:pStyle w:val="Titre2"/>
       </w:pPr>
-      <w:bookmarkStart w:id="22" w:name="_Toc244153113"/>
+      <w:bookmarkStart w:id="22" w:name="_Toc244157201"/>
       <w:r>
         <w:lastRenderedPageBreak/>
         <w:t>4.4 Ajouter des messages d’accueil</w:t>
@@ -14527,7 +14527,7 @@
       <w:pPr>
         <w:pStyle w:val="Titre2"/>
       </w:pPr>
-      <w:bookmarkStart w:id="23" w:name="_Toc244153114"/>
+      <w:bookmarkStart w:id="23" w:name="_Toc244157202"/>
       <w:r>
         <w:lastRenderedPageBreak/>
         <w:t>4.</w:t>
@@ -14709,7 +14709,7 @@
       <w:pPr>
         <w:pStyle w:val="Titre2"/>
       </w:pPr>
-      <w:bookmarkStart w:id="24" w:name="_Toc244153115"/>
+      <w:bookmarkStart w:id="24" w:name="_Toc244157203"/>
       <w:r>
         <w:lastRenderedPageBreak/>
         <w:t>4.</w:t>
@@ -15133,7 +15133,7 @@
       <w:pPr>
         <w:pStyle w:val="Titre2"/>
       </w:pPr>
-      <w:bookmarkStart w:id="25" w:name="_Toc244153116"/>
+      <w:bookmarkStart w:id="25" w:name="_Toc244157204"/>
       <w:r>
         <w:lastRenderedPageBreak/>
         <w:t>4.</w:t>
@@ -15667,7 +15667,7 @@
           <w:numId w:val="3"/>
         </w:numPr>
       </w:pPr>
-      <w:bookmarkStart w:id="26" w:name="_Toc244153117"/>
+      <w:bookmarkStart w:id="26" w:name="_Toc244157205"/>
       <w:r>
         <w:lastRenderedPageBreak/>
         <w:t>Utiliser l’assistant Lia</w:t>
@@ -15678,7 +15678,7 @@
       <w:pPr>
         <w:pStyle w:val="Titre2"/>
       </w:pPr>
-      <w:bookmarkStart w:id="27" w:name="_Toc244153118"/>
+      <w:bookmarkStart w:id="27" w:name="_Toc244157206"/>
       <w:r>
         <w:t xml:space="preserve">5.1 </w:t>
       </w:r>
@@ -15691,7 +15691,7 @@
       <w:pPr>
         <w:pStyle w:val="Titre2"/>
       </w:pPr>
-      <w:bookmarkStart w:id="28" w:name="_Toc244153119"/>
+      <w:bookmarkStart w:id="28" w:name="_Toc244157207"/>
       <w:r>
         <w:t xml:space="preserve">5.2 </w:t>
       </w:r>
@@ -15704,7 +15704,7 @@
       <w:pPr>
         <w:pStyle w:val="Titre2"/>
       </w:pPr>
-      <w:bookmarkStart w:id="29" w:name="_Toc244153120"/>
+      <w:bookmarkStart w:id="29" w:name="_Toc244157208"/>
       <w:r>
         <w:t xml:space="preserve">5.3 </w:t>
       </w:r>
@@ -15717,7 +15717,7 @@
       <w:pPr>
         <w:pStyle w:val="Titre2"/>
       </w:pPr>
-      <w:bookmarkStart w:id="30" w:name="_Toc244153121"/>
+      <w:bookmarkStart w:id="30" w:name="_Toc244157209"/>
       <w:r>
         <w:t xml:space="preserve">5.4 </w:t>
       </w:r>
@@ -15730,7 +15730,7 @@
       <w:pPr>
         <w:pStyle w:val="Titre2"/>
       </w:pPr>
-      <w:bookmarkStart w:id="31" w:name="_Toc244153122"/>
+      <w:bookmarkStart w:id="31" w:name="_Toc244157210"/>
       <w:r>
         <w:t xml:space="preserve">5.5 </w:t>
       </w:r>
@@ -15743,7 +15743,7 @@
       <w:pPr>
         <w:pStyle w:val="Titre2"/>
       </w:pPr>
-      <w:bookmarkStart w:id="32" w:name="_Toc244153123"/>
+      <w:bookmarkStart w:id="32" w:name="_Toc244157211"/>
       <w:r>
         <w:t xml:space="preserve">5.6 </w:t>
       </w:r>
@@ -15756,7 +15756,7 @@
       <w:pPr>
         <w:pStyle w:val="Titre2"/>
       </w:pPr>
-      <w:bookmarkStart w:id="33" w:name="_Toc244153124"/>
+      <w:bookmarkStart w:id="33" w:name="_Toc244157212"/>
       <w:r>
         <w:t xml:space="preserve">5.7 </w:t>
       </w:r>
@@ -15769,7 +15769,7 @@
       <w:pPr>
         <w:pStyle w:val="Titre2"/>
       </w:pPr>
-      <w:bookmarkStart w:id="34" w:name="_Toc244153125"/>
+      <w:bookmarkStart w:id="34" w:name="_Toc244157213"/>
       <w:r>
         <w:t xml:space="preserve">5.8 </w:t>
       </w:r>
@@ -15782,7 +15782,7 @@
       <w:pPr>
         <w:pStyle w:val="Titre2"/>
       </w:pPr>
-      <w:bookmarkStart w:id="35" w:name="_Toc244153126"/>
+      <w:bookmarkStart w:id="35" w:name="_Toc244157214"/>
       <w:r>
         <w:t xml:space="preserve">5.9 </w:t>
       </w:r>
@@ -15795,7 +15795,7 @@
       <w:pPr>
         <w:pStyle w:val="Titre2"/>
       </w:pPr>
-      <w:bookmarkStart w:id="36" w:name="_Toc244153127"/>
+      <w:bookmarkStart w:id="36" w:name="_Toc244157215"/>
       <w:r>
         <w:t xml:space="preserve">5.10 </w:t>
       </w:r>
@@ -15808,7 +15808,7 @@
       <w:pPr>
         <w:pStyle w:val="Titre2"/>
       </w:pPr>
-      <w:bookmarkStart w:id="37" w:name="_Toc244153128"/>
+      <w:bookmarkStart w:id="37" w:name="_Toc244157216"/>
       <w:r>
         <w:t xml:space="preserve">5.11 </w:t>
       </w:r>
@@ -15821,7 +15821,7 @@
       <w:pPr>
         <w:pStyle w:val="Titre2"/>
       </w:pPr>
-      <w:bookmarkStart w:id="38" w:name="_Toc244153129"/>
+      <w:bookmarkStart w:id="38" w:name="_Toc244157217"/>
       <w:r>
         <w:t xml:space="preserve">5.12 </w:t>
       </w:r>
@@ -15834,7 +15834,7 @@
       <w:pPr>
         <w:pStyle w:val="Titre2"/>
       </w:pPr>
-      <w:bookmarkStart w:id="39" w:name="_Toc244153130"/>
+      <w:bookmarkStart w:id="39" w:name="_Toc244157218"/>
       <w:r>
         <w:t xml:space="preserve">5.13 </w:t>
       </w:r>
@@ -15847,7 +15847,7 @@
       <w:pPr>
         <w:pStyle w:val="Titre2"/>
       </w:pPr>
-      <w:bookmarkStart w:id="40" w:name="_Toc244153131"/>
+      <w:bookmarkStart w:id="40" w:name="_Toc244157219"/>
       <w:r>
         <w:t>5.14 Lia Langue</w:t>
       </w:r>
@@ -15877,7 +15877,7 @@
           <w:numId w:val="3"/>
         </w:numPr>
       </w:pPr>
-      <w:bookmarkStart w:id="41" w:name="_Toc244153132"/>
+      <w:bookmarkStart w:id="41" w:name="_Toc244157220"/>
       <w:r>
         <w:lastRenderedPageBreak/>
         <w:t xml:space="preserve">Concevoir un assistant IA dans l’atelier </w:t>
@@ -15912,7 +15912,7 @@
           <w:numId w:val="3"/>
         </w:numPr>
       </w:pPr>
-      <w:bookmarkStart w:id="42" w:name="_Toc244153133"/>
+      <w:bookmarkStart w:id="42" w:name="_Toc244157221"/>
       <w:r>
         <w:lastRenderedPageBreak/>
         <w:t>Utiliser le tableau de bord</w:t>
@@ -15923,7 +15923,7 @@
       <w:pPr>
         <w:pStyle w:val="Titre2"/>
       </w:pPr>
-      <w:bookmarkStart w:id="43" w:name="_Toc244153134"/>
+      <w:bookmarkStart w:id="43" w:name="_Toc244157222"/>
       <w:r>
         <w:t xml:space="preserve">7.1 </w:t>
       </w:r>
@@ -15936,7 +15936,7 @@
       <w:pPr>
         <w:pStyle w:val="Titre2"/>
       </w:pPr>
-      <w:bookmarkStart w:id="44" w:name="_Toc244153135"/>
+      <w:bookmarkStart w:id="44" w:name="_Toc244157223"/>
       <w:r>
         <w:t xml:space="preserve">7.2 </w:t>
       </w:r>
@@ -15949,7 +15949,7 @@
       <w:pPr>
         <w:pStyle w:val="Titre2"/>
       </w:pPr>
-      <w:bookmarkStart w:id="45" w:name="_Toc244153136"/>
+      <w:bookmarkStart w:id="45" w:name="_Toc244157224"/>
       <w:r>
         <w:t xml:space="preserve">7.3 </w:t>
       </w:r>
@@ -15962,7 +15962,7 @@
       <w:pPr>
         <w:pStyle w:val="Titre2"/>
       </w:pPr>
-      <w:bookmarkStart w:id="46" w:name="_Toc244153137"/>
+      <w:bookmarkStart w:id="46" w:name="_Toc244157225"/>
       <w:r>
         <w:t xml:space="preserve">7.4 </w:t>
       </w:r>
@@ -15975,7 +15975,7 @@
       <w:pPr>
         <w:pStyle w:val="Titre2"/>
       </w:pPr>
-      <w:bookmarkStart w:id="47" w:name="_Toc244153138"/>
+      <w:bookmarkStart w:id="47" w:name="_Toc244157226"/>
       <w:r>
         <w:t xml:space="preserve">7.5 </w:t>
       </w:r>
@@ -15988,7 +15988,7 @@
       <w:pPr>
         <w:pStyle w:val="Titre2"/>
       </w:pPr>
-      <w:bookmarkStart w:id="48" w:name="_Toc244153139"/>
+      <w:bookmarkStart w:id="48" w:name="_Toc244157227"/>
       <w:r>
         <w:t xml:space="preserve">7.6 </w:t>
       </w:r>
@@ -16001,7 +16001,7 @@
       <w:pPr>
         <w:pStyle w:val="Titre2"/>
       </w:pPr>
-      <w:bookmarkStart w:id="49" w:name="_Toc244153140"/>
+      <w:bookmarkStart w:id="49" w:name="_Toc244157228"/>
       <w:r>
         <w:t xml:space="preserve">7.7 </w:t>
       </w:r>
@@ -16014,7 +16014,7 @@
       <w:pPr>
         <w:pStyle w:val="Titre2"/>
       </w:pPr>
-      <w:bookmarkStart w:id="50" w:name="_Toc244153141"/>
+      <w:bookmarkStart w:id="50" w:name="_Toc244157229"/>
       <w:r>
         <w:t xml:space="preserve">7.8 </w:t>
       </w:r>
@@ -16027,7 +16027,7 @@
       <w:pPr>
         <w:pStyle w:val="Titre2"/>
       </w:pPr>
-      <w:bookmarkStart w:id="51" w:name="_Toc244153142"/>
+      <w:bookmarkStart w:id="51" w:name="_Toc244157230"/>
       <w:r>
         <w:t xml:space="preserve">7.9 </w:t>
       </w:r>
@@ -16040,7 +16040,7 @@
       <w:pPr>
         <w:pStyle w:val="Titre2"/>
       </w:pPr>
-      <w:bookmarkStart w:id="52" w:name="_Toc244153143"/>
+      <w:bookmarkStart w:id="52" w:name="_Toc244157231"/>
       <w:r>
         <w:t xml:space="preserve">7.10 </w:t>
       </w:r>
@@ -16053,7 +16053,7 @@
       <w:pPr>
         <w:pStyle w:val="Titre2"/>
       </w:pPr>
-      <w:bookmarkStart w:id="53" w:name="_Toc244153144"/>
+      <w:bookmarkStart w:id="53" w:name="_Toc244157232"/>
       <w:r>
         <w:t xml:space="preserve">7.11 </w:t>
       </w:r>
@@ -16066,7 +16066,7 @@
       <w:pPr>
         <w:pStyle w:val="Titre2"/>
       </w:pPr>
-      <w:bookmarkStart w:id="54" w:name="_Toc244153145"/>
+      <w:bookmarkStart w:id="54" w:name="_Toc244157233"/>
       <w:r>
         <w:t xml:space="preserve">7.12 </w:t>
       </w:r>
@@ -16079,7 +16079,7 @@
       <w:pPr>
         <w:pStyle w:val="Titre2"/>
       </w:pPr>
-      <w:bookmarkStart w:id="55" w:name="_Toc244153146"/>
+      <w:bookmarkStart w:id="55" w:name="_Toc244157234"/>
       <w:r>
         <w:t xml:space="preserve">7.13 </w:t>
       </w:r>
@@ -16092,7 +16092,7 @@
       <w:pPr>
         <w:pStyle w:val="Titre2"/>
       </w:pPr>
-      <w:bookmarkStart w:id="56" w:name="_Toc244153147"/>
+      <w:bookmarkStart w:id="56" w:name="_Toc244157235"/>
       <w:r>
         <w:t xml:space="preserve">7.14 </w:t>
       </w:r>
@@ -16123,7 +16123,7 @@
           <w:numId w:val="3"/>
         </w:numPr>
       </w:pPr>
-      <w:bookmarkStart w:id="57" w:name="_Toc244153148"/>
+      <w:bookmarkStart w:id="57" w:name="_Toc244157236"/>
       <w:r>
         <w:lastRenderedPageBreak/>
         <w:t>Rechercher</w:t>
@@ -16134,7 +16134,7 @@
       <w:pPr>
         <w:pStyle w:val="Titre2"/>
       </w:pPr>
-      <w:bookmarkStart w:id="58" w:name="_Toc244153149"/>
+      <w:bookmarkStart w:id="58" w:name="_Toc244157237"/>
       <w:r>
         <w:t xml:space="preserve">8.1 </w:t>
       </w:r>
@@ -16307,7 +16307,7 @@
       <w:pPr>
         <w:pStyle w:val="Titre2"/>
       </w:pPr>
-      <w:bookmarkStart w:id="59" w:name="_Toc244153150"/>
+      <w:bookmarkStart w:id="59" w:name="_Toc244157238"/>
       <w:r>
         <w:lastRenderedPageBreak/>
         <w:t xml:space="preserve">8.2 </w:t>
@@ -16317,7 +16317,235 @@
       </w:r>
       <w:bookmarkEnd w:id="59"/>
     </w:p>
-    <w:p/>
+    <w:p>
+      <w:pPr>
+        <w:jc w:val="both"/>
+      </w:pPr>
+      <w:r>
+        <w:t>Cette fonctionnalité permet d’identifier des contenus scientifiques susceptibles d’alimenter les échanges d’une communauté.</w:t>
+      </w:r>
+      <w:r>
+        <w:t xml:space="preserve"> La plateforme </w:t>
+      </w:r>
+      <w:proofErr w:type="spellStart"/>
+      <w:r>
+        <w:t>Coélia</w:t>
+      </w:r>
+      <w:proofErr w:type="spellEnd"/>
+      <w:r>
+        <w:t xml:space="preserve"> est branché sur </w:t>
+      </w:r>
+      <w:proofErr w:type="spellStart"/>
+      <w:r>
+        <w:t>Semantic</w:t>
+      </w:r>
+      <w:proofErr w:type="spellEnd"/>
+      <w:r>
+        <w:t xml:space="preserve"> Scholar, une base de données de plus de 200 millions d’articles. Pour y effectuer une recherche :</w:t>
+      </w:r>
+    </w:p>
+    <w:p>
+      <w:pPr>
+        <w:jc w:val="both"/>
+      </w:pPr>
+    </w:p>
+    <w:p>
+      <w:pPr>
+        <w:pStyle w:val="Paragraphedeliste"/>
+        <w:numPr>
+          <w:ilvl w:val="0"/>
+          <w:numId w:val="22"/>
+        </w:numPr>
+        <w:jc w:val="both"/>
+      </w:pPr>
+      <w:r>
+        <w:t xml:space="preserve">Cliquez sur </w:t>
+      </w:r>
+      <w:r>
+        <w:rPr>
+          <w:noProof/>
+        </w:rPr>
+        <w:drawing>
+          <wp:inline distT="0" distB="0" distL="0" distR="0" wp14:anchorId="4AC0C6D9" wp14:editId="60994DB8">
+            <wp:extent cx="177800" cy="177800"/>
+            <wp:effectExtent l="0" t="0" r="0" b="0"/>
+            <wp:docPr id="1107053248" name="Image 2"/>
+            <wp:cNvGraphicFramePr>
+              <a:graphicFrameLocks xmlns:a="http://schemas.openxmlformats.org/drawingml/2006/main" noChangeAspect="1"/>
+            </wp:cNvGraphicFramePr>
+            <a:graphic xmlns:a="http://schemas.openxmlformats.org/drawingml/2006/main">
+              <a:graphicData uri="http://schemas.openxmlformats.org/drawingml/2006/picture">
+                <pic:pic xmlns:pic="http://schemas.openxmlformats.org/drawingml/2006/picture">
+                  <pic:nvPicPr>
+                    <pic:cNvPr id="784185575" name="Image 784185575"/>
+                    <pic:cNvPicPr/>
+                  </pic:nvPicPr>
+                  <pic:blipFill>
+                    <a:blip r:embed="rId53">
+                      <a:extLst>
+                        <a:ext uri="{28A0092B-C50C-407E-A947-70E740481C1C}">
+                          <a14:useLocalDpi xmlns:a14="http://schemas.microsoft.com/office/drawing/2010/main" val="0"/>
+                        </a:ext>
+                      </a:extLst>
+                    </a:blip>
+                    <a:stretch>
+                      <a:fillRect/>
+                    </a:stretch>
+                  </pic:blipFill>
+                  <pic:spPr>
+                    <a:xfrm>
+                      <a:off x="0" y="0"/>
+                      <a:ext cx="177800" cy="177800"/>
+                    </a:xfrm>
+                    <a:prstGeom prst="rect">
+                      <a:avLst/>
+                    </a:prstGeom>
+                  </pic:spPr>
+                </pic:pic>
+              </a:graphicData>
+            </a:graphic>
+          </wp:inline>
+        </w:drawing>
+      </w:r>
+      <w:r>
+        <w:t xml:space="preserve"> dans le menu à gauche.</w:t>
+      </w:r>
+    </w:p>
+    <w:p>
+      <w:pPr>
+        <w:pStyle w:val="Paragraphedeliste"/>
+        <w:numPr>
+          <w:ilvl w:val="0"/>
+          <w:numId w:val="22"/>
+        </w:numPr>
+        <w:jc w:val="both"/>
+      </w:pPr>
+      <w:r>
+        <w:t xml:space="preserve">La recherche fonctionne par mot-clé et il est possible d’en combiner plusieurs en utilisant les opérateurs booléens usuels. Bien que </w:t>
+      </w:r>
+      <w:proofErr w:type="spellStart"/>
+      <w:r>
+        <w:t>Semantic</w:t>
+      </w:r>
+      <w:proofErr w:type="spellEnd"/>
+      <w:r>
+        <w:t xml:space="preserve"> Scholar recense principalement des articles en anglais, des travaux en français y sont aussi indexés. Dans tous les cas, il est préférable d’utiliser des opérateurs en anglais (AND, OR, NOT).</w:t>
+      </w:r>
+    </w:p>
+    <w:p>
+      <w:pPr>
+        <w:pStyle w:val="Paragraphedeliste"/>
+        <w:numPr>
+          <w:ilvl w:val="0"/>
+          <w:numId w:val="22"/>
+        </w:numPr>
+        <w:jc w:val="both"/>
+      </w:pPr>
+      <w:r>
+        <w:t xml:space="preserve">Indiquez la </w:t>
+      </w:r>
+      <w:r>
+        <w:rPr>
+          <w:b/>
+          <w:bCs/>
+        </w:rPr>
+        <w:t>Période de publication</w:t>
+      </w:r>
+      <w:r>
+        <w:t xml:space="preserve"> désirée.</w:t>
+      </w:r>
+    </w:p>
+    <w:p>
+      <w:pPr>
+        <w:pStyle w:val="Paragraphedeliste"/>
+        <w:numPr>
+          <w:ilvl w:val="0"/>
+          <w:numId w:val="22"/>
+        </w:numPr>
+        <w:jc w:val="both"/>
+      </w:pPr>
+      <w:r>
+        <w:t xml:space="preserve">Choisissez un ou plusieurs </w:t>
+      </w:r>
+      <w:r>
+        <w:rPr>
+          <w:b/>
+          <w:bCs/>
+        </w:rPr>
+        <w:t>Domaines de recherche</w:t>
+      </w:r>
+      <w:r>
+        <w:t>.</w:t>
+      </w:r>
+    </w:p>
+    <w:p>
+      <w:pPr>
+        <w:pStyle w:val="Paragraphedeliste"/>
+        <w:numPr>
+          <w:ilvl w:val="0"/>
+          <w:numId w:val="22"/>
+        </w:numPr>
+        <w:jc w:val="both"/>
+      </w:pPr>
+      <w:r>
+        <w:t xml:space="preserve">Cliquez sur </w:t>
+      </w:r>
+      <w:r>
+        <w:rPr>
+          <w:b/>
+          <w:bCs/>
+        </w:rPr>
+        <w:t>Recherchez</w:t>
+      </w:r>
+      <w:r>
+        <w:t>.</w:t>
+      </w:r>
+    </w:p>
+    <w:p>
+      <w:pPr>
+        <w:jc w:val="both"/>
+      </w:pPr>
+    </w:p>
+    <w:p>
+      <w:pPr>
+        <w:jc w:val="both"/>
+      </w:pPr>
+      <w:r>
+        <w:t xml:space="preserve">Il peut arriver que </w:t>
+      </w:r>
+      <w:proofErr w:type="spellStart"/>
+      <w:r>
+        <w:t>Semantic</w:t>
+      </w:r>
+      <w:proofErr w:type="spellEnd"/>
+      <w:r>
+        <w:t xml:space="preserve"> Scholar impose un quota de requêtes lorsqu’elles proviennent d’outils externes</w:t>
+      </w:r>
+      <w:r>
+        <w:t xml:space="preserve"> comme </w:t>
+      </w:r>
+      <w:proofErr w:type="spellStart"/>
+      <w:r>
+        <w:t>Coélia</w:t>
+      </w:r>
+      <w:proofErr w:type="spellEnd"/>
+      <w:r>
+        <w:t xml:space="preserve">. </w:t>
+      </w:r>
+      <w:r>
+        <w:t>En cas de message d’erreur, réessayez quelques instants plus tard.</w:t>
+      </w:r>
+    </w:p>
+    <w:p>
+      <w:pPr>
+        <w:jc w:val="both"/>
+      </w:pPr>
+    </w:p>
+    <w:p>
+      <w:pPr>
+        <w:jc w:val="both"/>
+      </w:pPr>
+    </w:p>
     <w:p/>
     <w:p>
       <w:pPr>
@@ -16340,7 +16568,7 @@
           <w:numId w:val="3"/>
         </w:numPr>
       </w:pPr>
-      <w:bookmarkStart w:id="60" w:name="_Toc244153151"/>
+      <w:bookmarkStart w:id="60" w:name="_Toc244157239"/>
       <w:r>
         <w:lastRenderedPageBreak/>
         <w:t>Utiliser le bloc-notes personnel</w:t>
@@ -16489,7 +16717,7 @@
           <w:numId w:val="3"/>
         </w:numPr>
       </w:pPr>
-      <w:bookmarkStart w:id="61" w:name="_Toc244153152"/>
+      <w:bookmarkStart w:id="61" w:name="_Toc244157240"/>
       <w:r>
         <w:lastRenderedPageBreak/>
         <w:t>Utiliser les ressources documentaires</w:t>
@@ -16642,7 +16870,7 @@
           <w:numId w:val="3"/>
         </w:numPr>
       </w:pPr>
-      <w:bookmarkStart w:id="62" w:name="_Toc244153153"/>
+      <w:bookmarkStart w:id="62" w:name="_Toc244157241"/>
       <w:r>
         <w:lastRenderedPageBreak/>
         <w:t>Configurer Mon profil</w:t>
@@ -16844,7 +17072,7 @@
           <w:numId w:val="3"/>
         </w:numPr>
       </w:pPr>
-      <w:bookmarkStart w:id="63" w:name="_Toc244153154"/>
+      <w:bookmarkStart w:id="63" w:name="_Toc244157242"/>
       <w:r>
         <w:lastRenderedPageBreak/>
         <w:t>Données et confidentialité</w:t>

--- a/guide-coelia.docx
+++ b/guide-coelia.docx
@@ -274,7 +274,7 @@
       <w:r>
         <w:fldChar w:fldCharType="separate"/>
       </w:r>
-      <w:hyperlink w:anchor="_Toc244157179" w:history="1">
+      <w:hyperlink w:anchor="_Toc244179548" w:history="1">
         <w:r>
           <w:rPr>
             <w:rStyle w:val="Hyperlien"/>
@@ -320,7 +320,7 @@
             <w:noProof/>
             <w:webHidden/>
           </w:rPr>
-          <w:instrText xml:space="preserve"> PAGEREF _Toc244157179 \h </w:instrText>
+          <w:instrText xml:space="preserve"> PAGEREF _Toc244179548 \h </w:instrText>
         </w:r>
         <w:r>
           <w:rPr>
@@ -367,7 +367,7 @@
           <w:lang w:eastAsia="fr-CA"/>
         </w:rPr>
       </w:pPr>
-      <w:hyperlink w:anchor="_Toc244157180" w:history="1">
+      <w:hyperlink w:anchor="_Toc244179549" w:history="1">
         <w:r>
           <w:rPr>
             <w:rStyle w:val="Hyperlien"/>
@@ -394,7 +394,7 @@
             <w:noProof/>
             <w:webHidden/>
           </w:rPr>
-          <w:instrText xml:space="preserve"> PAGEREF _Toc244157180 \h </w:instrText>
+          <w:instrText xml:space="preserve"> PAGEREF _Toc244179549 \h </w:instrText>
         </w:r>
         <w:r>
           <w:rPr>
@@ -441,7 +441,7 @@
           <w:lang w:eastAsia="fr-CA"/>
         </w:rPr>
       </w:pPr>
-      <w:hyperlink w:anchor="_Toc244157181" w:history="1">
+      <w:hyperlink w:anchor="_Toc244179550" w:history="1">
         <w:r>
           <w:rPr>
             <w:rStyle w:val="Hyperlien"/>
@@ -468,7 +468,7 @@
             <w:noProof/>
             <w:webHidden/>
           </w:rPr>
-          <w:instrText xml:space="preserve"> PAGEREF _Toc244157181 \h </w:instrText>
+          <w:instrText xml:space="preserve"> PAGEREF _Toc244179550 \h </w:instrText>
         </w:r>
         <w:r>
           <w:rPr>
@@ -515,7 +515,7 @@
           <w:lang w:eastAsia="fr-CA"/>
         </w:rPr>
       </w:pPr>
-      <w:hyperlink w:anchor="_Toc244157182" w:history="1">
+      <w:hyperlink w:anchor="_Toc244179551" w:history="1">
         <w:r>
           <w:rPr>
             <w:rStyle w:val="Hyperlien"/>
@@ -542,7 +542,7 @@
             <w:noProof/>
             <w:webHidden/>
           </w:rPr>
-          <w:instrText xml:space="preserve"> PAGEREF _Toc244157182 \h </w:instrText>
+          <w:instrText xml:space="preserve"> PAGEREF _Toc244179551 \h </w:instrText>
         </w:r>
         <w:r>
           <w:rPr>
@@ -589,7 +589,7 @@
           <w:lang w:eastAsia="fr-CA"/>
         </w:rPr>
       </w:pPr>
-      <w:hyperlink w:anchor="_Toc244157183" w:history="1">
+      <w:hyperlink w:anchor="_Toc244179552" w:history="1">
         <w:r>
           <w:rPr>
             <w:rStyle w:val="Hyperlien"/>
@@ -616,7 +616,7 @@
             <w:noProof/>
             <w:webHidden/>
           </w:rPr>
-          <w:instrText xml:space="preserve"> PAGEREF _Toc244157183 \h </w:instrText>
+          <w:instrText xml:space="preserve"> PAGEREF _Toc244179552 \h </w:instrText>
         </w:r>
         <w:r>
           <w:rPr>
@@ -663,7 +663,7 @@
           <w:lang w:eastAsia="fr-CA"/>
         </w:rPr>
       </w:pPr>
-      <w:hyperlink w:anchor="_Toc244157184" w:history="1">
+      <w:hyperlink w:anchor="_Toc244179553" w:history="1">
         <w:r>
           <w:rPr>
             <w:rStyle w:val="Hyperlien"/>
@@ -690,7 +690,7 @@
             <w:noProof/>
             <w:webHidden/>
           </w:rPr>
-          <w:instrText xml:space="preserve"> PAGEREF _Toc244157184 \h </w:instrText>
+          <w:instrText xml:space="preserve"> PAGEREF _Toc244179553 \h </w:instrText>
         </w:r>
         <w:r>
           <w:rPr>
@@ -738,7 +738,7 @@
           <w:lang w:eastAsia="fr-CA"/>
         </w:rPr>
       </w:pPr>
-      <w:hyperlink w:anchor="_Toc244157185" w:history="1">
+      <w:hyperlink w:anchor="_Toc244179554" w:history="1">
         <w:r>
           <w:rPr>
             <w:rStyle w:val="Hyperlien"/>
@@ -784,7 +784,7 @@
             <w:noProof/>
             <w:webHidden/>
           </w:rPr>
-          <w:instrText xml:space="preserve"> PAGEREF _Toc244157185 \h </w:instrText>
+          <w:instrText xml:space="preserve"> PAGEREF _Toc244179554 \h </w:instrText>
         </w:r>
         <w:r>
           <w:rPr>
@@ -831,7 +831,7 @@
           <w:lang w:eastAsia="fr-CA"/>
         </w:rPr>
       </w:pPr>
-      <w:hyperlink w:anchor="_Toc244157186" w:history="1">
+      <w:hyperlink w:anchor="_Toc244179555" w:history="1">
         <w:r>
           <w:rPr>
             <w:rStyle w:val="Hyperlien"/>
@@ -858,7 +858,7 @@
             <w:noProof/>
             <w:webHidden/>
           </w:rPr>
-          <w:instrText xml:space="preserve"> PAGEREF _Toc244157186 \h </w:instrText>
+          <w:instrText xml:space="preserve"> PAGEREF _Toc244179555 \h </w:instrText>
         </w:r>
         <w:r>
           <w:rPr>
@@ -905,7 +905,7 @@
           <w:lang w:eastAsia="fr-CA"/>
         </w:rPr>
       </w:pPr>
-      <w:hyperlink w:anchor="_Toc244157187" w:history="1">
+      <w:hyperlink w:anchor="_Toc244179556" w:history="1">
         <w:r>
           <w:rPr>
             <w:rStyle w:val="Hyperlien"/>
@@ -932,7 +932,7 @@
             <w:noProof/>
             <w:webHidden/>
           </w:rPr>
-          <w:instrText xml:space="preserve"> PAGEREF _Toc244157187 \h </w:instrText>
+          <w:instrText xml:space="preserve"> PAGEREF _Toc244179556 \h </w:instrText>
         </w:r>
         <w:r>
           <w:rPr>
@@ -979,7 +979,7 @@
           <w:lang w:eastAsia="fr-CA"/>
         </w:rPr>
       </w:pPr>
-      <w:hyperlink w:anchor="_Toc244157188" w:history="1">
+      <w:hyperlink w:anchor="_Toc244179557" w:history="1">
         <w:r>
           <w:rPr>
             <w:rStyle w:val="Hyperlien"/>
@@ -1006,7 +1006,7 @@
             <w:noProof/>
             <w:webHidden/>
           </w:rPr>
-          <w:instrText xml:space="preserve"> PAGEREF _Toc244157188 \h </w:instrText>
+          <w:instrText xml:space="preserve"> PAGEREF _Toc244179557 \h </w:instrText>
         </w:r>
         <w:r>
           <w:rPr>
@@ -1053,7 +1053,7 @@
           <w:lang w:eastAsia="fr-CA"/>
         </w:rPr>
       </w:pPr>
-      <w:hyperlink w:anchor="_Toc244157189" w:history="1">
+      <w:hyperlink w:anchor="_Toc244179558" w:history="1">
         <w:r>
           <w:rPr>
             <w:rStyle w:val="Hyperlien"/>
@@ -1080,7 +1080,7 @@
             <w:noProof/>
             <w:webHidden/>
           </w:rPr>
-          <w:instrText xml:space="preserve"> PAGEREF _Toc244157189 \h </w:instrText>
+          <w:instrText xml:space="preserve"> PAGEREF _Toc244179558 \h </w:instrText>
         </w:r>
         <w:r>
           <w:rPr>
@@ -1127,7 +1127,7 @@
           <w:lang w:eastAsia="fr-CA"/>
         </w:rPr>
       </w:pPr>
-      <w:hyperlink w:anchor="_Toc244157190" w:history="1">
+      <w:hyperlink w:anchor="_Toc244179559" w:history="1">
         <w:r>
           <w:rPr>
             <w:rStyle w:val="Hyperlien"/>
@@ -1154,7 +1154,7 @@
             <w:noProof/>
             <w:webHidden/>
           </w:rPr>
-          <w:instrText xml:space="preserve"> PAGEREF _Toc244157190 \h </w:instrText>
+          <w:instrText xml:space="preserve"> PAGEREF _Toc244179559 \h </w:instrText>
         </w:r>
         <w:r>
           <w:rPr>
@@ -1202,7 +1202,7 @@
           <w:lang w:eastAsia="fr-CA"/>
         </w:rPr>
       </w:pPr>
-      <w:hyperlink w:anchor="_Toc244157191" w:history="1">
+      <w:hyperlink w:anchor="_Toc244179560" w:history="1">
         <w:r>
           <w:rPr>
             <w:rStyle w:val="Hyperlien"/>
@@ -1248,7 +1248,7 @@
             <w:noProof/>
             <w:webHidden/>
           </w:rPr>
-          <w:instrText xml:space="preserve"> PAGEREF _Toc244157191 \h </w:instrText>
+          <w:instrText xml:space="preserve"> PAGEREF _Toc244179560 \h </w:instrText>
         </w:r>
         <w:r>
           <w:rPr>
@@ -1295,7 +1295,7 @@
           <w:lang w:eastAsia="fr-CA"/>
         </w:rPr>
       </w:pPr>
-      <w:hyperlink w:anchor="_Toc244157192" w:history="1">
+      <w:hyperlink w:anchor="_Toc244179561" w:history="1">
         <w:r>
           <w:rPr>
             <w:rStyle w:val="Hyperlien"/>
@@ -1322,7 +1322,7 @@
             <w:noProof/>
             <w:webHidden/>
           </w:rPr>
-          <w:instrText xml:space="preserve"> PAGEREF _Toc244157192 \h </w:instrText>
+          <w:instrText xml:space="preserve"> PAGEREF _Toc244179561 \h </w:instrText>
         </w:r>
         <w:r>
           <w:rPr>
@@ -1369,7 +1369,7 @@
           <w:lang w:eastAsia="fr-CA"/>
         </w:rPr>
       </w:pPr>
-      <w:hyperlink w:anchor="_Toc244157193" w:history="1">
+      <w:hyperlink w:anchor="_Toc244179562" w:history="1">
         <w:r>
           <w:rPr>
             <w:rStyle w:val="Hyperlien"/>
@@ -1396,7 +1396,7 @@
             <w:noProof/>
             <w:webHidden/>
           </w:rPr>
-          <w:instrText xml:space="preserve"> PAGEREF _Toc244157193 \h </w:instrText>
+          <w:instrText xml:space="preserve"> PAGEREF _Toc244179562 \h </w:instrText>
         </w:r>
         <w:r>
           <w:rPr>
@@ -1443,7 +1443,7 @@
           <w:lang w:eastAsia="fr-CA"/>
         </w:rPr>
       </w:pPr>
-      <w:hyperlink w:anchor="_Toc244157194" w:history="1">
+      <w:hyperlink w:anchor="_Toc244179563" w:history="1">
         <w:r>
           <w:rPr>
             <w:rStyle w:val="Hyperlien"/>
@@ -1470,7 +1470,7 @@
             <w:noProof/>
             <w:webHidden/>
           </w:rPr>
-          <w:instrText xml:space="preserve"> PAGEREF _Toc244157194 \h </w:instrText>
+          <w:instrText xml:space="preserve"> PAGEREF _Toc244179563 \h </w:instrText>
         </w:r>
         <w:r>
           <w:rPr>
@@ -1517,7 +1517,7 @@
           <w:lang w:eastAsia="fr-CA"/>
         </w:rPr>
       </w:pPr>
-      <w:hyperlink w:anchor="_Toc244157195" w:history="1">
+      <w:hyperlink w:anchor="_Toc244179564" w:history="1">
         <w:r>
           <w:rPr>
             <w:rStyle w:val="Hyperlien"/>
@@ -1544,7 +1544,7 @@
             <w:noProof/>
             <w:webHidden/>
           </w:rPr>
-          <w:instrText xml:space="preserve"> PAGEREF _Toc244157195 \h </w:instrText>
+          <w:instrText xml:space="preserve"> PAGEREF _Toc244179564 \h </w:instrText>
         </w:r>
         <w:r>
           <w:rPr>
@@ -1591,7 +1591,7 @@
           <w:lang w:eastAsia="fr-CA"/>
         </w:rPr>
       </w:pPr>
-      <w:hyperlink w:anchor="_Toc244157196" w:history="1">
+      <w:hyperlink w:anchor="_Toc244179565" w:history="1">
         <w:r>
           <w:rPr>
             <w:rStyle w:val="Hyperlien"/>
@@ -1618,7 +1618,7 @@
             <w:noProof/>
             <w:webHidden/>
           </w:rPr>
-          <w:instrText xml:space="preserve"> PAGEREF _Toc244157196 \h </w:instrText>
+          <w:instrText xml:space="preserve"> PAGEREF _Toc244179565 \h </w:instrText>
         </w:r>
         <w:r>
           <w:rPr>
@@ -1666,7 +1666,7 @@
           <w:lang w:eastAsia="fr-CA"/>
         </w:rPr>
       </w:pPr>
-      <w:hyperlink w:anchor="_Toc244157197" w:history="1">
+      <w:hyperlink w:anchor="_Toc244179566" w:history="1">
         <w:r>
           <w:rPr>
             <w:rStyle w:val="Hyperlien"/>
@@ -1712,7 +1712,7 @@
             <w:noProof/>
             <w:webHidden/>
           </w:rPr>
-          <w:instrText xml:space="preserve"> PAGEREF _Toc244157197 \h </w:instrText>
+          <w:instrText xml:space="preserve"> PAGEREF _Toc244179566 \h </w:instrText>
         </w:r>
         <w:r>
           <w:rPr>
@@ -1759,7 +1759,7 @@
           <w:lang w:eastAsia="fr-CA"/>
         </w:rPr>
       </w:pPr>
-      <w:hyperlink w:anchor="_Toc244157198" w:history="1">
+      <w:hyperlink w:anchor="_Toc244179567" w:history="1">
         <w:r>
           <w:rPr>
             <w:rStyle w:val="Hyperlien"/>
@@ -1786,7 +1786,7 @@
             <w:noProof/>
             <w:webHidden/>
           </w:rPr>
-          <w:instrText xml:space="preserve"> PAGEREF _Toc244157198 \h </w:instrText>
+          <w:instrText xml:space="preserve"> PAGEREF _Toc244179567 \h </w:instrText>
         </w:r>
         <w:r>
           <w:rPr>
@@ -1833,7 +1833,7 @@
           <w:lang w:eastAsia="fr-CA"/>
         </w:rPr>
       </w:pPr>
-      <w:hyperlink w:anchor="_Toc244157199" w:history="1">
+      <w:hyperlink w:anchor="_Toc244179568" w:history="1">
         <w:r>
           <w:rPr>
             <w:rStyle w:val="Hyperlien"/>
@@ -1860,7 +1860,7 @@
             <w:noProof/>
             <w:webHidden/>
           </w:rPr>
-          <w:instrText xml:space="preserve"> PAGEREF _Toc244157199 \h </w:instrText>
+          <w:instrText xml:space="preserve"> PAGEREF _Toc244179568 \h </w:instrText>
         </w:r>
         <w:r>
           <w:rPr>
@@ -1907,7 +1907,7 @@
           <w:lang w:eastAsia="fr-CA"/>
         </w:rPr>
       </w:pPr>
-      <w:hyperlink w:anchor="_Toc244157200" w:history="1">
+      <w:hyperlink w:anchor="_Toc244179569" w:history="1">
         <w:r>
           <w:rPr>
             <w:rStyle w:val="Hyperlien"/>
@@ -1934,7 +1934,7 @@
             <w:noProof/>
             <w:webHidden/>
           </w:rPr>
-          <w:instrText xml:space="preserve"> PAGEREF _Toc244157200 \h </w:instrText>
+          <w:instrText xml:space="preserve"> PAGEREF _Toc244179569 \h </w:instrText>
         </w:r>
         <w:r>
           <w:rPr>
@@ -1981,7 +1981,7 @@
           <w:lang w:eastAsia="fr-CA"/>
         </w:rPr>
       </w:pPr>
-      <w:hyperlink w:anchor="_Toc244157201" w:history="1">
+      <w:hyperlink w:anchor="_Toc244179570" w:history="1">
         <w:r>
           <w:rPr>
             <w:rStyle w:val="Hyperlien"/>
@@ -2008,7 +2008,7 @@
             <w:noProof/>
             <w:webHidden/>
           </w:rPr>
-          <w:instrText xml:space="preserve"> PAGEREF _Toc244157201 \h </w:instrText>
+          <w:instrText xml:space="preserve"> PAGEREF _Toc244179570 \h </w:instrText>
         </w:r>
         <w:r>
           <w:rPr>
@@ -2055,7 +2055,7 @@
           <w:lang w:eastAsia="fr-CA"/>
         </w:rPr>
       </w:pPr>
-      <w:hyperlink w:anchor="_Toc244157202" w:history="1">
+      <w:hyperlink w:anchor="_Toc244179571" w:history="1">
         <w:r>
           <w:rPr>
             <w:rStyle w:val="Hyperlien"/>
@@ -2082,7 +2082,7 @@
             <w:noProof/>
             <w:webHidden/>
           </w:rPr>
-          <w:instrText xml:space="preserve"> PAGEREF _Toc244157202 \h </w:instrText>
+          <w:instrText xml:space="preserve"> PAGEREF _Toc244179571 \h </w:instrText>
         </w:r>
         <w:r>
           <w:rPr>
@@ -2129,7 +2129,7 @@
           <w:lang w:eastAsia="fr-CA"/>
         </w:rPr>
       </w:pPr>
-      <w:hyperlink w:anchor="_Toc244157203" w:history="1">
+      <w:hyperlink w:anchor="_Toc244179572" w:history="1">
         <w:r>
           <w:rPr>
             <w:rStyle w:val="Hyperlien"/>
@@ -2156,7 +2156,7 @@
             <w:noProof/>
             <w:webHidden/>
           </w:rPr>
-          <w:instrText xml:space="preserve"> PAGEREF _Toc244157203 \h </w:instrText>
+          <w:instrText xml:space="preserve"> PAGEREF _Toc244179572 \h </w:instrText>
         </w:r>
         <w:r>
           <w:rPr>
@@ -2203,7 +2203,7 @@
           <w:lang w:eastAsia="fr-CA"/>
         </w:rPr>
       </w:pPr>
-      <w:hyperlink w:anchor="_Toc244157204" w:history="1">
+      <w:hyperlink w:anchor="_Toc244179573" w:history="1">
         <w:r>
           <w:rPr>
             <w:rStyle w:val="Hyperlien"/>
@@ -2230,7 +2230,7 @@
             <w:noProof/>
             <w:webHidden/>
           </w:rPr>
-          <w:instrText xml:space="preserve"> PAGEREF _Toc244157204 \h </w:instrText>
+          <w:instrText xml:space="preserve"> PAGEREF _Toc244179573 \h </w:instrText>
         </w:r>
         <w:r>
           <w:rPr>
@@ -2278,7 +2278,7 @@
           <w:lang w:eastAsia="fr-CA"/>
         </w:rPr>
       </w:pPr>
-      <w:hyperlink w:anchor="_Toc244157205" w:history="1">
+      <w:hyperlink w:anchor="_Toc244179574" w:history="1">
         <w:r>
           <w:rPr>
             <w:rStyle w:val="Hyperlien"/>
@@ -2324,7 +2324,7 @@
             <w:noProof/>
             <w:webHidden/>
           </w:rPr>
-          <w:instrText xml:space="preserve"> PAGEREF _Toc244157205 \h </w:instrText>
+          <w:instrText xml:space="preserve"> PAGEREF _Toc244179574 \h </w:instrText>
         </w:r>
         <w:r>
           <w:rPr>
@@ -2371,7 +2371,7 @@
           <w:lang w:eastAsia="fr-CA"/>
         </w:rPr>
       </w:pPr>
-      <w:hyperlink w:anchor="_Toc244157206" w:history="1">
+      <w:hyperlink w:anchor="_Toc244179575" w:history="1">
         <w:r>
           <w:rPr>
             <w:rStyle w:val="Hyperlien"/>
@@ -2398,7 +2398,7 @@
             <w:noProof/>
             <w:webHidden/>
           </w:rPr>
-          <w:instrText xml:space="preserve"> PAGEREF _Toc244157206 \h </w:instrText>
+          <w:instrText xml:space="preserve"> PAGEREF _Toc244179575 \h </w:instrText>
         </w:r>
         <w:r>
           <w:rPr>
@@ -2445,7 +2445,7 @@
           <w:lang w:eastAsia="fr-CA"/>
         </w:rPr>
       </w:pPr>
-      <w:hyperlink w:anchor="_Toc244157207" w:history="1">
+      <w:hyperlink w:anchor="_Toc244179576" w:history="1">
         <w:r>
           <w:rPr>
             <w:rStyle w:val="Hyperlien"/>
@@ -2472,7 +2472,7 @@
             <w:noProof/>
             <w:webHidden/>
           </w:rPr>
-          <w:instrText xml:space="preserve"> PAGEREF _Toc244157207 \h </w:instrText>
+          <w:instrText xml:space="preserve"> PAGEREF _Toc244179576 \h </w:instrText>
         </w:r>
         <w:r>
           <w:rPr>
@@ -2519,7 +2519,7 @@
           <w:lang w:eastAsia="fr-CA"/>
         </w:rPr>
       </w:pPr>
-      <w:hyperlink w:anchor="_Toc244157208" w:history="1">
+      <w:hyperlink w:anchor="_Toc244179577" w:history="1">
         <w:r>
           <w:rPr>
             <w:rStyle w:val="Hyperlien"/>
@@ -2546,7 +2546,7 @@
             <w:noProof/>
             <w:webHidden/>
           </w:rPr>
-          <w:instrText xml:space="preserve"> PAGEREF _Toc244157208 \h </w:instrText>
+          <w:instrText xml:space="preserve"> PAGEREF _Toc244179577 \h </w:instrText>
         </w:r>
         <w:r>
           <w:rPr>
@@ -2593,7 +2593,7 @@
           <w:lang w:eastAsia="fr-CA"/>
         </w:rPr>
       </w:pPr>
-      <w:hyperlink w:anchor="_Toc244157209" w:history="1">
+      <w:hyperlink w:anchor="_Toc244179578" w:history="1">
         <w:r>
           <w:rPr>
             <w:rStyle w:val="Hyperlien"/>
@@ -2620,7 +2620,7 @@
             <w:noProof/>
             <w:webHidden/>
           </w:rPr>
-          <w:instrText xml:space="preserve"> PAGEREF _Toc244157209 \h </w:instrText>
+          <w:instrText xml:space="preserve"> PAGEREF _Toc244179578 \h </w:instrText>
         </w:r>
         <w:r>
           <w:rPr>
@@ -2667,7 +2667,7 @@
           <w:lang w:eastAsia="fr-CA"/>
         </w:rPr>
       </w:pPr>
-      <w:hyperlink w:anchor="_Toc244157210" w:history="1">
+      <w:hyperlink w:anchor="_Toc244179579" w:history="1">
         <w:r>
           <w:rPr>
             <w:rStyle w:val="Hyperlien"/>
@@ -2694,7 +2694,7 @@
             <w:noProof/>
             <w:webHidden/>
           </w:rPr>
-          <w:instrText xml:space="preserve"> PAGEREF _Toc244157210 \h </w:instrText>
+          <w:instrText xml:space="preserve"> PAGEREF _Toc244179579 \h </w:instrText>
         </w:r>
         <w:r>
           <w:rPr>
@@ -2741,7 +2741,7 @@
           <w:lang w:eastAsia="fr-CA"/>
         </w:rPr>
       </w:pPr>
-      <w:hyperlink w:anchor="_Toc244157211" w:history="1">
+      <w:hyperlink w:anchor="_Toc244179580" w:history="1">
         <w:r>
           <w:rPr>
             <w:rStyle w:val="Hyperlien"/>
@@ -2768,7 +2768,7 @@
             <w:noProof/>
             <w:webHidden/>
           </w:rPr>
-          <w:instrText xml:space="preserve"> PAGEREF _Toc244157211 \h </w:instrText>
+          <w:instrText xml:space="preserve"> PAGEREF _Toc244179580 \h </w:instrText>
         </w:r>
         <w:r>
           <w:rPr>
@@ -2815,7 +2815,7 @@
           <w:lang w:eastAsia="fr-CA"/>
         </w:rPr>
       </w:pPr>
-      <w:hyperlink w:anchor="_Toc244157212" w:history="1">
+      <w:hyperlink w:anchor="_Toc244179581" w:history="1">
         <w:r>
           <w:rPr>
             <w:rStyle w:val="Hyperlien"/>
@@ -2842,7 +2842,7 @@
             <w:noProof/>
             <w:webHidden/>
           </w:rPr>
-          <w:instrText xml:space="preserve"> PAGEREF _Toc244157212 \h </w:instrText>
+          <w:instrText xml:space="preserve"> PAGEREF _Toc244179581 \h </w:instrText>
         </w:r>
         <w:r>
           <w:rPr>
@@ -2889,7 +2889,7 @@
           <w:lang w:eastAsia="fr-CA"/>
         </w:rPr>
       </w:pPr>
-      <w:hyperlink w:anchor="_Toc244157213" w:history="1">
+      <w:hyperlink w:anchor="_Toc244179582" w:history="1">
         <w:r>
           <w:rPr>
             <w:rStyle w:val="Hyperlien"/>
@@ -2916,7 +2916,7 @@
             <w:noProof/>
             <w:webHidden/>
           </w:rPr>
-          <w:instrText xml:space="preserve"> PAGEREF _Toc244157213 \h </w:instrText>
+          <w:instrText xml:space="preserve"> PAGEREF _Toc244179582 \h </w:instrText>
         </w:r>
         <w:r>
           <w:rPr>
@@ -2963,7 +2963,7 @@
           <w:lang w:eastAsia="fr-CA"/>
         </w:rPr>
       </w:pPr>
-      <w:hyperlink w:anchor="_Toc244157214" w:history="1">
+      <w:hyperlink w:anchor="_Toc244179583" w:history="1">
         <w:r>
           <w:rPr>
             <w:rStyle w:val="Hyperlien"/>
@@ -2990,7 +2990,7 @@
             <w:noProof/>
             <w:webHidden/>
           </w:rPr>
-          <w:instrText xml:space="preserve"> PAGEREF _Toc244157214 \h </w:instrText>
+          <w:instrText xml:space="preserve"> PAGEREF _Toc244179583 \h </w:instrText>
         </w:r>
         <w:r>
           <w:rPr>
@@ -3037,7 +3037,7 @@
           <w:lang w:eastAsia="fr-CA"/>
         </w:rPr>
       </w:pPr>
-      <w:hyperlink w:anchor="_Toc244157215" w:history="1">
+      <w:hyperlink w:anchor="_Toc244179584" w:history="1">
         <w:r>
           <w:rPr>
             <w:rStyle w:val="Hyperlien"/>
@@ -3064,7 +3064,7 @@
             <w:noProof/>
             <w:webHidden/>
           </w:rPr>
-          <w:instrText xml:space="preserve"> PAGEREF _Toc244157215 \h </w:instrText>
+          <w:instrText xml:space="preserve"> PAGEREF _Toc244179584 \h </w:instrText>
         </w:r>
         <w:r>
           <w:rPr>
@@ -3111,7 +3111,7 @@
           <w:lang w:eastAsia="fr-CA"/>
         </w:rPr>
       </w:pPr>
-      <w:hyperlink w:anchor="_Toc244157216" w:history="1">
+      <w:hyperlink w:anchor="_Toc244179585" w:history="1">
         <w:r>
           <w:rPr>
             <w:rStyle w:val="Hyperlien"/>
@@ -3138,7 +3138,7 @@
             <w:noProof/>
             <w:webHidden/>
           </w:rPr>
-          <w:instrText xml:space="preserve"> PAGEREF _Toc244157216 \h </w:instrText>
+          <w:instrText xml:space="preserve"> PAGEREF _Toc244179585 \h </w:instrText>
         </w:r>
         <w:r>
           <w:rPr>
@@ -3185,7 +3185,7 @@
           <w:lang w:eastAsia="fr-CA"/>
         </w:rPr>
       </w:pPr>
-      <w:hyperlink w:anchor="_Toc244157217" w:history="1">
+      <w:hyperlink w:anchor="_Toc244179586" w:history="1">
         <w:r>
           <w:rPr>
             <w:rStyle w:val="Hyperlien"/>
@@ -3212,7 +3212,7 @@
             <w:noProof/>
             <w:webHidden/>
           </w:rPr>
-          <w:instrText xml:space="preserve"> PAGEREF _Toc244157217 \h </w:instrText>
+          <w:instrText xml:space="preserve"> PAGEREF _Toc244179586 \h </w:instrText>
         </w:r>
         <w:r>
           <w:rPr>
@@ -3259,7 +3259,7 @@
           <w:lang w:eastAsia="fr-CA"/>
         </w:rPr>
       </w:pPr>
-      <w:hyperlink w:anchor="_Toc244157218" w:history="1">
+      <w:hyperlink w:anchor="_Toc244179587" w:history="1">
         <w:r>
           <w:rPr>
             <w:rStyle w:val="Hyperlien"/>
@@ -3286,7 +3286,7 @@
             <w:noProof/>
             <w:webHidden/>
           </w:rPr>
-          <w:instrText xml:space="preserve"> PAGEREF _Toc244157218 \h </w:instrText>
+          <w:instrText xml:space="preserve"> PAGEREF _Toc244179587 \h </w:instrText>
         </w:r>
         <w:r>
           <w:rPr>
@@ -3333,7 +3333,7 @@
           <w:lang w:eastAsia="fr-CA"/>
         </w:rPr>
       </w:pPr>
-      <w:hyperlink w:anchor="_Toc244157219" w:history="1">
+      <w:hyperlink w:anchor="_Toc244179588" w:history="1">
         <w:r>
           <w:rPr>
             <w:rStyle w:val="Hyperlien"/>
@@ -3360,7 +3360,7 @@
             <w:noProof/>
             <w:webHidden/>
           </w:rPr>
-          <w:instrText xml:space="preserve"> PAGEREF _Toc244157219 \h </w:instrText>
+          <w:instrText xml:space="preserve"> PAGEREF _Toc244179588 \h </w:instrText>
         </w:r>
         <w:r>
           <w:rPr>
@@ -3408,7 +3408,7 @@
           <w:lang w:eastAsia="fr-CA"/>
         </w:rPr>
       </w:pPr>
-      <w:hyperlink w:anchor="_Toc244157220" w:history="1">
+      <w:hyperlink w:anchor="_Toc244179589" w:history="1">
         <w:r>
           <w:rPr>
             <w:rStyle w:val="Hyperlien"/>
@@ -3454,7 +3454,7 @@
             <w:noProof/>
             <w:webHidden/>
           </w:rPr>
-          <w:instrText xml:space="preserve"> PAGEREF _Toc244157220 \h </w:instrText>
+          <w:instrText xml:space="preserve"> PAGEREF _Toc244179589 \h </w:instrText>
         </w:r>
         <w:r>
           <w:rPr>
@@ -3502,7 +3502,7 @@
           <w:lang w:eastAsia="fr-CA"/>
         </w:rPr>
       </w:pPr>
-      <w:hyperlink w:anchor="_Toc244157221" w:history="1">
+      <w:hyperlink w:anchor="_Toc244179590" w:history="1">
         <w:r>
           <w:rPr>
             <w:rStyle w:val="Hyperlien"/>
@@ -3548,7 +3548,7 @@
             <w:noProof/>
             <w:webHidden/>
           </w:rPr>
-          <w:instrText xml:space="preserve"> PAGEREF _Toc244157221 \h </w:instrText>
+          <w:instrText xml:space="preserve"> PAGEREF _Toc244179590 \h </w:instrText>
         </w:r>
         <w:r>
           <w:rPr>
@@ -3595,7 +3595,7 @@
           <w:lang w:eastAsia="fr-CA"/>
         </w:rPr>
       </w:pPr>
-      <w:hyperlink w:anchor="_Toc244157222" w:history="1">
+      <w:hyperlink w:anchor="_Toc244179591" w:history="1">
         <w:r>
           <w:rPr>
             <w:rStyle w:val="Hyperlien"/>
@@ -3622,7 +3622,7 @@
             <w:noProof/>
             <w:webHidden/>
           </w:rPr>
-          <w:instrText xml:space="preserve"> PAGEREF _Toc244157222 \h </w:instrText>
+          <w:instrText xml:space="preserve"> PAGEREF _Toc244179591 \h </w:instrText>
         </w:r>
         <w:r>
           <w:rPr>
@@ -3669,7 +3669,7 @@
           <w:lang w:eastAsia="fr-CA"/>
         </w:rPr>
       </w:pPr>
-      <w:hyperlink w:anchor="_Toc244157223" w:history="1">
+      <w:hyperlink w:anchor="_Toc244179592" w:history="1">
         <w:r>
           <w:rPr>
             <w:rStyle w:val="Hyperlien"/>
@@ -3696,7 +3696,7 @@
             <w:noProof/>
             <w:webHidden/>
           </w:rPr>
-          <w:instrText xml:space="preserve"> PAGEREF _Toc244157223 \h </w:instrText>
+          <w:instrText xml:space="preserve"> PAGEREF _Toc244179592 \h </w:instrText>
         </w:r>
         <w:r>
           <w:rPr>
@@ -3716,7 +3716,7 @@
             <w:noProof/>
             <w:webHidden/>
           </w:rPr>
-          <w:t>33</w:t>
+          <w:t>34</w:t>
         </w:r>
         <w:r>
           <w:rPr>
@@ -3743,7 +3743,7 @@
           <w:lang w:eastAsia="fr-CA"/>
         </w:rPr>
       </w:pPr>
-      <w:hyperlink w:anchor="_Toc244157224" w:history="1">
+      <w:hyperlink w:anchor="_Toc244179593" w:history="1">
         <w:r>
           <w:rPr>
             <w:rStyle w:val="Hyperlien"/>
@@ -3770,7 +3770,7 @@
             <w:noProof/>
             <w:webHidden/>
           </w:rPr>
-          <w:instrText xml:space="preserve"> PAGEREF _Toc244157224 \h </w:instrText>
+          <w:instrText xml:space="preserve"> PAGEREF _Toc244179593 \h </w:instrText>
         </w:r>
         <w:r>
           <w:rPr>
@@ -3790,7 +3790,7 @@
             <w:noProof/>
             <w:webHidden/>
           </w:rPr>
-          <w:t>33</w:t>
+          <w:t>35</w:t>
         </w:r>
         <w:r>
           <w:rPr>
@@ -3817,7 +3817,7 @@
           <w:lang w:eastAsia="fr-CA"/>
         </w:rPr>
       </w:pPr>
-      <w:hyperlink w:anchor="_Toc244157225" w:history="1">
+      <w:hyperlink w:anchor="_Toc244179594" w:history="1">
         <w:r>
           <w:rPr>
             <w:rStyle w:val="Hyperlien"/>
@@ -3844,7 +3844,7 @@
             <w:noProof/>
             <w:webHidden/>
           </w:rPr>
-          <w:instrText xml:space="preserve"> PAGEREF _Toc244157225 \h </w:instrText>
+          <w:instrText xml:space="preserve"> PAGEREF _Toc244179594 \h </w:instrText>
         </w:r>
         <w:r>
           <w:rPr>
@@ -3864,7 +3864,7 @@
             <w:noProof/>
             <w:webHidden/>
           </w:rPr>
-          <w:t>33</w:t>
+          <w:t>36</w:t>
         </w:r>
         <w:r>
           <w:rPr>
@@ -3891,7 +3891,7 @@
           <w:lang w:eastAsia="fr-CA"/>
         </w:rPr>
       </w:pPr>
-      <w:hyperlink w:anchor="_Toc244157226" w:history="1">
+      <w:hyperlink w:anchor="_Toc244179595" w:history="1">
         <w:r>
           <w:rPr>
             <w:rStyle w:val="Hyperlien"/>
@@ -3918,7 +3918,7 @@
             <w:noProof/>
             <w:webHidden/>
           </w:rPr>
-          <w:instrText xml:space="preserve"> PAGEREF _Toc244157226 \h </w:instrText>
+          <w:instrText xml:space="preserve"> PAGEREF _Toc244179595 \h </w:instrText>
         </w:r>
         <w:r>
           <w:rPr>
@@ -3938,7 +3938,7 @@
             <w:noProof/>
             <w:webHidden/>
           </w:rPr>
-          <w:t>33</w:t>
+          <w:t>36</w:t>
         </w:r>
         <w:r>
           <w:rPr>
@@ -3965,7 +3965,7 @@
           <w:lang w:eastAsia="fr-CA"/>
         </w:rPr>
       </w:pPr>
-      <w:hyperlink w:anchor="_Toc244157227" w:history="1">
+      <w:hyperlink w:anchor="_Toc244179596" w:history="1">
         <w:r>
           <w:rPr>
             <w:rStyle w:val="Hyperlien"/>
@@ -3992,7 +3992,7 @@
             <w:noProof/>
             <w:webHidden/>
           </w:rPr>
-          <w:instrText xml:space="preserve"> PAGEREF _Toc244157227 \h </w:instrText>
+          <w:instrText xml:space="preserve"> PAGEREF _Toc244179596 \h </w:instrText>
         </w:r>
         <w:r>
           <w:rPr>
@@ -4012,7 +4012,7 @@
             <w:noProof/>
             <w:webHidden/>
           </w:rPr>
-          <w:t>33</w:t>
+          <w:t>36</w:t>
         </w:r>
         <w:r>
           <w:rPr>
@@ -4039,7 +4039,7 @@
           <w:lang w:eastAsia="fr-CA"/>
         </w:rPr>
       </w:pPr>
-      <w:hyperlink w:anchor="_Toc244157228" w:history="1">
+      <w:hyperlink w:anchor="_Toc244179597" w:history="1">
         <w:r>
           <w:rPr>
             <w:rStyle w:val="Hyperlien"/>
@@ -4066,7 +4066,7 @@
             <w:noProof/>
             <w:webHidden/>
           </w:rPr>
-          <w:instrText xml:space="preserve"> PAGEREF _Toc244157228 \h </w:instrText>
+          <w:instrText xml:space="preserve"> PAGEREF _Toc244179597 \h </w:instrText>
         </w:r>
         <w:r>
           <w:rPr>
@@ -4086,7 +4086,7 @@
             <w:noProof/>
             <w:webHidden/>
           </w:rPr>
-          <w:t>33</w:t>
+          <w:t>36</w:t>
         </w:r>
         <w:r>
           <w:rPr>
@@ -4113,7 +4113,7 @@
           <w:lang w:eastAsia="fr-CA"/>
         </w:rPr>
       </w:pPr>
-      <w:hyperlink w:anchor="_Toc244157229" w:history="1">
+      <w:hyperlink w:anchor="_Toc244179598" w:history="1">
         <w:r>
           <w:rPr>
             <w:rStyle w:val="Hyperlien"/>
@@ -4140,7 +4140,7 @@
             <w:noProof/>
             <w:webHidden/>
           </w:rPr>
-          <w:instrText xml:space="preserve"> PAGEREF _Toc244157229 \h </w:instrText>
+          <w:instrText xml:space="preserve"> PAGEREF _Toc244179598 \h </w:instrText>
         </w:r>
         <w:r>
           <w:rPr>
@@ -4160,7 +4160,7 @@
             <w:noProof/>
             <w:webHidden/>
           </w:rPr>
-          <w:t>33</w:t>
+          <w:t>36</w:t>
         </w:r>
         <w:r>
           <w:rPr>
@@ -4187,7 +4187,7 @@
           <w:lang w:eastAsia="fr-CA"/>
         </w:rPr>
       </w:pPr>
-      <w:hyperlink w:anchor="_Toc244157230" w:history="1">
+      <w:hyperlink w:anchor="_Toc244179599" w:history="1">
         <w:r>
           <w:rPr>
             <w:rStyle w:val="Hyperlien"/>
@@ -4214,7 +4214,7 @@
             <w:noProof/>
             <w:webHidden/>
           </w:rPr>
-          <w:instrText xml:space="preserve"> PAGEREF _Toc244157230 \h </w:instrText>
+          <w:instrText xml:space="preserve"> PAGEREF _Toc244179599 \h </w:instrText>
         </w:r>
         <w:r>
           <w:rPr>
@@ -4234,7 +4234,7 @@
             <w:noProof/>
             <w:webHidden/>
           </w:rPr>
-          <w:t>33</w:t>
+          <w:t>36</w:t>
         </w:r>
         <w:r>
           <w:rPr>
@@ -4261,7 +4261,7 @@
           <w:lang w:eastAsia="fr-CA"/>
         </w:rPr>
       </w:pPr>
-      <w:hyperlink w:anchor="_Toc244157231" w:history="1">
+      <w:hyperlink w:anchor="_Toc244179600" w:history="1">
         <w:r>
           <w:rPr>
             <w:rStyle w:val="Hyperlien"/>
@@ -4288,7 +4288,7 @@
             <w:noProof/>
             <w:webHidden/>
           </w:rPr>
-          <w:instrText xml:space="preserve"> PAGEREF _Toc244157231 \h </w:instrText>
+          <w:instrText xml:space="preserve"> PAGEREF _Toc244179600 \h </w:instrText>
         </w:r>
         <w:r>
           <w:rPr>
@@ -4308,7 +4308,7 @@
             <w:noProof/>
             <w:webHidden/>
           </w:rPr>
-          <w:t>33</w:t>
+          <w:t>36</w:t>
         </w:r>
         <w:r>
           <w:rPr>
@@ -4335,7 +4335,7 @@
           <w:lang w:eastAsia="fr-CA"/>
         </w:rPr>
       </w:pPr>
-      <w:hyperlink w:anchor="_Toc244157232" w:history="1">
+      <w:hyperlink w:anchor="_Toc244179601" w:history="1">
         <w:r>
           <w:rPr>
             <w:rStyle w:val="Hyperlien"/>
@@ -4362,7 +4362,7 @@
             <w:noProof/>
             <w:webHidden/>
           </w:rPr>
-          <w:instrText xml:space="preserve"> PAGEREF _Toc244157232 \h </w:instrText>
+          <w:instrText xml:space="preserve"> PAGEREF _Toc244179601 \h </w:instrText>
         </w:r>
         <w:r>
           <w:rPr>
@@ -4382,7 +4382,7 @@
             <w:noProof/>
             <w:webHidden/>
           </w:rPr>
-          <w:t>33</w:t>
+          <w:t>36</w:t>
         </w:r>
         <w:r>
           <w:rPr>
@@ -4409,7 +4409,7 @@
           <w:lang w:eastAsia="fr-CA"/>
         </w:rPr>
       </w:pPr>
-      <w:hyperlink w:anchor="_Toc244157233" w:history="1">
+      <w:hyperlink w:anchor="_Toc244179602" w:history="1">
         <w:r>
           <w:rPr>
             <w:rStyle w:val="Hyperlien"/>
@@ -4436,7 +4436,7 @@
             <w:noProof/>
             <w:webHidden/>
           </w:rPr>
-          <w:instrText xml:space="preserve"> PAGEREF _Toc244157233 \h </w:instrText>
+          <w:instrText xml:space="preserve"> PAGEREF _Toc244179602 \h </w:instrText>
         </w:r>
         <w:r>
           <w:rPr>
@@ -4456,7 +4456,7 @@
             <w:noProof/>
             <w:webHidden/>
           </w:rPr>
-          <w:t>33</w:t>
+          <w:t>36</w:t>
         </w:r>
         <w:r>
           <w:rPr>
@@ -4483,7 +4483,7 @@
           <w:lang w:eastAsia="fr-CA"/>
         </w:rPr>
       </w:pPr>
-      <w:hyperlink w:anchor="_Toc244157234" w:history="1">
+      <w:hyperlink w:anchor="_Toc244179603" w:history="1">
         <w:r>
           <w:rPr>
             <w:rStyle w:val="Hyperlien"/>
@@ -4510,7 +4510,7 @@
             <w:noProof/>
             <w:webHidden/>
           </w:rPr>
-          <w:instrText xml:space="preserve"> PAGEREF _Toc244157234 \h </w:instrText>
+          <w:instrText xml:space="preserve"> PAGEREF _Toc244179603 \h </w:instrText>
         </w:r>
         <w:r>
           <w:rPr>
@@ -4530,7 +4530,7 @@
             <w:noProof/>
             <w:webHidden/>
           </w:rPr>
-          <w:t>33</w:t>
+          <w:t>36</w:t>
         </w:r>
         <w:r>
           <w:rPr>
@@ -4557,7 +4557,7 @@
           <w:lang w:eastAsia="fr-CA"/>
         </w:rPr>
       </w:pPr>
-      <w:hyperlink w:anchor="_Toc244157235" w:history="1">
+      <w:hyperlink w:anchor="_Toc244179604" w:history="1">
         <w:r>
           <w:rPr>
             <w:rStyle w:val="Hyperlien"/>
@@ -4584,7 +4584,7 @@
             <w:noProof/>
             <w:webHidden/>
           </w:rPr>
-          <w:instrText xml:space="preserve"> PAGEREF _Toc244157235 \h </w:instrText>
+          <w:instrText xml:space="preserve"> PAGEREF _Toc244179604 \h </w:instrText>
         </w:r>
         <w:r>
           <w:rPr>
@@ -4604,7 +4604,7 @@
             <w:noProof/>
             <w:webHidden/>
           </w:rPr>
-          <w:t>33</w:t>
+          <w:t>36</w:t>
         </w:r>
         <w:r>
           <w:rPr>
@@ -4632,7 +4632,7 @@
           <w:lang w:eastAsia="fr-CA"/>
         </w:rPr>
       </w:pPr>
-      <w:hyperlink w:anchor="_Toc244157236" w:history="1">
+      <w:hyperlink w:anchor="_Toc244179605" w:history="1">
         <w:r>
           <w:rPr>
             <w:rStyle w:val="Hyperlien"/>
@@ -4678,7 +4678,7 @@
             <w:noProof/>
             <w:webHidden/>
           </w:rPr>
-          <w:instrText xml:space="preserve"> PAGEREF _Toc244157236 \h </w:instrText>
+          <w:instrText xml:space="preserve"> PAGEREF _Toc244179605 \h </w:instrText>
         </w:r>
         <w:r>
           <w:rPr>
@@ -4698,7 +4698,7 @@
             <w:noProof/>
             <w:webHidden/>
           </w:rPr>
-          <w:t>34</w:t>
+          <w:t>37</w:t>
         </w:r>
         <w:r>
           <w:rPr>
@@ -4725,7 +4725,7 @@
           <w:lang w:eastAsia="fr-CA"/>
         </w:rPr>
       </w:pPr>
-      <w:hyperlink w:anchor="_Toc244157237" w:history="1">
+      <w:hyperlink w:anchor="_Toc244179606" w:history="1">
         <w:r>
           <w:rPr>
             <w:rStyle w:val="Hyperlien"/>
@@ -4752,7 +4752,7 @@
             <w:noProof/>
             <w:webHidden/>
           </w:rPr>
-          <w:instrText xml:space="preserve"> PAGEREF _Toc244157237 \h </w:instrText>
+          <w:instrText xml:space="preserve"> PAGEREF _Toc244179606 \h </w:instrText>
         </w:r>
         <w:r>
           <w:rPr>
@@ -4772,7 +4772,7 @@
             <w:noProof/>
             <w:webHidden/>
           </w:rPr>
-          <w:t>34</w:t>
+          <w:t>37</w:t>
         </w:r>
         <w:r>
           <w:rPr>
@@ -4799,7 +4799,7 @@
           <w:lang w:eastAsia="fr-CA"/>
         </w:rPr>
       </w:pPr>
-      <w:hyperlink w:anchor="_Toc244157238" w:history="1">
+      <w:hyperlink w:anchor="_Toc244179607" w:history="1">
         <w:r>
           <w:rPr>
             <w:rStyle w:val="Hyperlien"/>
@@ -4826,7 +4826,7 @@
             <w:noProof/>
             <w:webHidden/>
           </w:rPr>
-          <w:instrText xml:space="preserve"> PAGEREF _Toc244157238 \h </w:instrText>
+          <w:instrText xml:space="preserve"> PAGEREF _Toc244179607 \h </w:instrText>
         </w:r>
         <w:r>
           <w:rPr>
@@ -4846,7 +4846,7 @@
             <w:noProof/>
             <w:webHidden/>
           </w:rPr>
-          <w:t>35</w:t>
+          <w:t>38</w:t>
         </w:r>
         <w:r>
           <w:rPr>
@@ -4874,7 +4874,7 @@
           <w:lang w:eastAsia="fr-CA"/>
         </w:rPr>
       </w:pPr>
-      <w:hyperlink w:anchor="_Toc244157239" w:history="1">
+      <w:hyperlink w:anchor="_Toc244179608" w:history="1">
         <w:r>
           <w:rPr>
             <w:rStyle w:val="Hyperlien"/>
@@ -4920,7 +4920,7 @@
             <w:noProof/>
             <w:webHidden/>
           </w:rPr>
-          <w:instrText xml:space="preserve"> PAGEREF _Toc244157239 \h </w:instrText>
+          <w:instrText xml:space="preserve"> PAGEREF _Toc244179608 \h </w:instrText>
         </w:r>
         <w:r>
           <w:rPr>
@@ -4940,7 +4940,7 @@
             <w:noProof/>
             <w:webHidden/>
           </w:rPr>
-          <w:t>36</w:t>
+          <w:t>39</w:t>
         </w:r>
         <w:r>
           <w:rPr>
@@ -4968,7 +4968,7 @@
           <w:lang w:eastAsia="fr-CA"/>
         </w:rPr>
       </w:pPr>
-      <w:hyperlink w:anchor="_Toc244157240" w:history="1">
+      <w:hyperlink w:anchor="_Toc244179609" w:history="1">
         <w:r>
           <w:rPr>
             <w:rStyle w:val="Hyperlien"/>
@@ -5014,7 +5014,7 @@
             <w:noProof/>
             <w:webHidden/>
           </w:rPr>
-          <w:instrText xml:space="preserve"> PAGEREF _Toc244157240 \h </w:instrText>
+          <w:instrText xml:space="preserve"> PAGEREF _Toc244179609 \h </w:instrText>
         </w:r>
         <w:r>
           <w:rPr>
@@ -5034,7 +5034,7 @@
             <w:noProof/>
             <w:webHidden/>
           </w:rPr>
-          <w:t>37</w:t>
+          <w:t>40</w:t>
         </w:r>
         <w:r>
           <w:rPr>
@@ -5062,7 +5062,7 @@
           <w:lang w:eastAsia="fr-CA"/>
         </w:rPr>
       </w:pPr>
-      <w:hyperlink w:anchor="_Toc244157241" w:history="1">
+      <w:hyperlink w:anchor="_Toc244179610" w:history="1">
         <w:r>
           <w:rPr>
             <w:rStyle w:val="Hyperlien"/>
@@ -5108,7 +5108,7 @@
             <w:noProof/>
             <w:webHidden/>
           </w:rPr>
-          <w:instrText xml:space="preserve"> PAGEREF _Toc244157241 \h </w:instrText>
+          <w:instrText xml:space="preserve"> PAGEREF _Toc244179610 \h </w:instrText>
         </w:r>
         <w:r>
           <w:rPr>
@@ -5128,7 +5128,7 @@
             <w:noProof/>
             <w:webHidden/>
           </w:rPr>
-          <w:t>38</w:t>
+          <w:t>41</w:t>
         </w:r>
         <w:r>
           <w:rPr>
@@ -5156,7 +5156,7 @@
           <w:lang w:eastAsia="fr-CA"/>
         </w:rPr>
       </w:pPr>
-      <w:hyperlink w:anchor="_Toc244157242" w:history="1">
+      <w:hyperlink w:anchor="_Toc244179611" w:history="1">
         <w:r>
           <w:rPr>
             <w:rStyle w:val="Hyperlien"/>
@@ -5202,7 +5202,7 @@
             <w:noProof/>
             <w:webHidden/>
           </w:rPr>
-          <w:instrText xml:space="preserve"> PAGEREF _Toc244157242 \h </w:instrText>
+          <w:instrText xml:space="preserve"> PAGEREF _Toc244179611 \h </w:instrText>
         </w:r>
         <w:r>
           <w:rPr>
@@ -5222,7 +5222,7 @@
             <w:noProof/>
             <w:webHidden/>
           </w:rPr>
-          <w:t>39</w:t>
+          <w:t>42</w:t>
         </w:r>
         <w:r>
           <w:rPr>
@@ -5247,7 +5247,7 @@
           <w:numId w:val="3"/>
         </w:numPr>
       </w:pPr>
-      <w:bookmarkStart w:id="0" w:name="_Toc244157179"/>
+      <w:bookmarkStart w:id="0" w:name="_Toc244179548"/>
       <w:r>
         <w:t xml:space="preserve">Faire ses premiers pas dans </w:t>
       </w:r>
@@ -5262,7 +5262,7 @@
       <w:pPr>
         <w:pStyle w:val="Titre2"/>
       </w:pPr>
-      <w:bookmarkStart w:id="1" w:name="_Toc244157180"/>
+      <w:bookmarkStart w:id="1" w:name="_Toc244179549"/>
       <w:r>
         <w:t xml:space="preserve">1.1 </w:t>
       </w:r>
@@ -5411,7 +5411,7 @@
       <w:pPr>
         <w:pStyle w:val="Titre2"/>
       </w:pPr>
-      <w:bookmarkStart w:id="2" w:name="_Toc244157181"/>
+      <w:bookmarkStart w:id="2" w:name="_Toc244179550"/>
       <w:r>
         <w:t xml:space="preserve">1.2 </w:t>
       </w:r>
@@ -5490,7 +5490,7 @@
       <w:pPr>
         <w:pStyle w:val="Titre2"/>
       </w:pPr>
-      <w:bookmarkStart w:id="3" w:name="_Toc244157182"/>
+      <w:bookmarkStart w:id="3" w:name="_Toc244179551"/>
       <w:r>
         <w:lastRenderedPageBreak/>
         <w:t xml:space="preserve">1.3 </w:t>
@@ -5923,7 +5923,7 @@
       <w:pPr>
         <w:pStyle w:val="Titre2"/>
       </w:pPr>
-      <w:bookmarkStart w:id="4" w:name="_Toc244157183"/>
+      <w:bookmarkStart w:id="4" w:name="_Toc244179552"/>
       <w:r>
         <w:lastRenderedPageBreak/>
         <w:t xml:space="preserve">1.4 </w:t>
@@ -8723,7 +8723,7 @@
       <w:pPr>
         <w:pStyle w:val="Titre2"/>
       </w:pPr>
-      <w:bookmarkStart w:id="5" w:name="_Toc244157184"/>
+      <w:bookmarkStart w:id="5" w:name="_Toc244179553"/>
       <w:r>
         <w:lastRenderedPageBreak/>
         <w:t xml:space="preserve">1.5 </w:t>
@@ -9388,7 +9388,7 @@
           <w:numId w:val="3"/>
         </w:numPr>
       </w:pPr>
-      <w:bookmarkStart w:id="6" w:name="_Toc244157185"/>
+      <w:bookmarkStart w:id="6" w:name="_Toc244179554"/>
       <w:r>
         <w:lastRenderedPageBreak/>
         <w:t>Contribuer sur la toile</w:t>
@@ -10363,7 +10363,7 @@
       <w:pPr>
         <w:pStyle w:val="Titre2"/>
       </w:pPr>
-      <w:bookmarkStart w:id="7" w:name="_Toc244157186"/>
+      <w:bookmarkStart w:id="7" w:name="_Toc244179555"/>
       <w:r>
         <w:lastRenderedPageBreak/>
         <w:t xml:space="preserve">2.1 </w:t>
@@ -10429,7 +10429,7 @@
           <w:noProof/>
         </w:rPr>
         <w:drawing>
-          <wp:inline distT="0" distB="0" distL="0" distR="0" wp14:anchorId="6A61E719" wp14:editId="5182FA80">
+          <wp:inline distT="0" distB="0" distL="0" distR="0" wp14:anchorId="6A61E719" wp14:editId="1CFF3A36">
             <wp:extent cx="4431323" cy="5024218"/>
             <wp:effectExtent l="0" t="0" r="1270" b="5080"/>
             <wp:docPr id="137320496" name="Image 17"/>
@@ -10570,7 +10570,7 @@
       <w:pPr>
         <w:pStyle w:val="Titre2"/>
       </w:pPr>
-      <w:bookmarkStart w:id="8" w:name="_Toc244157187"/>
+      <w:bookmarkStart w:id="8" w:name="_Toc244179556"/>
       <w:r>
         <w:lastRenderedPageBreak/>
         <w:t xml:space="preserve">2.2 </w:t>
@@ -10824,7 +10824,7 @@
       <w:pPr>
         <w:pStyle w:val="Titre2"/>
       </w:pPr>
-      <w:bookmarkStart w:id="9" w:name="_Toc244157188"/>
+      <w:bookmarkStart w:id="9" w:name="_Toc244179557"/>
       <w:r>
         <w:lastRenderedPageBreak/>
         <w:t xml:space="preserve">2.3 </w:t>
@@ -10952,7 +10952,7 @@
           <w:noProof/>
         </w:rPr>
         <w:drawing>
-          <wp:inline distT="0" distB="0" distL="0" distR="0" wp14:anchorId="1FAB69A7" wp14:editId="6A5171AD">
+          <wp:inline distT="0" distB="0" distL="0" distR="0" wp14:anchorId="1FAB69A7" wp14:editId="140EF5FA">
             <wp:extent cx="3132306" cy="1841185"/>
             <wp:effectExtent l="0" t="0" r="5080" b="635"/>
             <wp:docPr id="1199503458" name="Image 1"/>
@@ -11108,7 +11108,7 @@
       <w:pPr>
         <w:pStyle w:val="Titre2"/>
       </w:pPr>
-      <w:bookmarkStart w:id="10" w:name="_Toc244157189"/>
+      <w:bookmarkStart w:id="10" w:name="_Toc244179558"/>
       <w:r>
         <w:lastRenderedPageBreak/>
         <w:t xml:space="preserve">2.4 </w:t>
@@ -11363,7 +11363,7 @@
       <w:pPr>
         <w:pStyle w:val="Titre2"/>
       </w:pPr>
-      <w:bookmarkStart w:id="11" w:name="_Toc244157190"/>
+      <w:bookmarkStart w:id="11" w:name="_Toc244179559"/>
       <w:r>
         <w:lastRenderedPageBreak/>
         <w:t xml:space="preserve">2.5 </w:t>
@@ -11632,7 +11632,7 @@
           <w:numId w:val="3"/>
         </w:numPr>
       </w:pPr>
-      <w:bookmarkStart w:id="12" w:name="_Toc244157191"/>
+      <w:bookmarkStart w:id="12" w:name="_Toc244179560"/>
       <w:r>
         <w:lastRenderedPageBreak/>
         <w:t>Gérer les espaces d’investigation</w:t>
@@ -11651,7 +11651,7 @@
       <w:pPr>
         <w:pStyle w:val="Titre2"/>
       </w:pPr>
-      <w:bookmarkStart w:id="13" w:name="_Toc244157192"/>
+      <w:bookmarkStart w:id="13" w:name="_Toc244179561"/>
       <w:r>
         <w:t xml:space="preserve">3.1 </w:t>
       </w:r>
@@ -11937,7 +11937,7 @@
       <w:pPr>
         <w:pStyle w:val="Titre2"/>
       </w:pPr>
-      <w:bookmarkStart w:id="14" w:name="_Toc244157193"/>
+      <w:bookmarkStart w:id="14" w:name="_Toc244179562"/>
       <w:r>
         <w:lastRenderedPageBreak/>
         <w:t>3.2 Naviguer entre les espaces</w:t>
@@ -12281,7 +12281,7 @@
       <w:pPr>
         <w:pStyle w:val="Titre2"/>
       </w:pPr>
-      <w:bookmarkStart w:id="15" w:name="_Toc244157194"/>
+      <w:bookmarkStart w:id="15" w:name="_Toc244179563"/>
       <w:r>
         <w:lastRenderedPageBreak/>
         <w:t>3.</w:t>
@@ -12740,7 +12740,7 @@
       <w:pPr>
         <w:pStyle w:val="Titre2"/>
       </w:pPr>
-      <w:bookmarkStart w:id="16" w:name="_Toc244157195"/>
+      <w:bookmarkStart w:id="16" w:name="_Toc244179564"/>
       <w:r>
         <w:lastRenderedPageBreak/>
         <w:t>3.4 Supprimer ou modifier le nom d’un espace</w:t>
@@ -12982,7 +12982,7 @@
       <w:pPr>
         <w:pStyle w:val="Titre2"/>
       </w:pPr>
-      <w:bookmarkStart w:id="17" w:name="_Toc244157196"/>
+      <w:bookmarkStart w:id="17" w:name="_Toc244179565"/>
       <w:r>
         <w:lastRenderedPageBreak/>
         <w:t>3.</w:t>
@@ -13179,7 +13179,7 @@
           <w:numId w:val="3"/>
         </w:numPr>
       </w:pPr>
-      <w:bookmarkStart w:id="18" w:name="_Toc244157197"/>
+      <w:bookmarkStart w:id="18" w:name="_Toc244179566"/>
       <w:r>
         <w:lastRenderedPageBreak/>
         <w:t>Gérer une communauté</w:t>
@@ -13198,7 +13198,7 @@
       <w:pPr>
         <w:pStyle w:val="Titre2"/>
       </w:pPr>
-      <w:bookmarkStart w:id="19" w:name="_Toc244157198"/>
+      <w:bookmarkStart w:id="19" w:name="_Toc244179567"/>
       <w:r>
         <w:t>4.1 Configurer les échafaudages</w:t>
       </w:r>
@@ -13510,7 +13510,7 @@
       <w:pPr>
         <w:pStyle w:val="Titre2"/>
       </w:pPr>
-      <w:bookmarkStart w:id="20" w:name="_Toc244157199"/>
+      <w:bookmarkStart w:id="20" w:name="_Toc244179568"/>
       <w:r>
         <w:lastRenderedPageBreak/>
         <w:t xml:space="preserve">4.2 </w:t>
@@ -14057,7 +14057,7 @@
       <w:pPr>
         <w:pStyle w:val="Titre2"/>
       </w:pPr>
-      <w:bookmarkStart w:id="21" w:name="_Toc244157200"/>
+      <w:bookmarkStart w:id="21" w:name="_Toc244179569"/>
       <w:r>
         <w:lastRenderedPageBreak/>
         <w:t>4.3 Consulter le statut d’inactivité des membres</w:t>
@@ -14243,7 +14243,7 @@
       <w:pPr>
         <w:pStyle w:val="Titre2"/>
       </w:pPr>
-      <w:bookmarkStart w:id="22" w:name="_Toc244157201"/>
+      <w:bookmarkStart w:id="22" w:name="_Toc244179570"/>
       <w:r>
         <w:lastRenderedPageBreak/>
         <w:t>4.4 Ajouter des messages d’accueil</w:t>
@@ -14527,7 +14527,7 @@
       <w:pPr>
         <w:pStyle w:val="Titre2"/>
       </w:pPr>
-      <w:bookmarkStart w:id="23" w:name="_Toc244157202"/>
+      <w:bookmarkStart w:id="23" w:name="_Toc244179571"/>
       <w:r>
         <w:lastRenderedPageBreak/>
         <w:t>4.</w:t>
@@ -14709,7 +14709,7 @@
       <w:pPr>
         <w:pStyle w:val="Titre2"/>
       </w:pPr>
-      <w:bookmarkStart w:id="24" w:name="_Toc244157203"/>
+      <w:bookmarkStart w:id="24" w:name="_Toc244179572"/>
       <w:r>
         <w:lastRenderedPageBreak/>
         <w:t>4.</w:t>
@@ -15133,7 +15133,7 @@
       <w:pPr>
         <w:pStyle w:val="Titre2"/>
       </w:pPr>
-      <w:bookmarkStart w:id="25" w:name="_Toc244157204"/>
+      <w:bookmarkStart w:id="25" w:name="_Toc244179573"/>
       <w:r>
         <w:lastRenderedPageBreak/>
         <w:t>4.</w:t>
@@ -15667,7 +15667,7 @@
           <w:numId w:val="3"/>
         </w:numPr>
       </w:pPr>
-      <w:bookmarkStart w:id="26" w:name="_Toc244157205"/>
+      <w:bookmarkStart w:id="26" w:name="_Toc244179574"/>
       <w:r>
         <w:lastRenderedPageBreak/>
         <w:t>Utiliser l’assistant Lia</w:t>
@@ -15678,7 +15678,7 @@
       <w:pPr>
         <w:pStyle w:val="Titre2"/>
       </w:pPr>
-      <w:bookmarkStart w:id="27" w:name="_Toc244157206"/>
+      <w:bookmarkStart w:id="27" w:name="_Toc244179575"/>
       <w:r>
         <w:t xml:space="preserve">5.1 </w:t>
       </w:r>
@@ -15691,7 +15691,7 @@
       <w:pPr>
         <w:pStyle w:val="Titre2"/>
       </w:pPr>
-      <w:bookmarkStart w:id="28" w:name="_Toc244157207"/>
+      <w:bookmarkStart w:id="28" w:name="_Toc244179576"/>
       <w:r>
         <w:t xml:space="preserve">5.2 </w:t>
       </w:r>
@@ -15704,7 +15704,7 @@
       <w:pPr>
         <w:pStyle w:val="Titre2"/>
       </w:pPr>
-      <w:bookmarkStart w:id="29" w:name="_Toc244157208"/>
+      <w:bookmarkStart w:id="29" w:name="_Toc244179577"/>
       <w:r>
         <w:t xml:space="preserve">5.3 </w:t>
       </w:r>
@@ -15717,7 +15717,7 @@
       <w:pPr>
         <w:pStyle w:val="Titre2"/>
       </w:pPr>
-      <w:bookmarkStart w:id="30" w:name="_Toc244157209"/>
+      <w:bookmarkStart w:id="30" w:name="_Toc244179578"/>
       <w:r>
         <w:t xml:space="preserve">5.4 </w:t>
       </w:r>
@@ -15730,7 +15730,7 @@
       <w:pPr>
         <w:pStyle w:val="Titre2"/>
       </w:pPr>
-      <w:bookmarkStart w:id="31" w:name="_Toc244157210"/>
+      <w:bookmarkStart w:id="31" w:name="_Toc244179579"/>
       <w:r>
         <w:t xml:space="preserve">5.5 </w:t>
       </w:r>
@@ -15743,7 +15743,7 @@
       <w:pPr>
         <w:pStyle w:val="Titre2"/>
       </w:pPr>
-      <w:bookmarkStart w:id="32" w:name="_Toc244157211"/>
+      <w:bookmarkStart w:id="32" w:name="_Toc244179580"/>
       <w:r>
         <w:t xml:space="preserve">5.6 </w:t>
       </w:r>
@@ -15756,7 +15756,7 @@
       <w:pPr>
         <w:pStyle w:val="Titre2"/>
       </w:pPr>
-      <w:bookmarkStart w:id="33" w:name="_Toc244157212"/>
+      <w:bookmarkStart w:id="33" w:name="_Toc244179581"/>
       <w:r>
         <w:t xml:space="preserve">5.7 </w:t>
       </w:r>
@@ -15769,7 +15769,7 @@
       <w:pPr>
         <w:pStyle w:val="Titre2"/>
       </w:pPr>
-      <w:bookmarkStart w:id="34" w:name="_Toc244157213"/>
+      <w:bookmarkStart w:id="34" w:name="_Toc244179582"/>
       <w:r>
         <w:t xml:space="preserve">5.8 </w:t>
       </w:r>
@@ -15782,7 +15782,7 @@
       <w:pPr>
         <w:pStyle w:val="Titre2"/>
       </w:pPr>
-      <w:bookmarkStart w:id="35" w:name="_Toc244157214"/>
+      <w:bookmarkStart w:id="35" w:name="_Toc244179583"/>
       <w:r>
         <w:t xml:space="preserve">5.9 </w:t>
       </w:r>
@@ -15795,7 +15795,7 @@
       <w:pPr>
         <w:pStyle w:val="Titre2"/>
       </w:pPr>
-      <w:bookmarkStart w:id="36" w:name="_Toc244157215"/>
+      <w:bookmarkStart w:id="36" w:name="_Toc244179584"/>
       <w:r>
         <w:t xml:space="preserve">5.10 </w:t>
       </w:r>
@@ -15808,7 +15808,7 @@
       <w:pPr>
         <w:pStyle w:val="Titre2"/>
       </w:pPr>
-      <w:bookmarkStart w:id="37" w:name="_Toc244157216"/>
+      <w:bookmarkStart w:id="37" w:name="_Toc244179585"/>
       <w:r>
         <w:t xml:space="preserve">5.11 </w:t>
       </w:r>
@@ -15821,7 +15821,7 @@
       <w:pPr>
         <w:pStyle w:val="Titre2"/>
       </w:pPr>
-      <w:bookmarkStart w:id="38" w:name="_Toc244157217"/>
+      <w:bookmarkStart w:id="38" w:name="_Toc244179586"/>
       <w:r>
         <w:t xml:space="preserve">5.12 </w:t>
       </w:r>
@@ -15834,7 +15834,7 @@
       <w:pPr>
         <w:pStyle w:val="Titre2"/>
       </w:pPr>
-      <w:bookmarkStart w:id="39" w:name="_Toc244157218"/>
+      <w:bookmarkStart w:id="39" w:name="_Toc244179587"/>
       <w:r>
         <w:t xml:space="preserve">5.13 </w:t>
       </w:r>
@@ -15847,7 +15847,7 @@
       <w:pPr>
         <w:pStyle w:val="Titre2"/>
       </w:pPr>
-      <w:bookmarkStart w:id="40" w:name="_Toc244157219"/>
+      <w:bookmarkStart w:id="40" w:name="_Toc244179588"/>
       <w:r>
         <w:t>5.14 Lia Langue</w:t>
       </w:r>
@@ -15877,7 +15877,7 @@
           <w:numId w:val="3"/>
         </w:numPr>
       </w:pPr>
-      <w:bookmarkStart w:id="41" w:name="_Toc244157220"/>
+      <w:bookmarkStart w:id="41" w:name="_Toc244179589"/>
       <w:r>
         <w:lastRenderedPageBreak/>
         <w:t xml:space="preserve">Concevoir un assistant IA dans l’atelier </w:t>
@@ -15912,7 +15912,7 @@
           <w:numId w:val="3"/>
         </w:numPr>
       </w:pPr>
-      <w:bookmarkStart w:id="42" w:name="_Toc244157221"/>
+      <w:bookmarkStart w:id="42" w:name="_Toc244179590"/>
       <w:r>
         <w:lastRenderedPageBreak/>
         <w:t>Utiliser le tableau de bord</w:t>
@@ -15923,7 +15923,7 @@
       <w:pPr>
         <w:pStyle w:val="Titre2"/>
       </w:pPr>
-      <w:bookmarkStart w:id="43" w:name="_Toc244157222"/>
+      <w:bookmarkStart w:id="43" w:name="_Toc244179591"/>
       <w:r>
         <w:t xml:space="preserve">7.1 </w:t>
       </w:r>
@@ -15934,11 +15934,201 @@
     </w:p>
     <w:p>
       <w:pPr>
+        <w:jc w:val="both"/>
+      </w:pPr>
+      <w:r>
+        <w:t xml:space="preserve">Le tableau de bord offre différents outils </w:t>
+      </w:r>
+      <w:r>
+        <w:t>permettant</w:t>
+      </w:r>
+      <w:r>
+        <w:t xml:space="preserve"> de monitorer le discours d’une communauté et de ses membres.</w:t>
+      </w:r>
+    </w:p>
+    <w:p>
+      <w:pPr>
+        <w:jc w:val="both"/>
+      </w:pPr>
+    </w:p>
+    <w:p>
+      <w:pPr>
+        <w:jc w:val="both"/>
+      </w:pPr>
+      <w:r>
+        <w:t xml:space="preserve">Pour accéder au tableau de bord, cliquez sur </w:t>
+      </w:r>
+      <w:r>
+        <w:rPr>
+          <w:noProof/>
+        </w:rPr>
+        <w:drawing>
+          <wp:inline distT="0" distB="0" distL="0" distR="0" wp14:anchorId="0F3549AD" wp14:editId="71943EB8">
+            <wp:extent cx="177800" cy="165100"/>
+            <wp:effectExtent l="0" t="0" r="0" b="0"/>
+            <wp:docPr id="126439357" name="Image 3"/>
+            <wp:cNvGraphicFramePr>
+              <a:graphicFrameLocks xmlns:a="http://schemas.openxmlformats.org/drawingml/2006/main" noChangeAspect="1"/>
+            </wp:cNvGraphicFramePr>
+            <a:graphic xmlns:a="http://schemas.openxmlformats.org/drawingml/2006/main">
+              <a:graphicData uri="http://schemas.openxmlformats.org/drawingml/2006/picture">
+                <pic:pic xmlns:pic="http://schemas.openxmlformats.org/drawingml/2006/picture">
+                  <pic:nvPicPr>
+                    <pic:cNvPr id="126439357" name="Image 126439357"/>
+                    <pic:cNvPicPr/>
+                  </pic:nvPicPr>
+                  <pic:blipFill>
+                    <a:blip r:embed="rId53">
+                      <a:extLst>
+                        <a:ext uri="{28A0092B-C50C-407E-A947-70E740481C1C}">
+                          <a14:useLocalDpi xmlns:a14="http://schemas.microsoft.com/office/drawing/2010/main" val="0"/>
+                        </a:ext>
+                      </a:extLst>
+                    </a:blip>
+                    <a:stretch>
+                      <a:fillRect/>
+                    </a:stretch>
+                  </pic:blipFill>
+                  <pic:spPr>
+                    <a:xfrm>
+                      <a:off x="0" y="0"/>
+                      <a:ext cx="177800" cy="165100"/>
+                    </a:xfrm>
+                    <a:prstGeom prst="rect">
+                      <a:avLst/>
+                    </a:prstGeom>
+                  </pic:spPr>
+                </pic:pic>
+              </a:graphicData>
+            </a:graphic>
+          </wp:inline>
+        </w:drawing>
+      </w:r>
+    </w:p>
+    <w:p>
+      <w:pPr>
+        <w:jc w:val="both"/>
+      </w:pPr>
+    </w:p>
+    <w:p>
+      <w:pPr>
+        <w:jc w:val="both"/>
+      </w:pPr>
+      <w:r>
+        <w:t xml:space="preserve">Plusieurs outils utilisent un sélecteur semblable </w:t>
+      </w:r>
+      <w:r>
+        <w:t>qui permet</w:t>
+      </w:r>
+      <w:r>
+        <w:t xml:space="preserve"> de lancer une analyse selon différents </w:t>
+      </w:r>
+      <w:r>
+        <w:t>paramètres</w:t>
+      </w:r>
+      <w:r>
+        <w:t>.</w:t>
+      </w:r>
+    </w:p>
+    <w:p>
+      <w:pPr>
+        <w:jc w:val="both"/>
+      </w:pPr>
+    </w:p>
+    <w:p>
+      <w:pPr>
+        <w:jc w:val="both"/>
+      </w:pPr>
+      <w:r>
+        <w:rPr>
+          <w:noProof/>
+        </w:rPr>
+        <w:drawing>
+          <wp:inline distT="0" distB="0" distL="0" distR="0" wp14:anchorId="5D7CD637" wp14:editId="38E489C1">
+            <wp:extent cx="5486400" cy="260985"/>
+            <wp:effectExtent l="0" t="0" r="0" b="5715"/>
+            <wp:docPr id="1696067947" name="Image 6"/>
+            <wp:cNvGraphicFramePr>
+              <a:graphicFrameLocks xmlns:a="http://schemas.openxmlformats.org/drawingml/2006/main" noChangeAspect="1"/>
+            </wp:cNvGraphicFramePr>
+            <a:graphic xmlns:a="http://schemas.openxmlformats.org/drawingml/2006/main">
+              <a:graphicData uri="http://schemas.openxmlformats.org/drawingml/2006/picture">
+                <pic:pic xmlns:pic="http://schemas.openxmlformats.org/drawingml/2006/picture">
+                  <pic:nvPicPr>
+                    <pic:cNvPr id="1696067947" name="Image 1696067947"/>
+                    <pic:cNvPicPr/>
+                  </pic:nvPicPr>
+                  <pic:blipFill>
+                    <a:blip r:embed="rId54">
+                      <a:extLst>
+                        <a:ext uri="{28A0092B-C50C-407E-A947-70E740481C1C}">
+                          <a14:useLocalDpi xmlns:a14="http://schemas.microsoft.com/office/drawing/2010/main" val="0"/>
+                        </a:ext>
+                      </a:extLst>
+                    </a:blip>
+                    <a:stretch>
+                      <a:fillRect/>
+                    </a:stretch>
+                  </pic:blipFill>
+                  <pic:spPr>
+                    <a:xfrm>
+                      <a:off x="0" y="0"/>
+                      <a:ext cx="5486400" cy="260985"/>
+                    </a:xfrm>
+                    <a:prstGeom prst="rect">
+                      <a:avLst/>
+                    </a:prstGeom>
+                  </pic:spPr>
+                </pic:pic>
+              </a:graphicData>
+            </a:graphic>
+          </wp:inline>
+        </w:drawing>
+      </w:r>
+    </w:p>
+    <w:p>
+      <w:pPr>
+        <w:jc w:val="both"/>
+      </w:pPr>
+    </w:p>
+    <w:p>
+      <w:pPr>
+        <w:jc w:val="both"/>
+      </w:pPr>
+      <w:r>
+        <w:t>Il est possible d’analyser un ou plusieurs espaces d’investigation simultanément. L’analyse peut porter sur une plage temporelle précise. Les résultats peuvent être présentés par jour ou par semaine et selon un groupe de membres particulier.</w:t>
+      </w:r>
+      <w:r>
+        <w:t xml:space="preserve"> Plusieurs outils permettent une exportation des données en format Excel pour pouvoir les réutiliser dans d’autres logiciels.</w:t>
+      </w:r>
+    </w:p>
+    <w:p>
+      <w:pPr>
+        <w:rPr>
+          <w:rFonts w:asciiTheme="majorHAnsi" w:eastAsiaTheme="majorEastAsia" w:hAnsiTheme="majorHAnsi" w:cstheme="majorBidi"/>
+          <w:color w:val="0F4761" w:themeColor="accent1" w:themeShade="BF"/>
+          <w:sz w:val="32"/>
+          <w:szCs w:val="32"/>
+        </w:rPr>
+      </w:pPr>
+      <w:r>
+        <w:br w:type="page"/>
+      </w:r>
+    </w:p>
+    <w:p>
+      <w:pPr>
         <w:pStyle w:val="Titre2"/>
       </w:pPr>
-      <w:bookmarkStart w:id="44" w:name="_Toc244157223"/>
-      <w:r>
-        <w:t xml:space="preserve">7.2 </w:t>
+      <w:bookmarkStart w:id="44" w:name="_Toc244179592"/>
+      <w:r>
+        <w:lastRenderedPageBreak/>
+        <w:t>7</w:t>
+      </w:r>
+      <w:r>
+        <w:t>.</w:t>
+      </w:r>
+      <w:r>
+        <w:t xml:space="preserve">2 </w:t>
       </w:r>
       <w:r>
         <w:t>Activité collective</w:t>
@@ -15947,10 +16137,85 @@
     </w:p>
     <w:p>
       <w:pPr>
+        <w:jc w:val="both"/>
+      </w:pPr>
+      <w:r>
+        <w:t>Cet outil fournit un portrait global du nombre de contributions rédigées selon les paramètres sélectionnés. La visualisation est temporelle, c’est-à-dire qu’on voit le nombre de contributions écrites par jour ou par semaine. L’outil permet de distinguer les nouvelles contributions, les élaborations et les synthèses.</w:t>
+      </w:r>
+    </w:p>
+    <w:p>
+      <w:pPr>
+        <w:jc w:val="both"/>
+      </w:pPr>
+    </w:p>
+    <w:p>
+      <w:r>
+        <w:rPr>
+          <w:noProof/>
+        </w:rPr>
+        <w:drawing>
+          <wp:inline distT="0" distB="0" distL="0" distR="0" wp14:anchorId="69291D41" wp14:editId="7AF796E0">
+            <wp:extent cx="5486400" cy="2972435"/>
+            <wp:effectExtent l="0" t="0" r="0" b="0"/>
+            <wp:docPr id="946808874" name="Image 7"/>
+            <wp:cNvGraphicFramePr>
+              <a:graphicFrameLocks xmlns:a="http://schemas.openxmlformats.org/drawingml/2006/main" noChangeAspect="1"/>
+            </wp:cNvGraphicFramePr>
+            <a:graphic xmlns:a="http://schemas.openxmlformats.org/drawingml/2006/main">
+              <a:graphicData uri="http://schemas.openxmlformats.org/drawingml/2006/picture">
+                <pic:pic xmlns:pic="http://schemas.openxmlformats.org/drawingml/2006/picture">
+                  <pic:nvPicPr>
+                    <pic:cNvPr id="946808874" name="Image 946808874"/>
+                    <pic:cNvPicPr/>
+                  </pic:nvPicPr>
+                  <pic:blipFill>
+                    <a:blip r:embed="rId55">
+                      <a:extLst>
+                        <a:ext uri="{28A0092B-C50C-407E-A947-70E740481C1C}">
+                          <a14:useLocalDpi xmlns:a14="http://schemas.microsoft.com/office/drawing/2010/main" val="0"/>
+                        </a:ext>
+                      </a:extLst>
+                    </a:blip>
+                    <a:stretch>
+                      <a:fillRect/>
+                    </a:stretch>
+                  </pic:blipFill>
+                  <pic:spPr>
+                    <a:xfrm>
+                      <a:off x="0" y="0"/>
+                      <a:ext cx="5486400" cy="2972435"/>
+                    </a:xfrm>
+                    <a:prstGeom prst="rect">
+                      <a:avLst/>
+                    </a:prstGeom>
+                  </pic:spPr>
+                </pic:pic>
+              </a:graphicData>
+            </a:graphic>
+          </wp:inline>
+        </w:drawing>
+      </w:r>
+    </w:p>
+    <w:p>
+      <w:pPr>
+        <w:rPr>
+          <w:rFonts w:asciiTheme="majorHAnsi" w:eastAsiaTheme="majorEastAsia" w:hAnsiTheme="majorHAnsi" w:cstheme="majorBidi"/>
+          <w:color w:val="0F4761" w:themeColor="accent1" w:themeShade="BF"/>
+          <w:sz w:val="32"/>
+          <w:szCs w:val="32"/>
+        </w:rPr>
+      </w:pPr>
+      <w:r>
+        <w:br w:type="page"/>
+      </w:r>
+    </w:p>
+    <w:p>
+      <w:pPr>
         <w:pStyle w:val="Titre2"/>
       </w:pPr>
-      <w:bookmarkStart w:id="45" w:name="_Toc244157224"/>
-      <w:r>
+      <w:bookmarkStart w:id="45" w:name="_Toc244179593"/>
+      <w:r>
+        <w:lastRenderedPageBreak/>
         <w:t xml:space="preserve">7.3 </w:t>
       </w:r>
       <w:r>
@@ -15960,10 +16225,262 @@
     </w:p>
     <w:p>
       <w:pPr>
+        <w:jc w:val="both"/>
+      </w:pPr>
+      <w:r>
+        <w:t>Cet outil illustre l’utilisation faite des échafaudages par les membres d’une communauté.</w:t>
+      </w:r>
+    </w:p>
+    <w:p>
+      <w:pPr>
+        <w:jc w:val="both"/>
+      </w:pPr>
+    </w:p>
+    <w:p>
+      <w:pPr>
+        <w:pStyle w:val="Paragraphedeliste"/>
+        <w:numPr>
+          <w:ilvl w:val="0"/>
+          <w:numId w:val="23"/>
+        </w:numPr>
+        <w:jc w:val="both"/>
+      </w:pPr>
+      <w:r>
+        <w:t xml:space="preserve">Choisissez le </w:t>
+      </w:r>
+      <w:r>
+        <w:rPr>
+          <w:b/>
+          <w:bCs/>
+        </w:rPr>
+        <w:t>Groupe d’échafaudages</w:t>
+      </w:r>
+      <w:r>
+        <w:t xml:space="preserve"> pour lequel vous souhaitez obtenir l’analyse.</w:t>
+      </w:r>
+    </w:p>
+    <w:p>
+      <w:pPr>
+        <w:pStyle w:val="Paragraphedeliste"/>
+        <w:numPr>
+          <w:ilvl w:val="0"/>
+          <w:numId w:val="23"/>
+        </w:numPr>
+        <w:jc w:val="both"/>
+      </w:pPr>
+      <w:r>
+        <w:t>Trois visualisations sont possibles.</w:t>
+      </w:r>
+    </w:p>
+    <w:p>
+      <w:pPr>
+        <w:pStyle w:val="Paragraphedeliste"/>
+        <w:numPr>
+          <w:ilvl w:val="1"/>
+          <w:numId w:val="23"/>
+        </w:numPr>
+        <w:jc w:val="both"/>
+      </w:pPr>
+      <w:r>
+        <w:rPr>
+          <w:b/>
+          <w:bCs/>
+        </w:rPr>
+        <w:t>Agrégée</w:t>
+      </w:r>
+      <w:r>
+        <w:t>. Nombre d’utilisations de chaque échafaudage, sans distinction des membres.</w:t>
+      </w:r>
+    </w:p>
+    <w:p>
+      <w:pPr>
+        <w:pStyle w:val="Paragraphedeliste"/>
+        <w:numPr>
+          <w:ilvl w:val="1"/>
+          <w:numId w:val="23"/>
+        </w:numPr>
+        <w:jc w:val="both"/>
+      </w:pPr>
+      <w:r>
+        <w:rPr>
+          <w:b/>
+          <w:bCs/>
+        </w:rPr>
+        <w:t>Individuelle</w:t>
+      </w:r>
+      <w:r>
+        <w:t>.</w:t>
+      </w:r>
+      <w:r>
+        <w:t xml:space="preserve"> Nombre d’utilisation</w:t>
+      </w:r>
+      <w:r>
+        <w:t>s</w:t>
+      </w:r>
+      <w:r>
+        <w:t xml:space="preserve"> de chaque échafaudage par membre.</w:t>
+      </w:r>
+    </w:p>
+    <w:p>
+      <w:pPr>
+        <w:pStyle w:val="Paragraphedeliste"/>
+        <w:numPr>
+          <w:ilvl w:val="1"/>
+          <w:numId w:val="23"/>
+        </w:numPr>
+        <w:jc w:val="both"/>
+      </w:pPr>
+      <w:r>
+        <w:rPr>
+          <w:b/>
+          <w:bCs/>
+        </w:rPr>
+        <w:t>Temporelle</w:t>
+      </w:r>
+      <w:r>
+        <w:t xml:space="preserve">. Nombre d’utilisations de chaque échafaudage dans le temps, sans distinction des membres. </w:t>
+      </w:r>
+    </w:p>
+    <w:p>
+      <w:pPr>
+        <w:pStyle w:val="Paragraphedeliste"/>
+        <w:ind w:left="1440"/>
+        <w:jc w:val="both"/>
+        <w:rPr>
+          <w:b/>
+          <w:bCs/>
+        </w:rPr>
+      </w:pPr>
+    </w:p>
+    <w:p>
+      <w:pPr>
+        <w:pStyle w:val="Paragraphedeliste"/>
+        <w:ind w:left="1440"/>
+        <w:jc w:val="both"/>
+      </w:pPr>
+      <w:r>
+        <w:t xml:space="preserve">Pour cette visualisation, en cliquant sur </w:t>
+      </w:r>
+      <w:r>
+        <w:rPr>
+          <w:b/>
+          <w:bCs/>
+        </w:rPr>
+        <w:t>Par membre</w:t>
+      </w:r>
+      <w:r>
+        <w:t>, on obtient la répartition par personne. En cliquant sur une courbe du graphique</w:t>
+      </w:r>
+      <w:r>
+        <w:t>, on</w:t>
+      </w:r>
+      <w:r>
+        <w:t xml:space="preserve"> obt</w:t>
+      </w:r>
+      <w:r>
+        <w:t>ient</w:t>
+      </w:r>
+      <w:r>
+        <w:t xml:space="preserve"> </w:t>
+      </w:r>
+      <w:r>
+        <w:t>une</w:t>
+      </w:r>
+      <w:r>
+        <w:t xml:space="preserve"> répartition temporelle</w:t>
+      </w:r>
+      <w:r>
+        <w:t xml:space="preserve"> de chaque échafaudage</w:t>
+      </w:r>
+      <w:r>
+        <w:t xml:space="preserve"> par personne.</w:t>
+      </w:r>
+    </w:p>
+    <w:p>
+      <w:pPr>
+        <w:jc w:val="both"/>
+      </w:pPr>
+    </w:p>
+    <w:p>
+      <w:pPr>
+        <w:rPr>
+          <w:rFonts w:asciiTheme="majorHAnsi" w:eastAsiaTheme="majorEastAsia" w:hAnsiTheme="majorHAnsi" w:cstheme="majorBidi"/>
+          <w:color w:val="0F4761" w:themeColor="accent1" w:themeShade="BF"/>
+          <w:sz w:val="32"/>
+          <w:szCs w:val="32"/>
+        </w:rPr>
+      </w:pPr>
+      <w:r>
+        <w:rPr>
+          <w:rFonts w:asciiTheme="majorHAnsi" w:eastAsiaTheme="majorEastAsia" w:hAnsiTheme="majorHAnsi" w:cstheme="majorBidi"/>
+          <w:noProof/>
+          <w:color w:val="0F4761" w:themeColor="accent1" w:themeShade="BF"/>
+          <w:sz w:val="32"/>
+          <w:szCs w:val="32"/>
+        </w:rPr>
+        <w:drawing>
+          <wp:inline distT="0" distB="0" distL="0" distR="0" wp14:anchorId="7CF46E4C" wp14:editId="70B38A77">
+            <wp:extent cx="5486400" cy="3412490"/>
+            <wp:effectExtent l="0" t="0" r="0" b="3810"/>
+            <wp:docPr id="1240329939" name="Image 8"/>
+            <wp:cNvGraphicFramePr>
+              <a:graphicFrameLocks xmlns:a="http://schemas.openxmlformats.org/drawingml/2006/main" noChangeAspect="1"/>
+            </wp:cNvGraphicFramePr>
+            <a:graphic xmlns:a="http://schemas.openxmlformats.org/drawingml/2006/main">
+              <a:graphicData uri="http://schemas.openxmlformats.org/drawingml/2006/picture">
+                <pic:pic xmlns:pic="http://schemas.openxmlformats.org/drawingml/2006/picture">
+                  <pic:nvPicPr>
+                    <pic:cNvPr id="1240329939" name="Image 1240329939"/>
+                    <pic:cNvPicPr/>
+                  </pic:nvPicPr>
+                  <pic:blipFill>
+                    <a:blip r:embed="rId56">
+                      <a:extLst>
+                        <a:ext uri="{28A0092B-C50C-407E-A947-70E740481C1C}">
+                          <a14:useLocalDpi xmlns:a14="http://schemas.microsoft.com/office/drawing/2010/main" val="0"/>
+                        </a:ext>
+                      </a:extLst>
+                    </a:blip>
+                    <a:stretch>
+                      <a:fillRect/>
+                    </a:stretch>
+                  </pic:blipFill>
+                  <pic:spPr>
+                    <a:xfrm>
+                      <a:off x="0" y="0"/>
+                      <a:ext cx="5486400" cy="3412490"/>
+                    </a:xfrm>
+                    <a:prstGeom prst="rect">
+                      <a:avLst/>
+                    </a:prstGeom>
+                  </pic:spPr>
+                </pic:pic>
+              </a:graphicData>
+            </a:graphic>
+          </wp:inline>
+        </w:drawing>
+      </w:r>
+    </w:p>
+    <w:p>
+      <w:pPr>
+        <w:rPr>
+          <w:rFonts w:asciiTheme="majorHAnsi" w:eastAsiaTheme="majorEastAsia" w:hAnsiTheme="majorHAnsi" w:cstheme="majorBidi"/>
+          <w:color w:val="0F4761" w:themeColor="accent1" w:themeShade="BF"/>
+          <w:sz w:val="32"/>
+          <w:szCs w:val="32"/>
+        </w:rPr>
+      </w:pPr>
+      <w:r>
+        <w:br w:type="page"/>
+      </w:r>
+    </w:p>
+    <w:p>
+      <w:pPr>
         <w:pStyle w:val="Titre2"/>
       </w:pPr>
-      <w:bookmarkStart w:id="46" w:name="_Toc244157225"/>
-      <w:r>
+      <w:bookmarkStart w:id="46" w:name="_Toc244179594"/>
+      <w:r>
+        <w:lastRenderedPageBreak/>
         <w:t xml:space="preserve">7.4 </w:t>
       </w:r>
       <w:r>
@@ -15975,7 +16492,7 @@
       <w:pPr>
         <w:pStyle w:val="Titre2"/>
       </w:pPr>
-      <w:bookmarkStart w:id="47" w:name="_Toc244157226"/>
+      <w:bookmarkStart w:id="47" w:name="_Toc244179595"/>
       <w:r>
         <w:t xml:space="preserve">7.5 </w:t>
       </w:r>
@@ -15988,7 +16505,7 @@
       <w:pPr>
         <w:pStyle w:val="Titre2"/>
       </w:pPr>
-      <w:bookmarkStart w:id="48" w:name="_Toc244157227"/>
+      <w:bookmarkStart w:id="48" w:name="_Toc244179596"/>
       <w:r>
         <w:t xml:space="preserve">7.6 </w:t>
       </w:r>
@@ -16001,7 +16518,7 @@
       <w:pPr>
         <w:pStyle w:val="Titre2"/>
       </w:pPr>
-      <w:bookmarkStart w:id="49" w:name="_Toc244157228"/>
+      <w:bookmarkStart w:id="49" w:name="_Toc244179597"/>
       <w:r>
         <w:t xml:space="preserve">7.7 </w:t>
       </w:r>
@@ -16014,7 +16531,7 @@
       <w:pPr>
         <w:pStyle w:val="Titre2"/>
       </w:pPr>
-      <w:bookmarkStart w:id="50" w:name="_Toc244157229"/>
+      <w:bookmarkStart w:id="50" w:name="_Toc244179598"/>
       <w:r>
         <w:t xml:space="preserve">7.8 </w:t>
       </w:r>
@@ -16027,7 +16544,7 @@
       <w:pPr>
         <w:pStyle w:val="Titre2"/>
       </w:pPr>
-      <w:bookmarkStart w:id="51" w:name="_Toc244157230"/>
+      <w:bookmarkStart w:id="51" w:name="_Toc244179599"/>
       <w:r>
         <w:t xml:space="preserve">7.9 </w:t>
       </w:r>
@@ -16040,7 +16557,7 @@
       <w:pPr>
         <w:pStyle w:val="Titre2"/>
       </w:pPr>
-      <w:bookmarkStart w:id="52" w:name="_Toc244157231"/>
+      <w:bookmarkStart w:id="52" w:name="_Toc244179600"/>
       <w:r>
         <w:t xml:space="preserve">7.10 </w:t>
       </w:r>
@@ -16053,7 +16570,7 @@
       <w:pPr>
         <w:pStyle w:val="Titre2"/>
       </w:pPr>
-      <w:bookmarkStart w:id="53" w:name="_Toc244157232"/>
+      <w:bookmarkStart w:id="53" w:name="_Toc244179601"/>
       <w:r>
         <w:t xml:space="preserve">7.11 </w:t>
       </w:r>
@@ -16066,7 +16583,7 @@
       <w:pPr>
         <w:pStyle w:val="Titre2"/>
       </w:pPr>
-      <w:bookmarkStart w:id="54" w:name="_Toc244157233"/>
+      <w:bookmarkStart w:id="54" w:name="_Toc244179602"/>
       <w:r>
         <w:t xml:space="preserve">7.12 </w:t>
       </w:r>
@@ -16079,7 +16596,7 @@
       <w:pPr>
         <w:pStyle w:val="Titre2"/>
       </w:pPr>
-      <w:bookmarkStart w:id="55" w:name="_Toc244157234"/>
+      <w:bookmarkStart w:id="55" w:name="_Toc244179603"/>
       <w:r>
         <w:t xml:space="preserve">7.13 </w:t>
       </w:r>
@@ -16092,7 +16609,7 @@
       <w:pPr>
         <w:pStyle w:val="Titre2"/>
       </w:pPr>
-      <w:bookmarkStart w:id="56" w:name="_Toc244157235"/>
+      <w:bookmarkStart w:id="56" w:name="_Toc244179604"/>
       <w:r>
         <w:t xml:space="preserve">7.14 </w:t>
       </w:r>
@@ -16123,7 +16640,7 @@
           <w:numId w:val="3"/>
         </w:numPr>
       </w:pPr>
-      <w:bookmarkStart w:id="57" w:name="_Toc244157236"/>
+      <w:bookmarkStart w:id="57" w:name="_Toc244179605"/>
       <w:r>
         <w:lastRenderedPageBreak/>
         <w:t>Rechercher</w:t>
@@ -16134,7 +16651,7 @@
       <w:pPr>
         <w:pStyle w:val="Titre2"/>
       </w:pPr>
-      <w:bookmarkStart w:id="58" w:name="_Toc244157237"/>
+      <w:bookmarkStart w:id="58" w:name="_Toc244179606"/>
       <w:r>
         <w:t xml:space="preserve">8.1 </w:t>
       </w:r>
@@ -16188,7 +16705,7 @@
                     <pic:cNvPicPr/>
                   </pic:nvPicPr>
                   <pic:blipFill>
-                    <a:blip r:embed="rId53">
+                    <a:blip r:embed="rId57">
                       <a:extLst>
                         <a:ext uri="{28A0092B-C50C-407E-A947-70E740481C1C}">
                           <a14:useLocalDpi xmlns:a14="http://schemas.microsoft.com/office/drawing/2010/main" val="0"/>
@@ -16307,7 +16824,7 @@
       <w:pPr>
         <w:pStyle w:val="Titre2"/>
       </w:pPr>
-      <w:bookmarkStart w:id="59" w:name="_Toc244157238"/>
+      <w:bookmarkStart w:id="59" w:name="_Toc244179607"/>
       <w:r>
         <w:lastRenderedPageBreak/>
         <w:t xml:space="preserve">8.2 </w:t>
@@ -16381,7 +16898,7 @@
                     <pic:cNvPicPr/>
                   </pic:nvPicPr>
                   <pic:blipFill>
-                    <a:blip r:embed="rId53">
+                    <a:blip r:embed="rId57">
                       <a:extLst>
                         <a:ext uri="{28A0092B-C50C-407E-A947-70E740481C1C}">
                           <a14:useLocalDpi xmlns:a14="http://schemas.microsoft.com/office/drawing/2010/main" val="0"/>
@@ -16568,7 +17085,7 @@
           <w:numId w:val="3"/>
         </w:numPr>
       </w:pPr>
-      <w:bookmarkStart w:id="60" w:name="_Toc244157239"/>
+      <w:bookmarkStart w:id="60" w:name="_Toc244179608"/>
       <w:r>
         <w:lastRenderedPageBreak/>
         <w:t>Utiliser le bloc-notes personnel</w:t>
@@ -16580,7 +17097,13 @@
         <w:jc w:val="both"/>
       </w:pPr>
       <w:r>
-        <w:t>Le bloc-notes personnel permet à tout membre de prendre des notes qui lui seront uniquement accessibles. Cette fonctionnalité est utile, par exemple, pour garder traces d’idées qu’on n’a pas le temps de mettre en texte pour en faire une contribution à partager dans la communauté, pour préparer la rédaction d’une synthèse, etc.</w:t>
+        <w:t xml:space="preserve">Le bloc-notes personnel permet à tout membre de prendre des notes qui lui seront uniquement accessibles. Cette fonctionnalité est utile, par exemple, pour garder traces d’idées qu’on n’a pas le temps de mettre en texte pour en faire une contribution à partager dans </w:t>
+      </w:r>
+      <w:r>
+        <w:t>une</w:t>
+      </w:r>
+      <w:r>
+        <w:t xml:space="preserve"> communauté, pour préparer la rédaction d’une synthèse, etc.</w:t>
       </w:r>
     </w:p>
     <w:p>
@@ -16615,7 +17138,7 @@
                     <pic:cNvPicPr/>
                   </pic:nvPicPr>
                   <pic:blipFill>
-                    <a:blip r:embed="rId54">
+                    <a:blip r:embed="rId58">
                       <a:extLst>
                         <a:ext uri="{28A0092B-C50C-407E-A947-70E740481C1C}">
                           <a14:useLocalDpi xmlns:a14="http://schemas.microsoft.com/office/drawing/2010/main" val="0"/>
@@ -16649,7 +17172,7 @@
           <w:noProof/>
         </w:rPr>
         <w:drawing>
-          <wp:inline distT="0" distB="0" distL="0" distR="0" wp14:anchorId="474FC2BC" wp14:editId="0888271E">
+          <wp:inline distT="0" distB="0" distL="0" distR="0" wp14:anchorId="474FC2BC" wp14:editId="2FA62610">
             <wp:extent cx="253283" cy="226337"/>
             <wp:effectExtent l="0" t="0" r="1270" b="2540"/>
             <wp:docPr id="1406448464" name="Image 10"/>
@@ -16664,7 +17187,7 @@
                     <pic:cNvPicPr/>
                   </pic:nvPicPr>
                   <pic:blipFill>
-                    <a:blip r:embed="rId55" cstate="print">
+                    <a:blip r:embed="rId59" cstate="print">
                       <a:extLst>
                         <a:ext uri="{28A0092B-C50C-407E-A947-70E740481C1C}">
                           <a14:useLocalDpi xmlns:a14="http://schemas.microsoft.com/office/drawing/2010/main" val="0"/>
@@ -16717,7 +17240,7 @@
           <w:numId w:val="3"/>
         </w:numPr>
       </w:pPr>
-      <w:bookmarkStart w:id="61" w:name="_Toc244157240"/>
+      <w:bookmarkStart w:id="61" w:name="_Toc244179609"/>
       <w:r>
         <w:lastRenderedPageBreak/>
         <w:t>Utiliser les ressources documentaires</w:t>
@@ -16769,7 +17292,7 @@
                     <pic:cNvPicPr/>
                   </pic:nvPicPr>
                   <pic:blipFill>
-                    <a:blip r:embed="rId56">
+                    <a:blip r:embed="rId60">
                       <a:extLst>
                         <a:ext uri="{28A0092B-C50C-407E-A947-70E740481C1C}">
                           <a14:useLocalDpi xmlns:a14="http://schemas.microsoft.com/office/drawing/2010/main" val="0"/>
@@ -16870,7 +17393,7 @@
           <w:numId w:val="3"/>
         </w:numPr>
       </w:pPr>
-      <w:bookmarkStart w:id="62" w:name="_Toc244157241"/>
+      <w:bookmarkStart w:id="62" w:name="_Toc244179610"/>
       <w:r>
         <w:lastRenderedPageBreak/>
         <w:t>Configurer Mon profil</w:t>
@@ -16907,7 +17430,7 @@
                     <pic:cNvPicPr/>
                   </pic:nvPicPr>
                   <pic:blipFill>
-                    <a:blip r:embed="rId57">
+                    <a:blip r:embed="rId61">
                       <a:extLst>
                         <a:ext uri="{28A0092B-C50C-407E-A947-70E740481C1C}">
                           <a14:useLocalDpi xmlns:a14="http://schemas.microsoft.com/office/drawing/2010/main" val="0"/>
@@ -17072,7 +17595,7 @@
           <w:numId w:val="3"/>
         </w:numPr>
       </w:pPr>
-      <w:bookmarkStart w:id="63" w:name="_Toc244157242"/>
+      <w:bookmarkStart w:id="63" w:name="_Toc244179611"/>
       <w:r>
         <w:lastRenderedPageBreak/>
         <w:t>Données et confidentialité</w:t>
@@ -17150,8 +17673,8 @@
     <w:p/>
     <w:p/>
     <w:sectPr>
-      <w:footerReference w:type="even" r:id="rId58"/>
-      <w:footerReference w:type="default" r:id="rId59"/>
+      <w:footerReference w:type="even" r:id="rId62"/>
+      <w:footerReference w:type="default" r:id="rId63"/>
       <w:pgSz w:w="12240" w:h="15840"/>
       <w:pgMar w:top="1440" w:right="1800" w:bottom="1440" w:left="1800" w:header="708" w:footer="708" w:gutter="0"/>
       <w:cols w:space="708"/>
@@ -18467,6 +18990,119 @@
     </w:lvl>
   </w:abstractNum>
   <w:abstractNum w:abstractNumId="10" w15:restartNumberingAfterBreak="0">
+    <w:nsid w:val="38C050C1"/>
+    <w:multiLevelType w:val="hybridMultilevel"/>
+    <w:tmpl w:val="76E25FB4"/>
+    <w:lvl w:ilvl="0" w:tplc="0C0C0001">
+      <w:start w:val="1"/>
+      <w:numFmt w:val="bullet"/>
+      <w:lvlText w:val=""/>
+      <w:lvlJc w:val="left"/>
+      <w:pPr>
+        <w:ind w:left="720" w:hanging="360"/>
+      </w:pPr>
+      <w:rPr>
+        <w:rFonts w:ascii="Symbol" w:hAnsi="Symbol" w:hint="default"/>
+      </w:rPr>
+    </w:lvl>
+    <w:lvl w:ilvl="1" w:tplc="0C0C0003">
+      <w:start w:val="1"/>
+      <w:numFmt w:val="bullet"/>
+      <w:lvlText w:val="o"/>
+      <w:lvlJc w:val="left"/>
+      <w:pPr>
+        <w:ind w:left="1440" w:hanging="360"/>
+      </w:pPr>
+      <w:rPr>
+        <w:rFonts w:ascii="Courier New" w:hAnsi="Courier New" w:hint="default"/>
+      </w:rPr>
+    </w:lvl>
+    <w:lvl w:ilvl="2" w:tplc="0C0C0005" w:tentative="1">
+      <w:start w:val="1"/>
+      <w:numFmt w:val="bullet"/>
+      <w:lvlText w:val=""/>
+      <w:lvlJc w:val="left"/>
+      <w:pPr>
+        <w:ind w:left="2160" w:hanging="360"/>
+      </w:pPr>
+      <w:rPr>
+        <w:rFonts w:ascii="Wingdings" w:hAnsi="Wingdings" w:hint="default"/>
+      </w:rPr>
+    </w:lvl>
+    <w:lvl w:ilvl="3" w:tplc="0C0C0001" w:tentative="1">
+      <w:start w:val="1"/>
+      <w:numFmt w:val="bullet"/>
+      <w:lvlText w:val=""/>
+      <w:lvlJc w:val="left"/>
+      <w:pPr>
+        <w:ind w:left="2880" w:hanging="360"/>
+      </w:pPr>
+      <w:rPr>
+        <w:rFonts w:ascii="Symbol" w:hAnsi="Symbol" w:hint="default"/>
+      </w:rPr>
+    </w:lvl>
+    <w:lvl w:ilvl="4" w:tplc="0C0C0003" w:tentative="1">
+      <w:start w:val="1"/>
+      <w:numFmt w:val="bullet"/>
+      <w:lvlText w:val="o"/>
+      <w:lvlJc w:val="left"/>
+      <w:pPr>
+        <w:ind w:left="3600" w:hanging="360"/>
+      </w:pPr>
+      <w:rPr>
+        <w:rFonts w:ascii="Courier New" w:hAnsi="Courier New" w:hint="default"/>
+      </w:rPr>
+    </w:lvl>
+    <w:lvl w:ilvl="5" w:tplc="0C0C0005" w:tentative="1">
+      <w:start w:val="1"/>
+      <w:numFmt w:val="bullet"/>
+      <w:lvlText w:val=""/>
+      <w:lvlJc w:val="left"/>
+      <w:pPr>
+        <w:ind w:left="4320" w:hanging="360"/>
+      </w:pPr>
+      <w:rPr>
+        <w:rFonts w:ascii="Wingdings" w:hAnsi="Wingdings" w:hint="default"/>
+      </w:rPr>
+    </w:lvl>
+    <w:lvl w:ilvl="6" w:tplc="0C0C0001" w:tentative="1">
+      <w:start w:val="1"/>
+      <w:numFmt w:val="bullet"/>
+      <w:lvlText w:val=""/>
+      <w:lvlJc w:val="left"/>
+      <w:pPr>
+        <w:ind w:left="5040" w:hanging="360"/>
+      </w:pPr>
+      <w:rPr>
+        <w:rFonts w:ascii="Symbol" w:hAnsi="Symbol" w:hint="default"/>
+      </w:rPr>
+    </w:lvl>
+    <w:lvl w:ilvl="7" w:tplc="0C0C0003" w:tentative="1">
+      <w:start w:val="1"/>
+      <w:numFmt w:val="bullet"/>
+      <w:lvlText w:val="o"/>
+      <w:lvlJc w:val="left"/>
+      <w:pPr>
+        <w:ind w:left="5760" w:hanging="360"/>
+      </w:pPr>
+      <w:rPr>
+        <w:rFonts w:ascii="Courier New" w:hAnsi="Courier New" w:hint="default"/>
+      </w:rPr>
+    </w:lvl>
+    <w:lvl w:ilvl="8" w:tplc="0C0C0005" w:tentative="1">
+      <w:start w:val="1"/>
+      <w:numFmt w:val="bullet"/>
+      <w:lvlText w:val=""/>
+      <w:lvlJc w:val="left"/>
+      <w:pPr>
+        <w:ind w:left="6480" w:hanging="360"/>
+      </w:pPr>
+      <w:rPr>
+        <w:rFonts w:ascii="Wingdings" w:hAnsi="Wingdings" w:hint="default"/>
+      </w:rPr>
+    </w:lvl>
+  </w:abstractNum>
+  <w:abstractNum w:abstractNumId="11" w15:restartNumberingAfterBreak="0">
     <w:nsid w:val="3AAC2501"/>
     <w:multiLevelType w:val="hybridMultilevel"/>
     <w:tmpl w:val="72F805C2"/>
@@ -18579,7 +19215,7 @@
       </w:rPr>
     </w:lvl>
   </w:abstractNum>
-  <w:abstractNum w:abstractNumId="11" w15:restartNumberingAfterBreak="0">
+  <w:abstractNum w:abstractNumId="12" w15:restartNumberingAfterBreak="0">
     <w:nsid w:val="4D0752E0"/>
     <w:multiLevelType w:val="hybridMultilevel"/>
     <w:tmpl w:val="3B605B30"/>
@@ -18692,7 +19328,7 @@
       </w:rPr>
     </w:lvl>
   </w:abstractNum>
-  <w:abstractNum w:abstractNumId="12" w15:restartNumberingAfterBreak="0">
+  <w:abstractNum w:abstractNumId="13" w15:restartNumberingAfterBreak="0">
     <w:nsid w:val="50D01508"/>
     <w:multiLevelType w:val="hybridMultilevel"/>
     <w:tmpl w:val="B70CFA54"/>
@@ -18805,7 +19441,7 @@
       </w:rPr>
     </w:lvl>
   </w:abstractNum>
-  <w:abstractNum w:abstractNumId="13" w15:restartNumberingAfterBreak="0">
+  <w:abstractNum w:abstractNumId="14" w15:restartNumberingAfterBreak="0">
     <w:nsid w:val="5A716877"/>
     <w:multiLevelType w:val="hybridMultilevel"/>
     <w:tmpl w:val="8E8E4A2C"/>
@@ -18918,7 +19554,7 @@
       </w:rPr>
     </w:lvl>
   </w:abstractNum>
-  <w:abstractNum w:abstractNumId="14" w15:restartNumberingAfterBreak="0">
+  <w:abstractNum w:abstractNumId="15" w15:restartNumberingAfterBreak="0">
     <w:nsid w:val="63A32CDF"/>
     <w:multiLevelType w:val="hybridMultilevel"/>
     <w:tmpl w:val="CC52FC26"/>
@@ -19031,7 +19667,7 @@
       </w:rPr>
     </w:lvl>
   </w:abstractNum>
-  <w:abstractNum w:abstractNumId="15" w15:restartNumberingAfterBreak="0">
+  <w:abstractNum w:abstractNumId="16" w15:restartNumberingAfterBreak="0">
     <w:nsid w:val="65D8608E"/>
     <w:multiLevelType w:val="hybridMultilevel"/>
     <w:tmpl w:val="D6A05E94"/>
@@ -19144,7 +19780,7 @@
       </w:rPr>
     </w:lvl>
   </w:abstractNum>
-  <w:abstractNum w:abstractNumId="16" w15:restartNumberingAfterBreak="0">
+  <w:abstractNum w:abstractNumId="17" w15:restartNumberingAfterBreak="0">
     <w:nsid w:val="68DD2ECC"/>
     <w:multiLevelType w:val="hybridMultilevel"/>
     <w:tmpl w:val="09986610"/>
@@ -19257,7 +19893,7 @@
       </w:rPr>
     </w:lvl>
   </w:abstractNum>
-  <w:abstractNum w:abstractNumId="17" w15:restartNumberingAfterBreak="0">
+  <w:abstractNum w:abstractNumId="18" w15:restartNumberingAfterBreak="0">
     <w:nsid w:val="6AB31D14"/>
     <w:multiLevelType w:val="hybridMultilevel"/>
     <w:tmpl w:val="80B66308"/>
@@ -19370,7 +20006,7 @@
       </w:rPr>
     </w:lvl>
   </w:abstractNum>
-  <w:abstractNum w:abstractNumId="18" w15:restartNumberingAfterBreak="0">
+  <w:abstractNum w:abstractNumId="19" w15:restartNumberingAfterBreak="0">
     <w:nsid w:val="6EB15937"/>
     <w:multiLevelType w:val="hybridMultilevel"/>
     <w:tmpl w:val="43FA29B4"/>
@@ -19483,7 +20119,7 @@
       </w:rPr>
     </w:lvl>
   </w:abstractNum>
-  <w:abstractNum w:abstractNumId="19" w15:restartNumberingAfterBreak="0">
+  <w:abstractNum w:abstractNumId="20" w15:restartNumberingAfterBreak="0">
     <w:nsid w:val="70C2196A"/>
     <w:multiLevelType w:val="hybridMultilevel"/>
     <w:tmpl w:val="578CE848"/>
@@ -19596,7 +20232,7 @@
       </w:rPr>
     </w:lvl>
   </w:abstractNum>
-  <w:abstractNum w:abstractNumId="20" w15:restartNumberingAfterBreak="0">
+  <w:abstractNum w:abstractNumId="21" w15:restartNumberingAfterBreak="0">
     <w:nsid w:val="74E00E45"/>
     <w:multiLevelType w:val="hybridMultilevel"/>
     <w:tmpl w:val="368E6B26"/>
@@ -19685,7 +20321,7 @@
       </w:pPr>
     </w:lvl>
   </w:abstractNum>
-  <w:abstractNum w:abstractNumId="21" w15:restartNumberingAfterBreak="0">
+  <w:abstractNum w:abstractNumId="22" w15:restartNumberingAfterBreak="0">
     <w:nsid w:val="7F7744F9"/>
     <w:multiLevelType w:val="hybridMultilevel"/>
     <w:tmpl w:val="7DFEF714"/>
@@ -19799,13 +20435,13 @@
     </w:lvl>
   </w:abstractNum>
   <w:num w:numId="1" w16cid:durableId="643966012">
-    <w:abstractNumId w:val="10"/>
+    <w:abstractNumId w:val="11"/>
   </w:num>
   <w:num w:numId="2" w16cid:durableId="1605764091">
-    <w:abstractNumId w:val="14"/>
+    <w:abstractNumId w:val="15"/>
   </w:num>
   <w:num w:numId="3" w16cid:durableId="804003311">
-    <w:abstractNumId w:val="20"/>
+    <w:abstractNumId w:val="21"/>
   </w:num>
   <w:num w:numId="4" w16cid:durableId="2016180753">
     <w:abstractNumId w:val="5"/>
@@ -19817,10 +20453,10 @@
     <w:abstractNumId w:val="8"/>
   </w:num>
   <w:num w:numId="7" w16cid:durableId="1416514746">
-    <w:abstractNumId w:val="12"/>
+    <w:abstractNumId w:val="13"/>
   </w:num>
   <w:num w:numId="8" w16cid:durableId="1370033198">
-    <w:abstractNumId w:val="17"/>
+    <w:abstractNumId w:val="18"/>
   </w:num>
   <w:num w:numId="9" w16cid:durableId="1049763020">
     <w:abstractNumId w:val="1"/>
@@ -19832,13 +20468,13 @@
     <w:abstractNumId w:val="6"/>
   </w:num>
   <w:num w:numId="12" w16cid:durableId="497234139">
-    <w:abstractNumId w:val="21"/>
+    <w:abstractNumId w:val="22"/>
   </w:num>
   <w:num w:numId="13" w16cid:durableId="2053340878">
-    <w:abstractNumId w:val="16"/>
+    <w:abstractNumId w:val="17"/>
   </w:num>
   <w:num w:numId="14" w16cid:durableId="494497118">
-    <w:abstractNumId w:val="18"/>
+    <w:abstractNumId w:val="19"/>
   </w:num>
   <w:num w:numId="15" w16cid:durableId="1253706216">
     <w:abstractNumId w:val="7"/>
@@ -19847,10 +20483,10 @@
     <w:abstractNumId w:val="3"/>
   </w:num>
   <w:num w:numId="17" w16cid:durableId="1453405683">
-    <w:abstractNumId w:val="19"/>
+    <w:abstractNumId w:val="20"/>
   </w:num>
   <w:num w:numId="18" w16cid:durableId="812064695">
-    <w:abstractNumId w:val="13"/>
+    <w:abstractNumId w:val="14"/>
   </w:num>
   <w:num w:numId="19" w16cid:durableId="82383897">
     <w:abstractNumId w:val="9"/>
@@ -19859,10 +20495,13 @@
     <w:abstractNumId w:val="0"/>
   </w:num>
   <w:num w:numId="21" w16cid:durableId="1408072003">
-    <w:abstractNumId w:val="11"/>
+    <w:abstractNumId w:val="12"/>
   </w:num>
   <w:num w:numId="22" w16cid:durableId="35592208">
-    <w:abstractNumId w:val="15"/>
+    <w:abstractNumId w:val="16"/>
+  </w:num>
+  <w:num w:numId="23" w16cid:durableId="763258721">
+    <w:abstractNumId w:val="10"/>
   </w:num>
 </w:numbering>
 </file>
